--- a/Ejercicio_1/Manuales/Manual de Programación y Pruebas - TeleVentas.docx
+++ b/Ejercicio_1/Manuales/Manual de Programación y Pruebas - TeleVentas.docx
@@ -485,10 +485,8 @@
       </w:sdtPr>
       <w:sdtEndPr>
         <w:rPr>
-          <w:rFonts w:asciiTheme="majorHAnsi" w:eastAsiaTheme="majorEastAsia" w:hAnsiTheme="majorHAnsi" w:cstheme="majorBidi"/>
-          <w:color w:val="244061" w:themeColor="accent1" w:themeShade="80"/>
-          <w:sz w:val="36"/>
-          <w:szCs w:val="36"/>
+          <w:sz w:val="22"/>
+          <w:szCs w:val="22"/>
         </w:rPr>
       </w:sdtEndPr>
       <w:sdtContent>
@@ -546,13 +544,13 @@
             </w:rPr>
             <w:fldChar w:fldCharType="separate"/>
           </w:r>
-          <w:hyperlink w:anchor="_Toc225265553" w:history="1">
+          <w:hyperlink w:anchor="_Toc226315625" w:history="1">
             <w:r>
               <w:rPr>
                 <w:rStyle w:val="Hyperlink"/>
                 <w:noProof/>
               </w:rPr>
-              <w:t>1. Definición del problema real</w:t>
+              <w:t>1. Enunciado del Problema:</w:t>
             </w:r>
             <w:r>
               <w:rPr>
@@ -573,7 +571,7 @@
                 <w:noProof/>
                 <w:webHidden/>
               </w:rPr>
-              <w:instrText xml:space="preserve"> PAGEREF _Toc225265553 \h </w:instrText>
+              <w:instrText xml:space="preserve"> PAGEREF _Toc226315625 \h </w:instrText>
             </w:r>
             <w:r>
               <w:rPr>
@@ -619,13 +617,13 @@
               <w14:ligatures w14:val="standardContextual"/>
             </w:rPr>
           </w:pPr>
-          <w:hyperlink w:anchor="_Toc225265554" w:history="1">
+          <w:hyperlink w:anchor="_Toc226315626" w:history="1">
             <w:r>
               <w:rPr>
                 <w:rStyle w:val="Hyperlink"/>
                 <w:noProof/>
               </w:rPr>
-              <w:t>2. Algoritmo en Python (Lógica de Solución)</w:t>
+              <w:t>2. Problema Resumido para el Código</w:t>
             </w:r>
             <w:r>
               <w:rPr>
@@ -646,7 +644,7 @@
                 <w:noProof/>
                 <w:webHidden/>
               </w:rPr>
-              <w:instrText xml:space="preserve"> PAGEREF _Toc225265554 \h </w:instrText>
+              <w:instrText xml:space="preserve"> PAGEREF _Toc226315626 \h </w:instrText>
             </w:r>
             <w:r>
               <w:rPr>
@@ -692,13 +690,13 @@
               <w14:ligatures w14:val="standardContextual"/>
             </w:rPr>
           </w:pPr>
-          <w:hyperlink w:anchor="_Toc225265555" w:history="1">
+          <w:hyperlink w:anchor="_Toc226315627" w:history="1">
             <w:r>
               <w:rPr>
                 <w:rStyle w:val="Hyperlink"/>
                 <w:noProof/>
               </w:rPr>
-              <w:t>3. Código en Visual Studio Code</w:t>
+              <w:t>3. Mapa UML de Código</w:t>
             </w:r>
             <w:r>
               <w:rPr>
@@ -719,7 +717,7 @@
                 <w:noProof/>
                 <w:webHidden/>
               </w:rPr>
-              <w:instrText xml:space="preserve"> PAGEREF _Toc225265555 \h </w:instrText>
+              <w:instrText xml:space="preserve"> PAGEREF _Toc226315627 \h </w:instrText>
             </w:r>
             <w:r>
               <w:rPr>
@@ -739,7 +737,7 @@
                 <w:noProof/>
                 <w:webHidden/>
               </w:rPr>
-              <w:t>6</w:t>
+              <w:t>4</w:t>
             </w:r>
             <w:r>
               <w:rPr>
@@ -765,13 +763,13 @@
               <w14:ligatures w14:val="standardContextual"/>
             </w:rPr>
           </w:pPr>
-          <w:hyperlink w:anchor="_Toc225265556" w:history="1">
+          <w:hyperlink w:anchor="_Toc226315628" w:history="1">
             <w:r>
               <w:rPr>
                 <w:rStyle w:val="Hyperlink"/>
                 <w:noProof/>
               </w:rPr>
-              <w:t>4. Prueba de Escritorio (Caso: Compra de Smart TV)</w:t>
+              <w:t>4. Creación de Ramas y Repositorio</w:t>
             </w:r>
             <w:r>
               <w:rPr>
@@ -792,7 +790,7 @@
                 <w:noProof/>
                 <w:webHidden/>
               </w:rPr>
-              <w:instrText xml:space="preserve"> PAGEREF _Toc225265556 \h </w:instrText>
+              <w:instrText xml:space="preserve"> PAGEREF _Toc226315628 \h </w:instrText>
             </w:r>
             <w:r>
               <w:rPr>
@@ -812,7 +810,226 @@
                 <w:noProof/>
                 <w:webHidden/>
               </w:rPr>
-              <w:t>7</w:t>
+              <w:t>5</w:t>
+            </w:r>
+            <w:r>
+              <w:rPr>
+                <w:noProof/>
+                <w:webHidden/>
+              </w:rPr>
+              <w:fldChar w:fldCharType="end"/>
+            </w:r>
+          </w:hyperlink>
+        </w:p>
+        <w:p>
+          <w:pPr>
+            <w:pStyle w:val="TOC1"/>
+            <w:tabs>
+              <w:tab w:val="right" w:leader="dot" w:pos="9350"/>
+            </w:tabs>
+            <w:rPr>
+              <w:rFonts w:cstheme="minorBidi"/>
+              <w:noProof/>
+              <w:kern w:val="2"/>
+              <w:sz w:val="24"/>
+              <w:szCs w:val="24"/>
+              <w14:ligatures w14:val="standardContextual"/>
+            </w:rPr>
+          </w:pPr>
+          <w:hyperlink w:anchor="_Toc226315629" w:history="1">
+            <w:r>
+              <w:rPr>
+                <w:rStyle w:val="Hyperlink"/>
+                <w:noProof/>
+              </w:rPr>
+              <w:t>5. Algoritmo en Python (Lógica de Solución)</w:t>
+            </w:r>
+            <w:r>
+              <w:rPr>
+                <w:noProof/>
+                <w:webHidden/>
+              </w:rPr>
+              <w:tab/>
+            </w:r>
+            <w:r>
+              <w:rPr>
+                <w:noProof/>
+                <w:webHidden/>
+              </w:rPr>
+              <w:fldChar w:fldCharType="begin"/>
+            </w:r>
+            <w:r>
+              <w:rPr>
+                <w:noProof/>
+                <w:webHidden/>
+              </w:rPr>
+              <w:instrText xml:space="preserve"> PAGEREF _Toc226315629 \h </w:instrText>
+            </w:r>
+            <w:r>
+              <w:rPr>
+                <w:noProof/>
+                <w:webHidden/>
+              </w:rPr>
+            </w:r>
+            <w:r>
+              <w:rPr>
+                <w:noProof/>
+                <w:webHidden/>
+              </w:rPr>
+              <w:fldChar w:fldCharType="separate"/>
+            </w:r>
+            <w:r>
+              <w:rPr>
+                <w:noProof/>
+                <w:webHidden/>
+              </w:rPr>
+              <w:t>6</w:t>
+            </w:r>
+            <w:r>
+              <w:rPr>
+                <w:noProof/>
+                <w:webHidden/>
+              </w:rPr>
+              <w:fldChar w:fldCharType="end"/>
+            </w:r>
+          </w:hyperlink>
+        </w:p>
+        <w:p>
+          <w:pPr>
+            <w:pStyle w:val="TOC1"/>
+            <w:tabs>
+              <w:tab w:val="right" w:leader="dot" w:pos="9350"/>
+            </w:tabs>
+            <w:rPr>
+              <w:rFonts w:cstheme="minorBidi"/>
+              <w:noProof/>
+              <w:kern w:val="2"/>
+              <w:sz w:val="24"/>
+              <w:szCs w:val="24"/>
+              <w14:ligatures w14:val="standardContextual"/>
+            </w:rPr>
+          </w:pPr>
+          <w:hyperlink w:anchor="_Toc226315630" w:history="1">
+            <w:r>
+              <w:rPr>
+                <w:rStyle w:val="Hyperlink"/>
+                <w:noProof/>
+              </w:rPr>
+              <w:t>6. Código en Visual Studio Code</w:t>
+            </w:r>
+            <w:r>
+              <w:rPr>
+                <w:noProof/>
+                <w:webHidden/>
+              </w:rPr>
+              <w:tab/>
+            </w:r>
+            <w:r>
+              <w:rPr>
+                <w:noProof/>
+                <w:webHidden/>
+              </w:rPr>
+              <w:fldChar w:fldCharType="begin"/>
+            </w:r>
+            <w:r>
+              <w:rPr>
+                <w:noProof/>
+                <w:webHidden/>
+              </w:rPr>
+              <w:instrText xml:space="preserve"> PAGEREF _Toc226315630 \h </w:instrText>
+            </w:r>
+            <w:r>
+              <w:rPr>
+                <w:noProof/>
+                <w:webHidden/>
+              </w:rPr>
+            </w:r>
+            <w:r>
+              <w:rPr>
+                <w:noProof/>
+                <w:webHidden/>
+              </w:rPr>
+              <w:fldChar w:fldCharType="separate"/>
+            </w:r>
+            <w:r>
+              <w:rPr>
+                <w:noProof/>
+                <w:webHidden/>
+              </w:rPr>
+              <w:t>9</w:t>
+            </w:r>
+            <w:r>
+              <w:rPr>
+                <w:noProof/>
+                <w:webHidden/>
+              </w:rPr>
+              <w:fldChar w:fldCharType="end"/>
+            </w:r>
+          </w:hyperlink>
+        </w:p>
+        <w:p>
+          <w:pPr>
+            <w:pStyle w:val="TOC1"/>
+            <w:tabs>
+              <w:tab w:val="right" w:leader="dot" w:pos="9350"/>
+            </w:tabs>
+            <w:rPr>
+              <w:rFonts w:cstheme="minorBidi"/>
+              <w:noProof/>
+              <w:kern w:val="2"/>
+              <w:sz w:val="24"/>
+              <w:szCs w:val="24"/>
+              <w14:ligatures w14:val="standardContextual"/>
+            </w:rPr>
+          </w:pPr>
+          <w:hyperlink w:anchor="_Toc226315631" w:history="1">
+            <w:r>
+              <w:rPr>
+                <w:rStyle w:val="Hyperlink"/>
+                <w:noProof/>
+              </w:rPr>
+              <w:t>7. Prueba de Escritorio</w:t>
+            </w:r>
+            <w:r>
+              <w:rPr>
+                <w:noProof/>
+                <w:webHidden/>
+              </w:rPr>
+              <w:tab/>
+            </w:r>
+            <w:r>
+              <w:rPr>
+                <w:noProof/>
+                <w:webHidden/>
+              </w:rPr>
+              <w:fldChar w:fldCharType="begin"/>
+            </w:r>
+            <w:r>
+              <w:rPr>
+                <w:noProof/>
+                <w:webHidden/>
+              </w:rPr>
+              <w:instrText xml:space="preserve"> PAGEREF _Toc226315631 \h </w:instrText>
+            </w:r>
+            <w:r>
+              <w:rPr>
+                <w:noProof/>
+                <w:webHidden/>
+              </w:rPr>
+            </w:r>
+            <w:r>
+              <w:rPr>
+                <w:noProof/>
+                <w:webHidden/>
+              </w:rPr>
+              <w:fldChar w:fldCharType="separate"/>
+            </w:r>
+            <w:r>
+              <w:rPr>
+                <w:noProof/>
+                <w:webHidden/>
+              </w:rPr>
+              <w:t>11</w:t>
             </w:r>
             <w:r>
               <w:rPr>
@@ -838,13 +1055,13 @@
               <w14:ligatures w14:val="standardContextual"/>
             </w:rPr>
           </w:pPr>
-          <w:hyperlink w:anchor="_Toc225265557" w:history="1">
+          <w:hyperlink w:anchor="_Toc226315632" w:history="1">
             <w:r>
               <w:rPr>
                 <w:rStyle w:val="Hyperlink"/>
                 <w:noProof/>
               </w:rPr>
-              <w:t>Resultado:</w:t>
+              <w:t>Inicialización de Objetos (Memoria/Inventario)</w:t>
             </w:r>
             <w:r>
               <w:rPr>
@@ -865,7 +1082,7 @@
                 <w:noProof/>
                 <w:webHidden/>
               </w:rPr>
-              <w:instrText xml:space="preserve"> PAGEREF _Toc225265557 \h </w:instrText>
+              <w:instrText xml:space="preserve"> PAGEREF _Toc226315632 \h </w:instrText>
             </w:r>
             <w:r>
               <w:rPr>
@@ -885,7 +1102,299 @@
                 <w:noProof/>
                 <w:webHidden/>
               </w:rPr>
-              <w:t>7</w:t>
+              <w:t>11</w:t>
+            </w:r>
+            <w:r>
+              <w:rPr>
+                <w:noProof/>
+                <w:webHidden/>
+              </w:rPr>
+              <w:fldChar w:fldCharType="end"/>
+            </w:r>
+          </w:hyperlink>
+        </w:p>
+        <w:p>
+          <w:pPr>
+            <w:pStyle w:val="TOC2"/>
+            <w:tabs>
+              <w:tab w:val="right" w:leader="dot" w:pos="9350"/>
+            </w:tabs>
+            <w:rPr>
+              <w:rFonts w:cstheme="minorBidi"/>
+              <w:noProof/>
+              <w:kern w:val="2"/>
+              <w:sz w:val="24"/>
+              <w:szCs w:val="24"/>
+              <w14:ligatures w14:val="standardContextual"/>
+            </w:rPr>
+          </w:pPr>
+          <w:hyperlink w:anchor="_Toc226315633" w:history="1">
+            <w:r>
+              <w:rPr>
+                <w:rStyle w:val="Hyperlink"/>
+                <w:noProof/>
+              </w:rPr>
+              <w:t>Flujo del Cliente (Orden de Compra)</w:t>
+            </w:r>
+            <w:r>
+              <w:rPr>
+                <w:noProof/>
+                <w:webHidden/>
+              </w:rPr>
+              <w:tab/>
+            </w:r>
+            <w:r>
+              <w:rPr>
+                <w:noProof/>
+                <w:webHidden/>
+              </w:rPr>
+              <w:fldChar w:fldCharType="begin"/>
+            </w:r>
+            <w:r>
+              <w:rPr>
+                <w:noProof/>
+                <w:webHidden/>
+              </w:rPr>
+              <w:instrText xml:space="preserve"> PAGEREF _Toc226315633 \h </w:instrText>
+            </w:r>
+            <w:r>
+              <w:rPr>
+                <w:noProof/>
+                <w:webHidden/>
+              </w:rPr>
+            </w:r>
+            <w:r>
+              <w:rPr>
+                <w:noProof/>
+                <w:webHidden/>
+              </w:rPr>
+              <w:fldChar w:fldCharType="separate"/>
+            </w:r>
+            <w:r>
+              <w:rPr>
+                <w:noProof/>
+                <w:webHidden/>
+              </w:rPr>
+              <w:t>11</w:t>
+            </w:r>
+            <w:r>
+              <w:rPr>
+                <w:noProof/>
+                <w:webHidden/>
+              </w:rPr>
+              <w:fldChar w:fldCharType="end"/>
+            </w:r>
+          </w:hyperlink>
+        </w:p>
+        <w:p>
+          <w:pPr>
+            <w:pStyle w:val="TOC2"/>
+            <w:tabs>
+              <w:tab w:val="right" w:leader="dot" w:pos="9350"/>
+            </w:tabs>
+            <w:rPr>
+              <w:rFonts w:cstheme="minorBidi"/>
+              <w:noProof/>
+              <w:kern w:val="2"/>
+              <w:sz w:val="24"/>
+              <w:szCs w:val="24"/>
+              <w14:ligatures w14:val="standardContextual"/>
+            </w:rPr>
+          </w:pPr>
+          <w:hyperlink w:anchor="_Toc226315634" w:history="1">
+            <w:r>
+              <w:rPr>
+                <w:rStyle w:val="Hyperlink"/>
+                <w:noProof/>
+              </w:rPr>
+              <w:t>Flujo Interno (Logística y Operaciones)</w:t>
+            </w:r>
+            <w:r>
+              <w:rPr>
+                <w:noProof/>
+                <w:webHidden/>
+              </w:rPr>
+              <w:tab/>
+            </w:r>
+            <w:r>
+              <w:rPr>
+                <w:noProof/>
+                <w:webHidden/>
+              </w:rPr>
+              <w:fldChar w:fldCharType="begin"/>
+            </w:r>
+            <w:r>
+              <w:rPr>
+                <w:noProof/>
+                <w:webHidden/>
+              </w:rPr>
+              <w:instrText xml:space="preserve"> PAGEREF _Toc226315634 \h </w:instrText>
+            </w:r>
+            <w:r>
+              <w:rPr>
+                <w:noProof/>
+                <w:webHidden/>
+              </w:rPr>
+            </w:r>
+            <w:r>
+              <w:rPr>
+                <w:noProof/>
+                <w:webHidden/>
+              </w:rPr>
+              <w:fldChar w:fldCharType="separate"/>
+            </w:r>
+            <w:r>
+              <w:rPr>
+                <w:noProof/>
+                <w:webHidden/>
+              </w:rPr>
+              <w:t>11</w:t>
+            </w:r>
+            <w:r>
+              <w:rPr>
+                <w:noProof/>
+                <w:webHidden/>
+              </w:rPr>
+              <w:fldChar w:fldCharType="end"/>
+            </w:r>
+          </w:hyperlink>
+        </w:p>
+        <w:p>
+          <w:pPr>
+            <w:pStyle w:val="TOC2"/>
+            <w:tabs>
+              <w:tab w:val="right" w:leader="dot" w:pos="9350"/>
+            </w:tabs>
+            <w:rPr>
+              <w:rFonts w:cstheme="minorBidi"/>
+              <w:noProof/>
+              <w:kern w:val="2"/>
+              <w:sz w:val="24"/>
+              <w:szCs w:val="24"/>
+              <w14:ligatures w14:val="standardContextual"/>
+            </w:rPr>
+          </w:pPr>
+          <w:hyperlink w:anchor="_Toc226315635" w:history="1">
+            <w:r>
+              <w:rPr>
+                <w:rStyle w:val="Hyperlink"/>
+                <w:noProof/>
+              </w:rPr>
+              <w:t>Salida en Consola</w:t>
+            </w:r>
+            <w:r>
+              <w:rPr>
+                <w:noProof/>
+                <w:webHidden/>
+              </w:rPr>
+              <w:tab/>
+            </w:r>
+            <w:r>
+              <w:rPr>
+                <w:noProof/>
+                <w:webHidden/>
+              </w:rPr>
+              <w:fldChar w:fldCharType="begin"/>
+            </w:r>
+            <w:r>
+              <w:rPr>
+                <w:noProof/>
+                <w:webHidden/>
+              </w:rPr>
+              <w:instrText xml:space="preserve"> PAGEREF _Toc226315635 \h </w:instrText>
+            </w:r>
+            <w:r>
+              <w:rPr>
+                <w:noProof/>
+                <w:webHidden/>
+              </w:rPr>
+            </w:r>
+            <w:r>
+              <w:rPr>
+                <w:noProof/>
+                <w:webHidden/>
+              </w:rPr>
+              <w:fldChar w:fldCharType="separate"/>
+            </w:r>
+            <w:r>
+              <w:rPr>
+                <w:noProof/>
+                <w:webHidden/>
+              </w:rPr>
+              <w:t>12</w:t>
+            </w:r>
+            <w:r>
+              <w:rPr>
+                <w:noProof/>
+                <w:webHidden/>
+              </w:rPr>
+              <w:fldChar w:fldCharType="end"/>
+            </w:r>
+          </w:hyperlink>
+        </w:p>
+        <w:p>
+          <w:pPr>
+            <w:pStyle w:val="TOC2"/>
+            <w:tabs>
+              <w:tab w:val="right" w:leader="dot" w:pos="9350"/>
+            </w:tabs>
+            <w:rPr>
+              <w:rFonts w:cstheme="minorBidi"/>
+              <w:noProof/>
+              <w:kern w:val="2"/>
+              <w:sz w:val="24"/>
+              <w:szCs w:val="24"/>
+              <w14:ligatures w14:val="standardContextual"/>
+            </w:rPr>
+          </w:pPr>
+          <w:hyperlink w:anchor="_Toc226315636" w:history="1">
+            <w:r>
+              <w:rPr>
+                <w:rStyle w:val="Hyperlink"/>
+                <w:noProof/>
+              </w:rPr>
+              <w:t>Resultado:</w:t>
+            </w:r>
+            <w:r>
+              <w:rPr>
+                <w:noProof/>
+                <w:webHidden/>
+              </w:rPr>
+              <w:tab/>
+            </w:r>
+            <w:r>
+              <w:rPr>
+                <w:noProof/>
+                <w:webHidden/>
+              </w:rPr>
+              <w:fldChar w:fldCharType="begin"/>
+            </w:r>
+            <w:r>
+              <w:rPr>
+                <w:noProof/>
+                <w:webHidden/>
+              </w:rPr>
+              <w:instrText xml:space="preserve"> PAGEREF _Toc226315636 \h </w:instrText>
+            </w:r>
+            <w:r>
+              <w:rPr>
+                <w:noProof/>
+                <w:webHidden/>
+              </w:rPr>
+            </w:r>
+            <w:r>
+              <w:rPr>
+                <w:noProof/>
+                <w:webHidden/>
+              </w:rPr>
+              <w:fldChar w:fldCharType="separate"/>
+            </w:r>
+            <w:r>
+              <w:rPr>
+                <w:noProof/>
+                <w:webHidden/>
+              </w:rPr>
+              <w:t>12</w:t>
             </w:r>
             <w:r>
               <w:rPr>
@@ -917,54 +1426,167 @@
             <w:fldChar w:fldCharType="end"/>
           </w:r>
         </w:p>
-        <w:p>
-          <w:pPr>
-            <w:rPr>
-              <w:b/>
-              <w:bCs/>
-              <w:sz w:val="24"/>
-              <w:szCs w:val="24"/>
-              <w:lang w:val="es-ES"/>
-            </w:rPr>
-          </w:pPr>
-          <w:r>
-            <w:rPr>
-              <w:b/>
-              <w:bCs/>
-              <w:sz w:val="24"/>
-              <w:szCs w:val="24"/>
-              <w:lang w:val="es-ES"/>
-            </w:rPr>
-            <w:br w:type="page"/>
-          </w:r>
-        </w:p>
-        <w:p>
-          <w:pPr>
-            <w:pStyle w:val="Heading1"/>
-            <w:rPr>
-              <w:lang w:val="es-ES"/>
-            </w:rPr>
-          </w:pPr>
-          <w:bookmarkStart w:id="0" w:name="_Toc225265553"/>
-          <w:r>
-            <w:rPr>
-              <w:rFonts w:asciiTheme="minorHAnsi" w:hAnsiTheme="minorHAnsi" w:cstheme="minorBidi"/>
-              <w:lang w:val="es-CO"/>
-            </w:rPr>
-            <w:lastRenderedPageBreak/>
-            <w:t xml:space="preserve">1. </w:t>
-          </w:r>
-          <w:r>
-            <w:rPr>
-              <w:rFonts w:asciiTheme="minorHAnsi" w:hAnsiTheme="minorHAnsi" w:cstheme="minorBidi"/>
-              <w:lang w:val="es-CO"/>
-            </w:rPr>
-            <w:t>Definición del problema real</w:t>
-          </w:r>
-        </w:p>
       </w:sdtContent>
     </w:sdt>
-    <w:bookmarkEnd w:id="0" w:displacedByCustomXml="prev"/>
+    <w:p>
+      <w:pPr>
+        <w:rPr>
+          <w:lang w:val="es-CO"/>
+        </w:rPr>
+      </w:pPr>
+    </w:p>
+    <w:p>
+      <w:pPr>
+        <w:rPr>
+          <w:lang w:val="es-CO"/>
+        </w:rPr>
+      </w:pPr>
+      <w:r>
+        <w:rPr>
+          <w:lang w:val="es-CO"/>
+        </w:rPr>
+        <w:br w:type="page"/>
+      </w:r>
+    </w:p>
+    <w:p>
+      <w:pPr>
+        <w:pStyle w:val="Heading1"/>
+        <w:rPr>
+          <w:lang w:val="es-CO"/>
+        </w:rPr>
+      </w:pPr>
+      <w:bookmarkStart w:id="0" w:name="_Toc226315625"/>
+      <w:r>
+        <w:rPr>
+          <w:lang w:val="es-CO"/>
+        </w:rPr>
+        <w:lastRenderedPageBreak/>
+        <w:t>1. Enunciado del Problema:</w:t>
+      </w:r>
+      <w:bookmarkEnd w:id="0"/>
+    </w:p>
+    <w:p>
+      <w:pPr>
+        <w:rPr>
+          <w:lang w:val="es-CO"/>
+        </w:rPr>
+      </w:pPr>
+      <w:r>
+        <w:rPr>
+          <w:lang w:val="es-CO"/>
+        </w:rPr>
+        <w:t xml:space="preserve">La empresa </w:t>
+      </w:r>
+      <w:proofErr w:type="spellStart"/>
+      <w:r>
+        <w:rPr>
+          <w:lang w:val="es-CO"/>
+        </w:rPr>
+        <w:t>TeleVentas</w:t>
+      </w:r>
+      <w:proofErr w:type="spellEnd"/>
+      <w:r>
+        <w:rPr>
+          <w:lang w:val="es-CO"/>
+        </w:rPr>
+        <w:t xml:space="preserve"> desea desarrollar un sistema web para el soporte de compras </w:t>
+      </w:r>
+      <w:r>
+        <w:rPr>
+          <w:lang w:val="es-CO"/>
+        </w:rPr>
+        <w:t xml:space="preserve">a </w:t>
+      </w:r>
+      <w:r>
+        <w:rPr>
+          <w:lang w:val="es-CO"/>
+        </w:rPr>
+        <w:t>distancia</w:t>
+      </w:r>
+      <w:r>
+        <w:rPr>
+          <w:lang w:val="es-CO"/>
+        </w:rPr>
+        <w:t xml:space="preserve">, de los productos que la empresa ofrece, por parte de sus clientes. Se prevé </w:t>
+      </w:r>
+      <w:r>
+        <w:rPr>
+          <w:lang w:val="es-CO"/>
+        </w:rPr>
+        <w:t>que,</w:t>
+      </w:r>
+      <w:r>
+        <w:rPr>
+          <w:lang w:val="es-CO"/>
+        </w:rPr>
+        <w:t xml:space="preserve"> con este sistema, los clientes podrán, fundamentalmente: realizar consultas del catálogo de los productos que se ofrecen, para obtener información acerca de un producto particular (código, descripción, precio, cantidad disponible, etc.); solicitar le envíen periódicamente y por correo electrónico dicho catálogo de productos; ingresar una orden de compra, para que se le envíe un conjunto de productos, ajustándose a un tipo de pago para la misma (actualmente sólo tarjeta de crédito); presentar una queja (por demoras en la entrega de los productos, por ejemplo); y cancelar una orden.</w:t>
+      </w:r>
+      <w:r>
+        <w:rPr>
+          <w:lang w:val="es-CO"/>
+        </w:rPr>
+        <w:t xml:space="preserve"> </w:t>
+      </w:r>
+    </w:p>
+    <w:p>
+      <w:pPr>
+        <w:rPr>
+          <w:lang w:val="es-CO"/>
+        </w:rPr>
+      </w:pPr>
+      <w:r>
+        <w:rPr>
+          <w:lang w:val="es-CO"/>
+        </w:rPr>
+        <w:t xml:space="preserve">Adicionalmente, se pretende que los agentes del depósito de la empresa utilicen el </w:t>
+      </w:r>
+      <w:r>
+        <w:rPr>
+          <w:lang w:val="es-CO"/>
+        </w:rPr>
+        <w:t xml:space="preserve">nuevo </w:t>
+      </w:r>
+      <w:r>
+        <w:rPr>
+          <w:lang w:val="es-CO"/>
+        </w:rPr>
+        <w:t>sistema</w:t>
+      </w:r>
+      <w:r>
+        <w:rPr>
+          <w:lang w:val="es-CO"/>
+        </w:rPr>
+        <w:t xml:space="preserve">, consultando las órdenes de compra confirmadas, para armar y empaquetar los productos pedidos en dichas órdenes de compra. Asimismo, se debe proveer soporte a estos agentes para determinar la logística para la entrega de cada pedido armado, seleccionando </w:t>
+      </w:r>
+      <w:r>
+        <w:rPr>
+          <w:lang w:val="es-CO"/>
+        </w:rPr>
+        <w:t>una empresa de transporte apropiada, y delegando a ésta la entrega del pedido</w:t>
+      </w:r>
+      <w:r>
+        <w:rPr>
+          <w:lang w:val="es-CO"/>
+        </w:rPr>
+        <w:t xml:space="preserve"> correspondiente. Por otra parte, es destacable que la empresa ya posee un sistema de inventario para el control de stock de productos. El nuevo sistema deberá interactuar con éste para, por ejemplo: consultar descripción y precio de productos al tomar órdenes de compra, o bien para actualizar la disponibilidad de productos al armar pedidos. Por otra parte, las quejas recibidas por parte de los clientes son remitidas inmediatamente al gerente de relaciones de la empresa.</w:t>
+      </w:r>
+    </w:p>
+    <w:p>
+      <w:pPr>
+        <w:pStyle w:val="Heading1"/>
+        <w:rPr>
+          <w:lang w:val="es-CO"/>
+        </w:rPr>
+      </w:pPr>
+      <w:bookmarkStart w:id="1" w:name="_Toc226315626"/>
+      <w:r>
+        <w:rPr>
+          <w:lang w:val="es-CO"/>
+        </w:rPr>
+        <w:t>2. Problema Resumido para el Código</w:t>
+      </w:r>
+      <w:bookmarkEnd w:id="1"/>
+    </w:p>
     <w:p>
       <w:pPr>
         <w:rPr>
@@ -998,6 +1620,12 @@
           <w:lang w:val="es-CO"/>
         </w:rPr>
       </w:pPr>
+      <w:r>
+        <w:rPr>
+          <w:lang w:val="es-CO"/>
+        </w:rPr>
+        <w:br w:type="page"/>
+      </w:r>
     </w:p>
     <w:p>
       <w:pPr>
@@ -1006,14 +1634,291 @@
           <w:lang w:val="es-CO"/>
         </w:rPr>
       </w:pPr>
-      <w:bookmarkStart w:id="1" w:name="_Toc225265554"/>
+      <w:bookmarkStart w:id="2" w:name="_Toc226315627"/>
       <w:r>
         <w:rPr>
           <w:lang w:val="es-CO"/>
         </w:rPr>
-        <w:t>2. Algoritmo en Python (Lógica de Solución)</w:t>
+        <w:lastRenderedPageBreak/>
+        <w:t>3. Mapa UML de Código</w:t>
       </w:r>
-      <w:bookmarkEnd w:id="1"/>
+      <w:bookmarkEnd w:id="2"/>
+    </w:p>
+    <w:p>
+      <w:pPr>
+        <w:rPr>
+          <w:lang w:val="es-CO"/>
+        </w:rPr>
+      </w:pPr>
+    </w:p>
+    <w:p>
+      <w:pPr>
+        <w:rPr>
+          <w:lang w:val="es-CO"/>
+        </w:rPr>
+      </w:pPr>
+      <w:r>
+        <w:rPr>
+          <w:lang w:val="es-CO"/>
+        </w:rPr>
+        <w:drawing>
+          <wp:inline distT="0" distB="0" distL="0" distR="0" wp14:anchorId="7232689F" wp14:editId="21BA1895">
+            <wp:extent cx="5943600" cy="6925310"/>
+            <wp:effectExtent l="0" t="0" r="0" b="8890"/>
+            <wp:docPr id="1319474953" name="Picture 2"/>
+            <wp:cNvGraphicFramePr>
+              <a:graphicFrameLocks xmlns:a="http://schemas.openxmlformats.org/drawingml/2006/main" noChangeAspect="1"/>
+            </wp:cNvGraphicFramePr>
+            <a:graphic xmlns:a="http://schemas.openxmlformats.org/drawingml/2006/main">
+              <a:graphicData uri="http://schemas.openxmlformats.org/drawingml/2006/picture">
+                <pic:pic xmlns:pic="http://schemas.openxmlformats.org/drawingml/2006/picture">
+                  <pic:nvPicPr>
+                    <pic:cNvPr id="0" name="Picture 6"/>
+                    <pic:cNvPicPr>
+                      <a:picLocks noChangeAspect="1" noChangeArrowheads="1"/>
+                    </pic:cNvPicPr>
+                  </pic:nvPicPr>
+                  <pic:blipFill>
+                    <a:blip r:embed="rId8">
+                      <a:extLst>
+                        <a:ext uri="{28A0092B-C50C-407E-A947-70E740481C1C}">
+                          <a14:useLocalDpi xmlns:a14="http://schemas.microsoft.com/office/drawing/2010/main" val="0"/>
+                        </a:ext>
+                      </a:extLst>
+                    </a:blip>
+                    <a:srcRect/>
+                    <a:stretch>
+                      <a:fillRect/>
+                    </a:stretch>
+                  </pic:blipFill>
+                  <pic:spPr bwMode="auto">
+                    <a:xfrm>
+                      <a:off x="0" y="0"/>
+                      <a:ext cx="5943600" cy="6925310"/>
+                    </a:xfrm>
+                    <a:prstGeom prst="rect">
+                      <a:avLst/>
+                    </a:prstGeom>
+                    <a:noFill/>
+                    <a:ln>
+                      <a:noFill/>
+                    </a:ln>
+                  </pic:spPr>
+                </pic:pic>
+              </a:graphicData>
+            </a:graphic>
+          </wp:inline>
+        </w:drawing>
+      </w:r>
+    </w:p>
+    <w:p>
+      <w:pPr>
+        <w:rPr>
+          <w:lang w:val="es-CO"/>
+        </w:rPr>
+      </w:pPr>
+    </w:p>
+    <w:p>
+      <w:pPr>
+        <w:pStyle w:val="Heading1"/>
+        <w:rPr>
+          <w:lang w:val="es-CO"/>
+        </w:rPr>
+      </w:pPr>
+      <w:bookmarkStart w:id="3" w:name="_Toc226315628"/>
+      <w:r>
+        <w:rPr>
+          <w:lang w:val="es-CO"/>
+        </w:rPr>
+        <w:lastRenderedPageBreak/>
+        <w:t>4. Creación de Ramas y Repo</w:t>
+      </w:r>
+      <w:r>
+        <w:rPr>
+          <w:lang w:val="es-CO"/>
+        </w:rPr>
+        <w:t>sitorio</w:t>
+      </w:r>
+      <w:bookmarkEnd w:id="3"/>
+    </w:p>
+    <w:p>
+      <w:pPr>
+        <w:rPr>
+          <w:lang w:val="es-CO"/>
+        </w:rPr>
+      </w:pPr>
+      <w:hyperlink r:id="rId9" w:history="1">
+        <w:r>
+          <w:rPr>
+            <w:rStyle w:val="Hyperlink"/>
+            <w:lang w:val="es-CO"/>
+          </w:rPr>
+          <w:t>https://github.com/bysgg/Act_3_Taller_Ejercicios_Python/tree/dev_sgutierrez78%40unisalle.edu.co</w:t>
+        </w:r>
+      </w:hyperlink>
+      <w:r>
+        <w:rPr>
+          <w:lang w:val="es-CO"/>
+        </w:rPr>
+        <w:t xml:space="preserve"> </w:t>
+      </w:r>
+    </w:p>
+    <w:p>
+      <w:pPr>
+        <w:rPr>
+          <w:lang w:val="es-CO"/>
+        </w:rPr>
+      </w:pPr>
+      <w:r>
+        <w:rPr>
+          <w:noProof/>
+        </w:rPr>
+        <w:drawing>
+          <wp:inline distT="0" distB="0" distL="0" distR="0" wp14:anchorId="04D74351" wp14:editId="07036677">
+            <wp:extent cx="5943600" cy="2838450"/>
+            <wp:effectExtent l="0" t="0" r="0" b="0"/>
+            <wp:docPr id="901156862" name="Picture 1"/>
+            <wp:cNvGraphicFramePr>
+              <a:graphicFrameLocks xmlns:a="http://schemas.openxmlformats.org/drawingml/2006/main" noChangeAspect="1"/>
+            </wp:cNvGraphicFramePr>
+            <a:graphic xmlns:a="http://schemas.openxmlformats.org/drawingml/2006/main">
+              <a:graphicData uri="http://schemas.openxmlformats.org/drawingml/2006/picture">
+                <pic:pic xmlns:pic="http://schemas.openxmlformats.org/drawingml/2006/picture">
+                  <pic:nvPicPr>
+                    <pic:cNvPr id="901156862" name=""/>
+                    <pic:cNvPicPr/>
+                  </pic:nvPicPr>
+                  <pic:blipFill>
+                    <a:blip r:embed="rId10"/>
+                    <a:stretch>
+                      <a:fillRect/>
+                    </a:stretch>
+                  </pic:blipFill>
+                  <pic:spPr>
+                    <a:xfrm>
+                      <a:off x="0" y="0"/>
+                      <a:ext cx="5943600" cy="2838450"/>
+                    </a:xfrm>
+                    <a:prstGeom prst="rect">
+                      <a:avLst/>
+                    </a:prstGeom>
+                  </pic:spPr>
+                </pic:pic>
+              </a:graphicData>
+            </a:graphic>
+          </wp:inline>
+        </w:drawing>
+      </w:r>
+    </w:p>
+    <w:p>
+      <w:pPr>
+        <w:rPr>
+          <w:lang w:val="es-CO"/>
+        </w:rPr>
+      </w:pPr>
+      <w:r>
+        <w:rPr>
+          <w:lang w:val="es-CO"/>
+        </w:rPr>
+        <w:t>Se crean las ramas</w:t>
+      </w:r>
+    </w:p>
+    <w:p>
+      <w:pPr>
+        <w:pStyle w:val="ListParagraph"/>
+        <w:numPr>
+          <w:ilvl w:val="0"/>
+          <w:numId w:val="38"/>
+        </w:numPr>
+        <w:rPr>
+          <w:b/>
+          <w:bCs/>
+        </w:rPr>
+      </w:pPr>
+      <w:r>
+        <w:rPr>
+          <w:b/>
+          <w:bCs/>
+        </w:rPr>
+        <w:t xml:space="preserve">Main, Develop y </w:t>
+      </w:r>
+      <w:r>
+        <w:rPr>
+          <w:b/>
+          <w:bCs/>
+        </w:rPr>
+        <w:t>dev_sgutierrez78@unisalle.edu.co</w:t>
+      </w:r>
+    </w:p>
+    <w:p>
+      <w:pPr>
+        <w:rPr>
+          <w:lang w:val="es-CO"/>
+        </w:rPr>
+      </w:pPr>
+      <w:r>
+        <w:rPr>
+          <w:noProof/>
+        </w:rPr>
+        <w:drawing>
+          <wp:inline distT="0" distB="0" distL="0" distR="0" wp14:anchorId="0723155A" wp14:editId="4E6C4147">
+            <wp:extent cx="5943600" cy="3516630"/>
+            <wp:effectExtent l="0" t="0" r="0" b="7620"/>
+            <wp:docPr id="1492531498" name="Picture 1"/>
+            <wp:cNvGraphicFramePr>
+              <a:graphicFrameLocks xmlns:a="http://schemas.openxmlformats.org/drawingml/2006/main" noChangeAspect="1"/>
+            </wp:cNvGraphicFramePr>
+            <a:graphic xmlns:a="http://schemas.openxmlformats.org/drawingml/2006/main">
+              <a:graphicData uri="http://schemas.openxmlformats.org/drawingml/2006/picture">
+                <pic:pic xmlns:pic="http://schemas.openxmlformats.org/drawingml/2006/picture">
+                  <pic:nvPicPr>
+                    <pic:cNvPr id="1492531498" name=""/>
+                    <pic:cNvPicPr/>
+                  </pic:nvPicPr>
+                  <pic:blipFill>
+                    <a:blip r:embed="rId11"/>
+                    <a:stretch>
+                      <a:fillRect/>
+                    </a:stretch>
+                  </pic:blipFill>
+                  <pic:spPr>
+                    <a:xfrm>
+                      <a:off x="0" y="0"/>
+                      <a:ext cx="5943600" cy="3516630"/>
+                    </a:xfrm>
+                    <a:prstGeom prst="rect">
+                      <a:avLst/>
+                    </a:prstGeom>
+                  </pic:spPr>
+                </pic:pic>
+              </a:graphicData>
+            </a:graphic>
+          </wp:inline>
+        </w:drawing>
+      </w:r>
+    </w:p>
+    <w:p>
+      <w:pPr>
+        <w:pStyle w:val="Heading1"/>
+        <w:rPr>
+          <w:lang w:val="es-CO"/>
+        </w:rPr>
+      </w:pPr>
+      <w:bookmarkStart w:id="4" w:name="_Toc226315629"/>
+      <w:r>
+        <w:rPr>
+          <w:lang w:val="es-CO"/>
+        </w:rPr>
+        <w:lastRenderedPageBreak/>
+        <w:t>5</w:t>
+      </w:r>
+      <w:r>
+        <w:rPr>
+          <w:lang w:val="es-CO"/>
+        </w:rPr>
+        <w:t>. Algoritmo en Python (Lógica de Solución)</w:t>
+      </w:r>
+      <w:bookmarkEnd w:id="4"/>
     </w:p>
     <w:p>
       <w:pPr>
@@ -1307,6 +2212,20 @@
               <w:rPr>
                 <w:lang w:val="es-CO"/>
               </w:rPr>
+              <w:t>TarjetaCredito</w:t>
+            </w:r>
+            <w:proofErr w:type="spellEnd"/>
+            <w:r>
+              <w:rPr>
+                <w:lang w:val="es-CO"/>
+              </w:rPr>
+              <w:t xml:space="preserve">, </w:t>
+            </w:r>
+            <w:proofErr w:type="spellStart"/>
+            <w:r>
+              <w:rPr>
+                <w:lang w:val="es-CO"/>
+              </w:rPr>
               <w:t>OrdenCompra</w:t>
             </w:r>
             <w:proofErr w:type="spellEnd"/>
@@ -1321,7 +2240,7 @@
               <w:rPr>
                 <w:lang w:val="es-CO"/>
               </w:rPr>
-              <w:t>TarjetaCredito</w:t>
+              <w:t>AgenteDeposito</w:t>
             </w:r>
             <w:proofErr w:type="spellEnd"/>
             <w:r>
@@ -1335,28 +2254,63 @@
               <w:rPr>
                 <w:lang w:val="es-CO"/>
               </w:rPr>
-              <w:t>AgenteDeposito</w:t>
+              <w:t>Logistica</w:t>
             </w:r>
             <w:proofErr w:type="spellEnd"/>
             <w:r>
               <w:rPr>
                 <w:lang w:val="es-CO"/>
               </w:rPr>
-              <w:t xml:space="preserve">, </w:t>
-            </w:r>
+              <w:t>, Queja</w:t>
+            </w:r>
+          </w:p>
+          <w:p>
+            <w:pPr>
+              <w:rPr>
+                <w:lang w:val="es-CO"/>
+              </w:rPr>
+            </w:pPr>
             <w:proofErr w:type="spellStart"/>
             <w:r>
               <w:rPr>
                 <w:lang w:val="es-CO"/>
               </w:rPr>
-              <w:t>Logistica</w:t>
+              <w:t>from</w:t>
             </w:r>
             <w:proofErr w:type="spellEnd"/>
             <w:r>
               <w:rPr>
                 <w:lang w:val="es-CO"/>
               </w:rPr>
-              <w:t>, Queja</w:t>
+              <w:t xml:space="preserve"> </w:t>
+            </w:r>
+            <w:proofErr w:type="spellStart"/>
+            <w:r>
+              <w:rPr>
+                <w:lang w:val="es-CO"/>
+              </w:rPr>
+              <w:t>typing</w:t>
+            </w:r>
+            <w:proofErr w:type="spellEnd"/>
+            <w:r>
+              <w:rPr>
+                <w:lang w:val="es-CO"/>
+              </w:rPr>
+              <w:t xml:space="preserve"> </w:t>
+            </w:r>
+            <w:proofErr w:type="spellStart"/>
+            <w:r>
+              <w:rPr>
+                <w:lang w:val="es-CO"/>
+              </w:rPr>
+              <w:t>import</w:t>
+            </w:r>
+            <w:proofErr w:type="spellEnd"/>
+            <w:r>
+              <w:rPr>
+                <w:lang w:val="es-CO"/>
+              </w:rPr>
+              <w:t xml:space="preserve"> List</w:t>
             </w:r>
           </w:p>
           <w:p>
@@ -1389,16 +2343,20 @@
             <w:proofErr w:type="spellStart"/>
             <w:r>
               <w:rPr>
-                <w:lang w:val="es-CO"/>
-              </w:rPr>
-              <w:t>simulacion_</w:t>
+                <w:b/>
+                <w:bCs/>
+                <w:lang w:val="es-CO"/>
+              </w:rPr>
+              <w:t>mostrar_</w:t>
             </w:r>
             <w:proofErr w:type="gramStart"/>
             <w:r>
               <w:rPr>
-                <w:lang w:val="es-CO"/>
-              </w:rPr>
-              <w:t>televentas</w:t>
+                <w:b/>
+                <w:bCs/>
+                <w:lang w:val="es-CO"/>
+              </w:rPr>
+              <w:t>encabezado</w:t>
             </w:r>
             <w:proofErr w:type="spellEnd"/>
             <w:r>
@@ -1407,12 +2365,169 @@
               </w:rPr>
               <w:t>(</w:t>
             </w:r>
+            <w:proofErr w:type="spellStart"/>
             <w:proofErr w:type="gramEnd"/>
             <w:r>
               <w:rPr>
+                <w:i/>
+                <w:iCs/>
+                <w:lang w:val="es-CO"/>
+              </w:rPr>
+              <w:t>titulo</w:t>
+            </w:r>
+            <w:proofErr w:type="spellEnd"/>
+            <w:r>
+              <w:rPr>
+                <w:lang w:val="es-CO"/>
+              </w:rPr>
+              <w:t xml:space="preserve">: </w:t>
+            </w:r>
+            <w:proofErr w:type="spellStart"/>
+            <w:r>
+              <w:rPr>
+                <w:lang w:val="es-CO"/>
+              </w:rPr>
+              <w:t>str</w:t>
+            </w:r>
+            <w:proofErr w:type="spellEnd"/>
+            <w:r>
+              <w:rPr>
                 <w:lang w:val="es-CO"/>
               </w:rPr>
               <w:t>):</w:t>
+            </w:r>
+          </w:p>
+          <w:p>
+            <w:pPr>
+              <w:rPr>
+                <w:lang w:val="es-CO"/>
+              </w:rPr>
+            </w:pPr>
+            <w:r>
+              <w:rPr>
+                <w:lang w:val="es-CO"/>
+              </w:rPr>
+              <w:t xml:space="preserve">    </w:t>
+            </w:r>
+            <w:proofErr w:type="spellStart"/>
+            <w:proofErr w:type="gramStart"/>
+            <w:r>
+              <w:rPr>
+                <w:b/>
+                <w:bCs/>
+                <w:lang w:val="es-CO"/>
+              </w:rPr>
+              <w:t>print</w:t>
+            </w:r>
+            <w:proofErr w:type="spellEnd"/>
+            <w:r>
+              <w:rPr>
+                <w:lang w:val="es-CO"/>
+              </w:rPr>
+              <w:t>(</w:t>
+            </w:r>
+            <w:proofErr w:type="gramEnd"/>
+            <w:r>
+              <w:rPr>
+                <w:lang w:val="es-CO"/>
+              </w:rPr>
+              <w:t>"\n" + "="*50)</w:t>
+            </w:r>
+          </w:p>
+          <w:p>
+            <w:pPr>
+              <w:rPr>
+                <w:lang w:val="es-CO"/>
+              </w:rPr>
+            </w:pPr>
+            <w:r>
+              <w:rPr>
+                <w:lang w:val="es-CO"/>
+              </w:rPr>
+              <w:t xml:space="preserve">    </w:t>
+            </w:r>
+            <w:proofErr w:type="spellStart"/>
+            <w:proofErr w:type="gramStart"/>
+            <w:r>
+              <w:rPr>
+                <w:b/>
+                <w:bCs/>
+                <w:lang w:val="es-CO"/>
+              </w:rPr>
+              <w:t>print</w:t>
+            </w:r>
+            <w:proofErr w:type="spellEnd"/>
+            <w:r>
+              <w:rPr>
+                <w:lang w:val="es-CO"/>
+              </w:rPr>
+              <w:t>(</w:t>
+            </w:r>
+            <w:proofErr w:type="gramEnd"/>
+            <w:r>
+              <w:rPr>
+                <w:lang w:val="es-CO"/>
+              </w:rPr>
+              <w:t>f"    </w:t>
+            </w:r>
+            <w:proofErr w:type="gramStart"/>
+            <w:r>
+              <w:rPr>
+                <w:lang w:val="es-CO"/>
+              </w:rPr>
+              <w:t xml:space="preserve">   {</w:t>
+            </w:r>
+            <w:proofErr w:type="gramEnd"/>
+            <w:r>
+              <w:rPr>
+                <w:i/>
+                <w:iCs/>
+                <w:lang w:val="es-CO"/>
+              </w:rPr>
+              <w:t>titulo</w:t>
+            </w:r>
+            <w:r>
+              <w:rPr>
+                <w:lang w:val="es-CO"/>
+              </w:rPr>
+              <w:t>}")</w:t>
+            </w:r>
+          </w:p>
+          <w:p>
+            <w:pPr>
+              <w:rPr>
+                <w:lang w:val="es-CO"/>
+              </w:rPr>
+            </w:pPr>
+            <w:r>
+              <w:rPr>
+                <w:lang w:val="es-CO"/>
+              </w:rPr>
+              <w:t xml:space="preserve">    </w:t>
+            </w:r>
+            <w:proofErr w:type="spellStart"/>
+            <w:proofErr w:type="gramStart"/>
+            <w:r>
+              <w:rPr>
+                <w:b/>
+                <w:bCs/>
+                <w:lang w:val="es-CO"/>
+              </w:rPr>
+              <w:t>print</w:t>
+            </w:r>
+            <w:proofErr w:type="spellEnd"/>
+            <w:r>
+              <w:rPr>
+                <w:lang w:val="es-CO"/>
+              </w:rPr>
+              <w:t>(</w:t>
+            </w:r>
+            <w:proofErr w:type="gramEnd"/>
+            <w:r>
+              <w:rPr>
+                <w:lang w:val="es-CO"/>
+              </w:rPr>
+              <w:t>"="*50)</w:t>
             </w:r>
           </w:p>
           <w:p>
@@ -1428,11 +2543,51 @@
                 <w:lang w:val="es-CO"/>
               </w:rPr>
             </w:pPr>
-            <w:r>
-              <w:rPr>
-                <w:lang w:val="es-CO"/>
-              </w:rPr>
-              <w:t># Usar un diseño de consola más limpio</w:t>
+            <w:proofErr w:type="spellStart"/>
+            <w:r>
+              <w:rPr>
+                <w:lang w:val="es-CO"/>
+              </w:rPr>
+              <w:t>def</w:t>
+            </w:r>
+            <w:proofErr w:type="spellEnd"/>
+            <w:r>
+              <w:rPr>
+                <w:lang w:val="es-CO"/>
+              </w:rPr>
+              <w:t xml:space="preserve"> </w:t>
+            </w:r>
+            <w:proofErr w:type="spellStart"/>
+            <w:r>
+              <w:rPr>
+                <w:b/>
+                <w:bCs/>
+                <w:lang w:val="es-CO"/>
+              </w:rPr>
+              <w:t>ejecutar_sistema_</w:t>
+            </w:r>
+            <w:proofErr w:type="gramStart"/>
+            <w:r>
+              <w:rPr>
+                <w:b/>
+                <w:bCs/>
+                <w:lang w:val="es-CO"/>
+              </w:rPr>
+              <w:t>ventas</w:t>
+            </w:r>
+            <w:proofErr w:type="spellEnd"/>
+            <w:r>
+              <w:rPr>
+                <w:lang w:val="es-CO"/>
+              </w:rPr>
+              <w:t>(</w:t>
+            </w:r>
+            <w:proofErr w:type="gramEnd"/>
+            <w:r>
+              <w:rPr>
+                <w:lang w:val="es-CO"/>
+              </w:rPr>
+              <w:t>):</w:t>
             </w:r>
           </w:p>
           <w:p>
@@ -1445,15 +2600,25 @@
               <w:rPr>
                 <w:lang w:val="es-CO"/>
               </w:rPr>
-              <w:t xml:space="preserve">    </w:t>
+              <w:t xml:space="preserve">    </w:t>
             </w:r>
             <w:proofErr w:type="spellStart"/>
+            <w:r>
+              <w:rPr>
+                <w:b/>
+                <w:bCs/>
+                <w:lang w:val="es-CO"/>
+              </w:rPr>
+              <w:t>mostrar_</w:t>
+            </w:r>
             <w:proofErr w:type="gramStart"/>
             <w:r>
               <w:rPr>
-                <w:lang w:val="es-CO"/>
-              </w:rPr>
-              <w:t>print</w:t>
+                <w:b/>
+                <w:bCs/>
+                <w:lang w:val="es-CO"/>
+              </w:rPr>
+              <w:t>encabezado</w:t>
             </w:r>
             <w:proofErr w:type="spellEnd"/>
             <w:r>
@@ -1467,434 +2632,7 @@
               <w:rPr>
                 <w:lang w:val="es-CO"/>
               </w:rPr>
-              <w:t>"="*40)</w:t>
-            </w:r>
-          </w:p>
-          <w:p>
-            <w:pPr>
-              <w:rPr>
-                <w:lang w:val="es-CO"/>
-              </w:rPr>
-            </w:pPr>
-            <w:r>
-              <w:rPr>
-                <w:lang w:val="es-CO"/>
-              </w:rPr>
-              <w:t xml:space="preserve">    </w:t>
-            </w:r>
-            <w:proofErr w:type="spellStart"/>
-            <w:proofErr w:type="gramStart"/>
-            <w:r>
-              <w:rPr>
-                <w:lang w:val="es-CO"/>
-              </w:rPr>
-              <w:t>print</w:t>
-            </w:r>
-            <w:proofErr w:type="spellEnd"/>
-            <w:r>
-              <w:rPr>
-                <w:lang w:val="es-CO"/>
-              </w:rPr>
-              <w:t>(</w:t>
-            </w:r>
-            <w:proofErr w:type="gramEnd"/>
-            <w:r>
-              <w:rPr>
-                <w:lang w:val="es-CO"/>
-              </w:rPr>
-              <w:t>"      SISTEMA TELEVENTAS LA SALLE")</w:t>
-            </w:r>
-          </w:p>
-          <w:p>
-            <w:pPr>
-              <w:rPr>
-                <w:lang w:val="es-CO"/>
-              </w:rPr>
-            </w:pPr>
-            <w:r>
-              <w:rPr>
-                <w:lang w:val="es-CO"/>
-              </w:rPr>
-              <w:t xml:space="preserve">    </w:t>
-            </w:r>
-            <w:proofErr w:type="spellStart"/>
-            <w:proofErr w:type="gramStart"/>
-            <w:r>
-              <w:rPr>
-                <w:lang w:val="es-CO"/>
-              </w:rPr>
-              <w:t>print</w:t>
-            </w:r>
-            <w:proofErr w:type="spellEnd"/>
-            <w:r>
-              <w:rPr>
-                <w:lang w:val="es-CO"/>
-              </w:rPr>
-              <w:t>(</w:t>
-            </w:r>
-            <w:proofErr w:type="gramEnd"/>
-            <w:r>
-              <w:rPr>
-                <w:lang w:val="es-CO"/>
-              </w:rPr>
-              <w:t>"="*40)</w:t>
-            </w:r>
-          </w:p>
-          <w:p>
-            <w:pPr>
-              <w:rPr>
-                <w:lang w:val="es-CO"/>
-              </w:rPr>
-            </w:pPr>
-            <w:r>
-              <w:rPr>
-                <w:lang w:val="es-CO"/>
-              </w:rPr>
-              <w:t xml:space="preserve">    </w:t>
-            </w:r>
-          </w:p>
-          <w:p>
-            <w:pPr>
-              <w:rPr>
-                <w:lang w:val="es-CO"/>
-              </w:rPr>
-            </w:pPr>
-            <w:r>
-              <w:rPr>
-                <w:lang w:val="es-CO"/>
-              </w:rPr>
-              <w:t xml:space="preserve">    # 1. Catálogo e Inventario</w:t>
-            </w:r>
-          </w:p>
-          <w:p>
-            <w:pPr>
-              <w:rPr>
-                <w:lang w:val="es-CO"/>
-              </w:rPr>
-            </w:pPr>
-            <w:r>
-              <w:rPr>
-                <w:lang w:val="es-CO"/>
-              </w:rPr>
-              <w:t xml:space="preserve">    p1 = </w:t>
-            </w:r>
-            <w:proofErr w:type="gramStart"/>
-            <w:r>
-              <w:rPr>
-                <w:lang w:val="es-CO"/>
-              </w:rPr>
-              <w:t>Producto(</w:t>
-            </w:r>
-            <w:proofErr w:type="gramEnd"/>
-            <w:r>
-              <w:rPr>
-                <w:lang w:val="es-CO"/>
-              </w:rPr>
-              <w:t>"TV01", "Smart TV 50", 1800000, 10)</w:t>
-            </w:r>
-          </w:p>
-          <w:p>
-            <w:pPr>
-              <w:rPr>
-                <w:lang w:val="es-CO"/>
-              </w:rPr>
-            </w:pPr>
-            <w:r>
-              <w:rPr>
-                <w:lang w:val="es-CO"/>
-              </w:rPr>
-              <w:t xml:space="preserve">    </w:t>
-            </w:r>
-          </w:p>
-          <w:p>
-            <w:pPr>
-              <w:rPr>
-                <w:lang w:val="es-CO"/>
-              </w:rPr>
-            </w:pPr>
-            <w:r>
-              <w:rPr>
-                <w:lang w:val="es-CO"/>
-              </w:rPr>
-              <w:t xml:space="preserve">    # 2. El cliente crea orden y paga</w:t>
-            </w:r>
-          </w:p>
-          <w:p>
-            <w:pPr>
-              <w:rPr>
-                <w:lang w:val="es-CO"/>
-              </w:rPr>
-            </w:pPr>
-            <w:r>
-              <w:rPr>
-                <w:lang w:val="es-CO"/>
-              </w:rPr>
-              <w:t xml:space="preserve">    </w:t>
-            </w:r>
-            <w:proofErr w:type="spellStart"/>
-            <w:r>
-              <w:rPr>
-                <w:lang w:val="es-CO"/>
-              </w:rPr>
-              <w:t>mi_orden</w:t>
-            </w:r>
-            <w:proofErr w:type="spellEnd"/>
-            <w:r>
-              <w:rPr>
-                <w:lang w:val="es-CO"/>
-              </w:rPr>
-              <w:t xml:space="preserve"> = </w:t>
-            </w:r>
-            <w:proofErr w:type="spellStart"/>
-            <w:proofErr w:type="gramStart"/>
-            <w:r>
-              <w:rPr>
-                <w:lang w:val="es-CO"/>
-              </w:rPr>
-              <w:t>OrdenCompra</w:t>
-            </w:r>
-            <w:proofErr w:type="spellEnd"/>
-            <w:r>
-              <w:rPr>
-                <w:lang w:val="es-CO"/>
-              </w:rPr>
-              <w:t>(</w:t>
-            </w:r>
-            <w:proofErr w:type="gramEnd"/>
-            <w:r>
-              <w:rPr>
-                <w:lang w:val="es-CO"/>
-              </w:rPr>
-              <w:t>"</w:t>
-            </w:r>
-            <w:proofErr w:type="spellStart"/>
-            <w:r>
-              <w:rPr>
-                <w:lang w:val="es-CO"/>
-              </w:rPr>
-              <w:t>Sebastian</w:t>
-            </w:r>
-            <w:proofErr w:type="spellEnd"/>
-            <w:r>
-              <w:rPr>
-                <w:lang w:val="es-CO"/>
-              </w:rPr>
-              <w:t xml:space="preserve"> </w:t>
-            </w:r>
-            <w:proofErr w:type="spellStart"/>
-            <w:r>
-              <w:rPr>
-                <w:lang w:val="es-CO"/>
-              </w:rPr>
-              <w:t>Gutierrez</w:t>
-            </w:r>
-            <w:proofErr w:type="spellEnd"/>
-            <w:r>
-              <w:rPr>
-                <w:lang w:val="es-CO"/>
-              </w:rPr>
-              <w:t>")</w:t>
-            </w:r>
-          </w:p>
-          <w:p>
-            <w:pPr>
-              <w:rPr>
-                <w:lang w:val="es-CO"/>
-              </w:rPr>
-            </w:pPr>
-            <w:r>
-              <w:rPr>
-                <w:lang w:val="es-CO"/>
-              </w:rPr>
-              <w:t xml:space="preserve">    </w:t>
-            </w:r>
-            <w:proofErr w:type="spellStart"/>
-            <w:r>
-              <w:rPr>
-                <w:lang w:val="es-CO"/>
-              </w:rPr>
-              <w:t>mi_</w:t>
-            </w:r>
-            <w:proofErr w:type="gramStart"/>
-            <w:r>
-              <w:rPr>
-                <w:lang w:val="es-CO"/>
-              </w:rPr>
-              <w:t>orden.agregar</w:t>
-            </w:r>
-            <w:proofErr w:type="gramEnd"/>
-            <w:r>
-              <w:rPr>
-                <w:lang w:val="es-CO"/>
-              </w:rPr>
-              <w:t>_</w:t>
-            </w:r>
-            <w:proofErr w:type="gramStart"/>
-            <w:r>
-              <w:rPr>
-                <w:lang w:val="es-CO"/>
-              </w:rPr>
-              <w:t>item</w:t>
-            </w:r>
-            <w:proofErr w:type="spellEnd"/>
-            <w:r>
-              <w:rPr>
-                <w:lang w:val="es-CO"/>
-              </w:rPr>
-              <w:t>(</w:t>
-            </w:r>
-            <w:proofErr w:type="gramEnd"/>
-            <w:r>
-              <w:rPr>
-                <w:lang w:val="es-CO"/>
-              </w:rPr>
-              <w:t>p1, 1)</w:t>
-            </w:r>
-          </w:p>
-          <w:p>
-            <w:pPr>
-              <w:rPr>
-                <w:lang w:val="es-CO"/>
-              </w:rPr>
-            </w:pPr>
-            <w:r>
-              <w:rPr>
-                <w:lang w:val="es-CO"/>
-              </w:rPr>
-              <w:t xml:space="preserve">    </w:t>
-            </w:r>
-          </w:p>
-          <w:p>
-            <w:pPr>
-              <w:rPr>
-                <w:lang w:val="es-CO"/>
-              </w:rPr>
-            </w:pPr>
-            <w:r>
-              <w:rPr>
-                <w:lang w:val="es-CO"/>
-              </w:rPr>
-              <w:t xml:space="preserve">    pago = </w:t>
-            </w:r>
-            <w:proofErr w:type="spellStart"/>
-            <w:proofErr w:type="gramStart"/>
-            <w:r>
-              <w:rPr>
-                <w:lang w:val="es-CO"/>
-              </w:rPr>
-              <w:t>TarjetaCredito</w:t>
-            </w:r>
-            <w:proofErr w:type="spellEnd"/>
-            <w:r>
-              <w:rPr>
-                <w:lang w:val="es-CO"/>
-              </w:rPr>
-              <w:t>(</w:t>
-            </w:r>
-            <w:proofErr w:type="gramEnd"/>
-            <w:r>
-              <w:rPr>
-                <w:lang w:val="es-CO"/>
-              </w:rPr>
-              <w:t>)</w:t>
-            </w:r>
-          </w:p>
-          <w:p>
-            <w:pPr>
-              <w:rPr>
-                <w:lang w:val="es-CO"/>
-              </w:rPr>
-            </w:pPr>
-            <w:r>
-              <w:rPr>
-                <w:lang w:val="es-CO"/>
-              </w:rPr>
-              <w:t xml:space="preserve">    </w:t>
-            </w:r>
-            <w:proofErr w:type="spellStart"/>
-            <w:r>
-              <w:rPr>
-                <w:lang w:val="es-CO"/>
-              </w:rPr>
-              <w:t>if</w:t>
-            </w:r>
-            <w:proofErr w:type="spellEnd"/>
-            <w:r>
-              <w:rPr>
-                <w:lang w:val="es-CO"/>
-              </w:rPr>
-              <w:t xml:space="preserve"> </w:t>
-            </w:r>
-            <w:proofErr w:type="spellStart"/>
-            <w:proofErr w:type="gramStart"/>
-            <w:r>
-              <w:rPr>
-                <w:lang w:val="es-CO"/>
-              </w:rPr>
-              <w:t>pago.procesar</w:t>
-            </w:r>
-            <w:proofErr w:type="gramEnd"/>
-            <w:r>
-              <w:rPr>
-                <w:lang w:val="es-CO"/>
-              </w:rPr>
-              <w:t>_</w:t>
-            </w:r>
-            <w:proofErr w:type="gramStart"/>
-            <w:r>
-              <w:rPr>
-                <w:lang w:val="es-CO"/>
-              </w:rPr>
-              <w:t>pago</w:t>
-            </w:r>
-            <w:proofErr w:type="spellEnd"/>
-            <w:r>
-              <w:rPr>
-                <w:lang w:val="es-CO"/>
-              </w:rPr>
-              <w:t>(</w:t>
-            </w:r>
-            <w:proofErr w:type="gramEnd"/>
-            <w:r>
-              <w:rPr>
-                <w:lang w:val="es-CO"/>
-              </w:rPr>
-              <w:t>1800000):</w:t>
-            </w:r>
-          </w:p>
-          <w:p>
-            <w:pPr>
-              <w:rPr>
-                <w:lang w:val="es-CO"/>
-              </w:rPr>
-            </w:pPr>
-            <w:r>
-              <w:rPr>
-                <w:lang w:val="es-CO"/>
-              </w:rPr>
-              <w:t xml:space="preserve">        </w:t>
-            </w:r>
-            <w:proofErr w:type="spellStart"/>
-            <w:r>
-              <w:rPr>
-                <w:lang w:val="es-CO"/>
-              </w:rPr>
-              <w:t>mi_</w:t>
-            </w:r>
-            <w:proofErr w:type="gramStart"/>
-            <w:r>
-              <w:rPr>
-                <w:lang w:val="es-CO"/>
-              </w:rPr>
-              <w:t>orden.estado</w:t>
-            </w:r>
-            <w:proofErr w:type="spellEnd"/>
-            <w:proofErr w:type="gramEnd"/>
-            <w:r>
-              <w:rPr>
-                <w:lang w:val="es-CO"/>
-              </w:rPr>
-              <w:t xml:space="preserve"> = "PAGADA"</w:t>
+              <w:t>"SISTEMA DE TELEVENTAS - COMPRAS A DISTANCIA")</w:t>
             </w:r>
           </w:p>
           <w:p>
@@ -1914,7 +2652,39 @@
               <w:rPr>
                 <w:lang w:val="es-CO"/>
               </w:rPr>
-              <w:t xml:space="preserve">    # 3. Agente de Depósito (Consultando órdenes pagadas)</w:t>
+              <w:t xml:space="preserve">    </w:t>
+            </w:r>
+            <w:r>
+              <w:rPr>
+                <w:i/>
+                <w:iCs/>
+                <w:lang w:val="es-CO"/>
+              </w:rPr>
+              <w:t># 1. SIMULACIÓN DE INVENTARIO EXISTENTE (Requisito: El sistema posee un inventario)</w:t>
+            </w:r>
+          </w:p>
+          <w:p>
+            <w:r>
+              <w:rPr>
+                <w:lang w:val="es-CO"/>
+              </w:rPr>
+              <w:t xml:space="preserve">    </w:t>
+            </w:r>
+            <w:r>
+              <w:t xml:space="preserve">p1 = </w:t>
+            </w:r>
+            <w:proofErr w:type="spellStart"/>
+            <w:proofErr w:type="gramStart"/>
+            <w:r>
+              <w:t>Producto</w:t>
+            </w:r>
+            <w:proofErr w:type="spellEnd"/>
+            <w:r>
+              <w:t>(</w:t>
+            </w:r>
+            <w:proofErr w:type="gramEnd"/>
+            <w:r>
+              <w:t>"A101", "Laptop Gaming Pro", 1200.50, 10)</w:t>
             </w:r>
           </w:p>
           <w:p>
@@ -1924,32 +2694,27 @@
               </w:rPr>
             </w:pPr>
             <w:r>
-              <w:rPr>
-                <w:lang w:val="es-CO"/>
-              </w:rPr>
-              <w:t xml:space="preserve">    agente = </w:t>
-            </w:r>
-            <w:proofErr w:type="spellStart"/>
+              <w:t xml:space="preserve">    </w:t>
+            </w:r>
+            <w:r>
+              <w:rPr>
+                <w:lang w:val="es-CO"/>
+              </w:rPr>
+              <w:t xml:space="preserve">p2 = </w:t>
+            </w:r>
             <w:proofErr w:type="gramStart"/>
             <w:r>
               <w:rPr>
                 <w:lang w:val="es-CO"/>
               </w:rPr>
-              <w:t>AgenteDeposito</w:t>
-            </w:r>
-            <w:proofErr w:type="spellEnd"/>
-            <w:r>
-              <w:rPr>
-                <w:lang w:val="es-CO"/>
-              </w:rPr>
-              <w:t>(</w:t>
+              <w:t>Producto(</w:t>
             </w:r>
             <w:proofErr w:type="gramEnd"/>
             <w:r>
               <w:rPr>
                 <w:lang w:val="es-CO"/>
               </w:rPr>
-              <w:t>)</w:t>
+              <w:t>"B202", "Mouse Ergonómico inalámbrico", 45.00, 50)</w:t>
             </w:r>
           </w:p>
           <w:p>
@@ -1962,43 +2727,61 @@
               <w:rPr>
                 <w:lang w:val="es-CO"/>
               </w:rPr>
-              <w:t xml:space="preserve">    </w:t>
-            </w:r>
-            <w:proofErr w:type="spellStart"/>
+              <w:t xml:space="preserve">    p3 = </w:t>
+            </w:r>
             <w:proofErr w:type="gramStart"/>
             <w:r>
               <w:rPr>
                 <w:lang w:val="es-CO"/>
               </w:rPr>
-              <w:t>agente.armar</w:t>
+              <w:t>Producto(</w:t>
             </w:r>
             <w:proofErr w:type="gramEnd"/>
             <w:r>
               <w:rPr>
                 <w:lang w:val="es-CO"/>
               </w:rPr>
-              <w:t>_pedido</w:t>
-            </w:r>
-            <w:proofErr w:type="spellEnd"/>
-            <w:r>
-              <w:rPr>
-                <w:lang w:val="es-CO"/>
-              </w:rPr>
-              <w:t>(</w:t>
-            </w:r>
-            <w:proofErr w:type="spellStart"/>
-            <w:r>
-              <w:rPr>
-                <w:lang w:val="es-CO"/>
-              </w:rPr>
-              <w:t>mi_orden</w:t>
-            </w:r>
-            <w:proofErr w:type="spellEnd"/>
-            <w:r>
-              <w:rPr>
-                <w:lang w:val="es-CO"/>
-              </w:rPr>
-              <w:t>)</w:t>
+              <w:t>"C303", "Teclado Mecánico RGB", 80.00, 5)</w:t>
+            </w:r>
+          </w:p>
+          <w:p>
+            <w:pPr>
+              <w:rPr>
+                <w:lang w:val="es-CO"/>
+              </w:rPr>
+            </w:pPr>
+            <w:r>
+              <w:rPr>
+                <w:lang w:val="es-CO"/>
+              </w:rPr>
+              <w:t xml:space="preserve">    </w:t>
+            </w:r>
+          </w:p>
+          <w:p>
+            <w:pPr>
+              <w:rPr>
+                <w:lang w:val="es-CO"/>
+              </w:rPr>
+            </w:pPr>
+            <w:r>
+              <w:rPr>
+                <w:lang w:val="es-CO"/>
+              </w:rPr>
+              <w:t xml:space="preserve">    inventario: </w:t>
+            </w:r>
+            <w:proofErr w:type="gramStart"/>
+            <w:r>
+              <w:rPr>
+                <w:lang w:val="es-CO"/>
+              </w:rPr>
+              <w:t>List[</w:t>
+            </w:r>
+            <w:proofErr w:type="gramEnd"/>
+            <w:r>
+              <w:rPr>
+                <w:lang w:val="es-CO"/>
+              </w:rPr>
+              <w:t>Producto] = [p1, p2, p3]</w:t>
             </w:r>
           </w:p>
           <w:p>
@@ -2018,8 +2801,15 @@
               <w:rPr>
                 <w:lang w:val="es-CO"/>
               </w:rPr>
-              <w:lastRenderedPageBreak/>
-              <w:t xml:space="preserve">    # 4. Logística (Selección de transporte)</w:t>
+              <w:t xml:space="preserve">    </w:t>
+            </w:r>
+            <w:r>
+              <w:rPr>
+                <w:i/>
+                <w:iCs/>
+                <w:lang w:val="es-CO"/>
+              </w:rPr>
+              <w:t># --- FLUJO DE CLIENTE ---</w:t>
             </w:r>
           </w:p>
           <w:p>
@@ -2032,21 +2822,56 @@
               <w:rPr>
                 <w:lang w:val="es-CO"/>
               </w:rPr>
-              <w:t xml:space="preserve">    </w:t>
+              <w:t xml:space="preserve">    </w:t>
+            </w:r>
+            <w:r>
+              <w:rPr>
+                <w:i/>
+                <w:iCs/>
+                <w:lang w:val="es-CO"/>
+              </w:rPr>
+              <w:t xml:space="preserve"># 2. CONSULTA DE CATÁLOGO (Requisito: Obtener </w:t>
             </w:r>
             <w:proofErr w:type="spellStart"/>
             <w:r>
               <w:rPr>
-                <w:lang w:val="es-CO"/>
-              </w:rPr>
-              <w:t>Logistica.asignar_</w:t>
-            </w:r>
+                <w:i/>
+                <w:iCs/>
+                <w:lang w:val="es-CO"/>
+              </w:rPr>
+              <w:t>info</w:t>
+            </w:r>
+            <w:proofErr w:type="spellEnd"/>
+            <w:r>
+              <w:rPr>
+                <w:i/>
+                <w:iCs/>
+                <w:lang w:val="es-CO"/>
+              </w:rPr>
+              <w:t xml:space="preserve"> de código, descripción, precio, stock)</w:t>
+            </w:r>
+          </w:p>
+          <w:p>
+            <w:pPr>
+              <w:rPr>
+                <w:lang w:val="es-CO"/>
+              </w:rPr>
+            </w:pPr>
+            <w:r>
+              <w:rPr>
+                <w:lang w:val="es-CO"/>
+              </w:rPr>
+              <w:t xml:space="preserve">    </w:t>
+            </w:r>
+            <w:proofErr w:type="spellStart"/>
             <w:proofErr w:type="gramStart"/>
             <w:r>
               <w:rPr>
-                <w:lang w:val="es-CO"/>
-              </w:rPr>
-              <w:t>transporte</w:t>
+                <w:b/>
+                <w:bCs/>
+                <w:lang w:val="es-CO"/>
+              </w:rPr>
+              <w:t>print</w:t>
             </w:r>
             <w:proofErr w:type="spellEnd"/>
             <w:r>
@@ -2055,20 +2880,335 @@
               </w:rPr>
               <w:t>(</w:t>
             </w:r>
+            <w:proofErr w:type="gramEnd"/>
+            <w:r>
+              <w:rPr>
+                <w:lang w:val="es-CO"/>
+              </w:rPr>
+              <w:t>"\</w:t>
+            </w:r>
+            <w:proofErr w:type="gramStart"/>
+            <w:r>
+              <w:rPr>
+                <w:lang w:val="es-CO"/>
+              </w:rPr>
+              <w:t>n[</w:t>
+            </w:r>
+            <w:proofErr w:type="gramEnd"/>
+            <w:r>
+              <w:rPr>
+                <w:lang w:val="es-CO"/>
+              </w:rPr>
+              <w:t>CATÁLOGO DE PRODUCTOS]")</w:t>
+            </w:r>
+          </w:p>
+          <w:p>
+            <w:r>
+              <w:rPr>
+                <w:lang w:val="es-CO"/>
+              </w:rPr>
+              <w:t xml:space="preserve">    </w:t>
+            </w:r>
+            <w:r>
+              <w:t xml:space="preserve">for prod in </w:t>
+            </w:r>
             <w:proofErr w:type="spellStart"/>
+            <w:r>
+              <w:t>inventario</w:t>
+            </w:r>
+            <w:proofErr w:type="spellEnd"/>
+            <w:r>
+              <w:t>:</w:t>
+            </w:r>
+          </w:p>
+          <w:p>
+            <w:r>
+              <w:t xml:space="preserve">        </w:t>
+            </w:r>
+            <w:r>
+              <w:rPr>
+                <w:b/>
+                <w:bCs/>
+              </w:rPr>
+              <w:t>print</w:t>
+            </w:r>
+            <w:r>
+              <w:t>(prod)</w:t>
+            </w:r>
+          </w:p>
+          <w:p/>
+          <w:p>
+            <w:pPr>
+              <w:rPr>
+                <w:lang w:val="es-CO"/>
+              </w:rPr>
+            </w:pPr>
+            <w:r>
+              <w:t xml:space="preserve">    </w:t>
+            </w:r>
+            <w:r>
+              <w:rPr>
+                <w:i/>
+                <w:iCs/>
+                <w:lang w:val="es-CO"/>
+              </w:rPr>
+              <w:t># 3. GENERAR ORDEN DE COMPRA (Requisito: Ingresar orden de compra)</w:t>
+            </w:r>
+          </w:p>
+          <w:p>
+            <w:pPr>
+              <w:rPr>
+                <w:lang w:val="es-CO"/>
+              </w:rPr>
+            </w:pPr>
+            <w:r>
+              <w:rPr>
+                <w:lang w:val="es-CO"/>
+              </w:rPr>
+              <w:t xml:space="preserve">    </w:t>
+            </w:r>
+            <w:proofErr w:type="spellStart"/>
+            <w:r>
+              <w:rPr>
+                <w:lang w:val="es-CO"/>
+              </w:rPr>
+              <w:t>orden_sebas</w:t>
+            </w:r>
+            <w:proofErr w:type="spellEnd"/>
+            <w:r>
+              <w:rPr>
+                <w:lang w:val="es-CO"/>
+              </w:rPr>
+              <w:t xml:space="preserve"> = </w:t>
+            </w:r>
+            <w:proofErr w:type="spellStart"/>
+            <w:proofErr w:type="gramStart"/>
+            <w:r>
+              <w:rPr>
+                <w:lang w:val="es-CO"/>
+              </w:rPr>
+              <w:t>OrdenCompra</w:t>
+            </w:r>
+            <w:proofErr w:type="spellEnd"/>
+            <w:r>
+              <w:rPr>
+                <w:lang w:val="es-CO"/>
+              </w:rPr>
+              <w:t>(</w:t>
+            </w:r>
             <w:proofErr w:type="gramEnd"/>
             <w:r>
               <w:rPr>
                 <w:lang w:val="es-CO"/>
               </w:rPr>
-              <w:t>mi_orden</w:t>
+              <w:t>"</w:t>
+            </w:r>
+            <w:proofErr w:type="spellStart"/>
+            <w:r>
+              <w:rPr>
+                <w:lang w:val="es-CO"/>
+              </w:rPr>
+              <w:t>Sebastian</w:t>
             </w:r>
             <w:proofErr w:type="spellEnd"/>
             <w:r>
               <w:rPr>
                 <w:lang w:val="es-CO"/>
               </w:rPr>
-              <w:t>, "Servientrega")</w:t>
+              <w:t xml:space="preserve"> </w:t>
+            </w:r>
+            <w:proofErr w:type="spellStart"/>
+            <w:r>
+              <w:rPr>
+                <w:lang w:val="es-CO"/>
+              </w:rPr>
+              <w:t>Gutierrez</w:t>
+            </w:r>
+            <w:proofErr w:type="spellEnd"/>
+            <w:r>
+              <w:rPr>
+                <w:lang w:val="es-CO"/>
+              </w:rPr>
+              <w:t>")</w:t>
+            </w:r>
+          </w:p>
+          <w:p>
+            <w:pPr>
+              <w:rPr>
+                <w:lang w:val="es-CO"/>
+              </w:rPr>
+            </w:pPr>
+            <w:r>
+              <w:rPr>
+                <w:lang w:val="es-CO"/>
+              </w:rPr>
+              <w:t xml:space="preserve">    </w:t>
+            </w:r>
+            <w:proofErr w:type="spellStart"/>
+            <w:r>
+              <w:rPr>
+                <w:b/>
+                <w:bCs/>
+                <w:lang w:val="es-CO"/>
+              </w:rPr>
+              <w:t>print</w:t>
+            </w:r>
+            <w:proofErr w:type="spellEnd"/>
+            <w:r>
+              <w:rPr>
+                <w:lang w:val="es-CO"/>
+              </w:rPr>
+              <w:t>("\n[CLIENTE] Creando orden de compra...")</w:t>
+            </w:r>
+          </w:p>
+          <w:p>
+            <w:pPr>
+              <w:rPr>
+                <w:lang w:val="es-CO"/>
+              </w:rPr>
+            </w:pPr>
+            <w:r>
+              <w:rPr>
+                <w:lang w:val="es-CO"/>
+              </w:rPr>
+              <w:t xml:space="preserve">    </w:t>
+            </w:r>
+            <w:proofErr w:type="spellStart"/>
+            <w:r>
+              <w:rPr>
+                <w:lang w:val="es-CO"/>
+              </w:rPr>
+              <w:t>orden_</w:t>
+            </w:r>
+            <w:proofErr w:type="gramStart"/>
+            <w:r>
+              <w:rPr>
+                <w:lang w:val="es-CO"/>
+              </w:rPr>
+              <w:t>sebas.</w:t>
+            </w:r>
+            <w:r>
+              <w:rPr>
+                <w:b/>
+                <w:bCs/>
+                <w:lang w:val="es-CO"/>
+              </w:rPr>
+              <w:t>agregar</w:t>
+            </w:r>
+            <w:proofErr w:type="gramEnd"/>
+            <w:r>
+              <w:rPr>
+                <w:b/>
+                <w:bCs/>
+                <w:lang w:val="es-CO"/>
+              </w:rPr>
+              <w:t>_</w:t>
+            </w:r>
+            <w:proofErr w:type="gramStart"/>
+            <w:r>
+              <w:rPr>
+                <w:b/>
+                <w:bCs/>
+                <w:lang w:val="es-CO"/>
+              </w:rPr>
+              <w:t>producto</w:t>
+            </w:r>
+            <w:proofErr w:type="spellEnd"/>
+            <w:r>
+              <w:rPr>
+                <w:lang w:val="es-CO"/>
+              </w:rPr>
+              <w:t>(</w:t>
+            </w:r>
+            <w:proofErr w:type="gramEnd"/>
+            <w:r>
+              <w:rPr>
+                <w:lang w:val="es-CO"/>
+              </w:rPr>
+              <w:t xml:space="preserve">p1, 1) </w:t>
+            </w:r>
+            <w:r>
+              <w:rPr>
+                <w:i/>
+                <w:iCs/>
+                <w:lang w:val="es-CO"/>
+              </w:rPr>
+              <w:t># Compra 1 Laptop</w:t>
+            </w:r>
+          </w:p>
+          <w:p>
+            <w:pPr>
+              <w:rPr>
+                <w:lang w:val="es-CO"/>
+              </w:rPr>
+            </w:pPr>
+            <w:r>
+              <w:rPr>
+                <w:lang w:val="es-CO"/>
+              </w:rPr>
+              <w:t xml:space="preserve">    </w:t>
+            </w:r>
+            <w:proofErr w:type="spellStart"/>
+            <w:r>
+              <w:rPr>
+                <w:lang w:val="es-CO"/>
+              </w:rPr>
+              <w:t>orden_</w:t>
+            </w:r>
+            <w:proofErr w:type="gramStart"/>
+            <w:r>
+              <w:rPr>
+                <w:lang w:val="es-CO"/>
+              </w:rPr>
+              <w:t>sebas.</w:t>
+            </w:r>
+            <w:r>
+              <w:rPr>
+                <w:b/>
+                <w:bCs/>
+                <w:lang w:val="es-CO"/>
+              </w:rPr>
+              <w:t>agregar</w:t>
+            </w:r>
+            <w:proofErr w:type="gramEnd"/>
+            <w:r>
+              <w:rPr>
+                <w:b/>
+                <w:bCs/>
+                <w:lang w:val="es-CO"/>
+              </w:rPr>
+              <w:t>_</w:t>
+            </w:r>
+            <w:proofErr w:type="gramStart"/>
+            <w:r>
+              <w:rPr>
+                <w:b/>
+                <w:bCs/>
+                <w:lang w:val="es-CO"/>
+              </w:rPr>
+              <w:t>producto</w:t>
+            </w:r>
+            <w:proofErr w:type="spellEnd"/>
+            <w:r>
+              <w:rPr>
+                <w:lang w:val="es-CO"/>
+              </w:rPr>
+              <w:t>(</w:t>
+            </w:r>
+            <w:proofErr w:type="gramEnd"/>
+            <w:r>
+              <w:rPr>
+                <w:lang w:val="es-CO"/>
+              </w:rPr>
+              <w:t xml:space="preserve">p3, 2) </w:t>
+            </w:r>
+            <w:r>
+              <w:rPr>
+                <w:i/>
+                <w:iCs/>
+                <w:lang w:val="es-CO"/>
+              </w:rPr>
+              <w:t># Compra 2 Teclados</w:t>
             </w:r>
           </w:p>
           <w:p>
@@ -2088,7 +3228,15 @@
               <w:rPr>
                 <w:lang w:val="es-CO"/>
               </w:rPr>
-              <w:t># 5. Soporte (Remisión inmediata a gerencia)</w:t>
+              <w:t xml:space="preserve">    </w:t>
+            </w:r>
+            <w:r>
+              <w:rPr>
+                <w:i/>
+                <w:iCs/>
+                <w:lang w:val="es-CO"/>
+              </w:rPr>
+              <w:t># 4. PROCESAR PAGO (Requisito: Actualmente sólo tarjeta de crédito)</w:t>
             </w:r>
           </w:p>
           <w:p>
@@ -2101,7 +3249,7 @@
               <w:rPr>
                 <w:lang w:val="es-CO"/>
               </w:rPr>
-              <w:t xml:space="preserve">    </w:t>
+              <w:t xml:space="preserve">    pago = </w:t>
             </w:r>
             <w:proofErr w:type="spellStart"/>
             <w:proofErr w:type="gramStart"/>
@@ -2109,7 +3257,7 @@
               <w:rPr>
                 <w:lang w:val="es-CO"/>
               </w:rPr>
-              <w:t>print</w:t>
+              <w:t>TarjetaCredito</w:t>
             </w:r>
             <w:proofErr w:type="spellEnd"/>
             <w:r>
@@ -2123,7 +3271,7 @@
               <w:rPr>
                 <w:lang w:val="es-CO"/>
               </w:rPr>
-              <w:t>"\n" + "-"*40)</w:t>
+              <w:t>)</w:t>
             </w:r>
           </w:p>
           <w:p>
@@ -2136,72 +3284,21 @@
               <w:rPr>
                 <w:lang w:val="es-CO"/>
               </w:rPr>
-              <w:t xml:space="preserve">    reclamo = </w:t>
-            </w:r>
-            <w:proofErr w:type="gramStart"/>
-            <w:r>
-              <w:rPr>
-                <w:lang w:val="es-CO"/>
-              </w:rPr>
-              <w:t>Queja(</w:t>
-            </w:r>
-            <w:proofErr w:type="gramEnd"/>
-            <w:r>
-              <w:rPr>
-                <w:lang w:val="es-CO"/>
-              </w:rPr>
-              <w:t>"</w:t>
+              <w:t xml:space="preserve">    </w:t>
             </w:r>
             <w:proofErr w:type="spellStart"/>
             <w:r>
               <w:rPr>
                 <w:lang w:val="es-CO"/>
               </w:rPr>
-              <w:t>Sebastian</w:t>
+              <w:t>monto_total</w:t>
             </w:r>
             <w:proofErr w:type="spellEnd"/>
             <w:r>
               <w:rPr>
                 <w:lang w:val="es-CO"/>
               </w:rPr>
-              <w:t xml:space="preserve"> G.", "Caja del TV un poco golpeada")</w:t>
-            </w:r>
-          </w:p>
-          <w:p>
-            <w:r>
-              <w:rPr>
-                <w:lang w:val="es-CO"/>
-              </w:rPr>
-              <w:t xml:space="preserve">    </w:t>
-            </w:r>
-            <w:proofErr w:type="spellStart"/>
-            <w:proofErr w:type="gramStart"/>
-            <w:r>
-              <w:t>reclamo.remitir</w:t>
-            </w:r>
-            <w:proofErr w:type="spellEnd"/>
-            <w:proofErr w:type="gramEnd"/>
-            <w:r>
-              <w:t>()</w:t>
-            </w:r>
-          </w:p>
-          <w:p>
-            <w:r>
-              <w:t xml:space="preserve">    </w:t>
-            </w:r>
-            <w:proofErr w:type="gramStart"/>
-            <w:r>
-              <w:t>print(</w:t>
-            </w:r>
-            <w:proofErr w:type="gramEnd"/>
-            <w:r>
-              <w:t>"="*40)</w:t>
-            </w:r>
-          </w:p>
-          <w:p/>
-          <w:p>
-            <w:r>
-              <w:t>if __name__ == "__main__":</w:t>
+              <w:t xml:space="preserve"> = (1200.50 * 1) + (80.00 * 2)</w:t>
             </w:r>
           </w:p>
           <w:p>
@@ -2211,36 +3308,929 @@
               </w:rPr>
             </w:pPr>
             <w:r>
-              <w:t xml:space="preserve">    </w:t>
+              <w:rPr>
+                <w:lang w:val="es-CO"/>
+              </w:rPr>
+              <w:t xml:space="preserve">    </w:t>
             </w:r>
             <w:proofErr w:type="spellStart"/>
             <w:r>
               <w:rPr>
                 <w:lang w:val="es-CO"/>
               </w:rPr>
-              <w:t>simulacion_</w:t>
-            </w:r>
+              <w:t>if</w:t>
+            </w:r>
+            <w:proofErr w:type="spellEnd"/>
+            <w:r>
+              <w:rPr>
+                <w:lang w:val="es-CO"/>
+              </w:rPr>
+              <w:t xml:space="preserve"> </w:t>
+            </w:r>
+            <w:proofErr w:type="spellStart"/>
             <w:proofErr w:type="gramStart"/>
             <w:r>
               <w:rPr>
                 <w:lang w:val="es-CO"/>
               </w:rPr>
-              <w:t>televentas</w:t>
+              <w:t>pago.</w:t>
+            </w:r>
+            <w:r>
+              <w:rPr>
+                <w:b/>
+                <w:bCs/>
+                <w:lang w:val="es-CO"/>
+              </w:rPr>
+              <w:t>procesar</w:t>
             </w:r>
             <w:proofErr w:type="spellEnd"/>
+            <w:proofErr w:type="gramEnd"/>
             <w:r>
               <w:rPr>
                 <w:lang w:val="es-CO"/>
               </w:rPr>
               <w:t>(</w:t>
             </w:r>
+            <w:proofErr w:type="spellStart"/>
+            <w:r>
+              <w:rPr>
+                <w:lang w:val="es-CO"/>
+              </w:rPr>
+              <w:t>monto_total</w:t>
+            </w:r>
+            <w:proofErr w:type="spellEnd"/>
+            <w:r>
+              <w:rPr>
+                <w:lang w:val="es-CO"/>
+              </w:rPr>
+              <w:t>):</w:t>
+            </w:r>
+          </w:p>
+          <w:p>
+            <w:pPr>
+              <w:rPr>
+                <w:lang w:val="es-CO"/>
+              </w:rPr>
+            </w:pPr>
+            <w:r>
+              <w:rPr>
+                <w:lang w:val="es-CO"/>
+              </w:rPr>
+              <w:t xml:space="preserve">        </w:t>
+            </w:r>
+            <w:proofErr w:type="spellStart"/>
+            <w:r>
+              <w:rPr>
+                <w:lang w:val="es-CO"/>
+              </w:rPr>
+              <w:t>orden_</w:t>
+            </w:r>
+            <w:proofErr w:type="gramStart"/>
+            <w:r>
+              <w:rPr>
+                <w:lang w:val="es-CO"/>
+              </w:rPr>
+              <w:t>sebas.estado</w:t>
+            </w:r>
+            <w:proofErr w:type="spellEnd"/>
             <w:proofErr w:type="gramEnd"/>
             <w:r>
               <w:rPr>
                 <w:lang w:val="es-CO"/>
               </w:rPr>
+              <w:t xml:space="preserve"> = "PAGADA"</w:t>
+            </w:r>
+          </w:p>
+          <w:p>
+            <w:pPr>
+              <w:rPr>
+                <w:lang w:val="es-CO"/>
+              </w:rPr>
+            </w:pPr>
+          </w:p>
+          <w:p>
+            <w:pPr>
+              <w:rPr>
+                <w:lang w:val="es-CO"/>
+              </w:rPr>
+            </w:pPr>
+            <w:r>
+              <w:rPr>
+                <w:lang w:val="es-CO"/>
+              </w:rPr>
+              <w:t xml:space="preserve">    </w:t>
+            </w:r>
+            <w:r>
+              <w:rPr>
+                <w:i/>
+                <w:iCs/>
+                <w:lang w:val="es-CO"/>
+              </w:rPr>
+              <w:t># --- FLUJO INTERNO EMPRESA ---</w:t>
+            </w:r>
+          </w:p>
+          <w:p>
+            <w:pPr>
+              <w:rPr>
+                <w:lang w:val="es-CO"/>
+              </w:rPr>
+            </w:pPr>
+            <w:r>
+              <w:rPr>
+                <w:lang w:val="es-CO"/>
+              </w:rPr>
+              <w:lastRenderedPageBreak/>
+              <w:t xml:space="preserve">    </w:t>
+            </w:r>
+            <w:r>
+              <w:rPr>
+                <w:i/>
+                <w:iCs/>
+                <w:lang w:val="es-CO"/>
+              </w:rPr>
+              <w:t># 5. AGENTE DE DEPÓSITO (Requisito: Armar y empaquetar órdenes confirmadas)</w:t>
+            </w:r>
+          </w:p>
+          <w:p>
+            <w:pPr>
+              <w:rPr>
+                <w:lang w:val="es-CO"/>
+              </w:rPr>
+            </w:pPr>
+            <w:r>
+              <w:rPr>
+                <w:lang w:val="es-CO"/>
+              </w:rPr>
+              <w:t xml:space="preserve">    deposito = </w:t>
+            </w:r>
+            <w:proofErr w:type="spellStart"/>
+            <w:proofErr w:type="gramStart"/>
+            <w:r>
+              <w:rPr>
+                <w:lang w:val="es-CO"/>
+              </w:rPr>
+              <w:t>AgenteDeposito</w:t>
+            </w:r>
+            <w:proofErr w:type="spellEnd"/>
+            <w:r>
+              <w:rPr>
+                <w:lang w:val="es-CO"/>
+              </w:rPr>
+              <w:t>(</w:t>
+            </w:r>
+            <w:proofErr w:type="gramEnd"/>
+            <w:r>
+              <w:rPr>
+                <w:lang w:val="es-CO"/>
+              </w:rPr>
               <w:t>)</w:t>
             </w:r>
+          </w:p>
+          <w:p>
+            <w:pPr>
+              <w:rPr>
+                <w:lang w:val="es-CO"/>
+              </w:rPr>
+            </w:pPr>
+            <w:r>
+              <w:rPr>
+                <w:lang w:val="es-CO"/>
+              </w:rPr>
+              <w:t xml:space="preserve">    </w:t>
+            </w:r>
+            <w:proofErr w:type="spellStart"/>
+            <w:proofErr w:type="gramStart"/>
+            <w:r>
+              <w:rPr>
+                <w:lang w:val="es-CO"/>
+              </w:rPr>
+              <w:t>deposito.</w:t>
+            </w:r>
+            <w:r>
+              <w:rPr>
+                <w:b/>
+                <w:bCs/>
+                <w:lang w:val="es-CO"/>
+              </w:rPr>
+              <w:t>armar</w:t>
+            </w:r>
+            <w:proofErr w:type="gramEnd"/>
+            <w:r>
+              <w:rPr>
+                <w:b/>
+                <w:bCs/>
+                <w:lang w:val="es-CO"/>
+              </w:rPr>
+              <w:t>_pedido</w:t>
+            </w:r>
+            <w:proofErr w:type="spellEnd"/>
+            <w:r>
+              <w:rPr>
+                <w:lang w:val="es-CO"/>
+              </w:rPr>
+              <w:t>(</w:t>
+            </w:r>
+            <w:proofErr w:type="spellStart"/>
+            <w:r>
+              <w:rPr>
+                <w:lang w:val="es-CO"/>
+              </w:rPr>
+              <w:t>orden_sebas</w:t>
+            </w:r>
+            <w:proofErr w:type="spellEnd"/>
+            <w:r>
+              <w:rPr>
+                <w:lang w:val="es-CO"/>
+              </w:rPr>
+              <w:t>)</w:t>
+            </w:r>
+          </w:p>
+          <w:p>
+            <w:pPr>
+              <w:rPr>
+                <w:lang w:val="es-CO"/>
+              </w:rPr>
+            </w:pPr>
+          </w:p>
+          <w:p>
+            <w:pPr>
+              <w:rPr>
+                <w:lang w:val="es-CO"/>
+              </w:rPr>
+            </w:pPr>
+            <w:r>
+              <w:rPr>
+                <w:lang w:val="es-CO"/>
+              </w:rPr>
+              <w:t xml:space="preserve">    </w:t>
+            </w:r>
+            <w:r>
+              <w:rPr>
+                <w:i/>
+                <w:iCs/>
+                <w:lang w:val="es-CO"/>
+              </w:rPr>
+              <w:t># 6. LOGÍSTICA (Requisito: Determinar logística y empresa de transporte)</w:t>
+            </w:r>
+          </w:p>
+          <w:p>
+            <w:pPr>
+              <w:rPr>
+                <w:lang w:val="es-CO"/>
+              </w:rPr>
+            </w:pPr>
+            <w:r>
+              <w:rPr>
+                <w:lang w:val="es-CO"/>
+              </w:rPr>
+              <w:t xml:space="preserve">    </w:t>
+            </w:r>
+            <w:proofErr w:type="spellStart"/>
+            <w:r>
+              <w:rPr>
+                <w:lang w:val="es-CO"/>
+              </w:rPr>
+              <w:t>empresa_envio</w:t>
+            </w:r>
+            <w:proofErr w:type="spellEnd"/>
+            <w:r>
+              <w:rPr>
+                <w:lang w:val="es-CO"/>
+              </w:rPr>
+              <w:t xml:space="preserve"> = "Servientrega"</w:t>
+            </w:r>
+          </w:p>
+          <w:p>
+            <w:pPr>
+              <w:rPr>
+                <w:lang w:val="es-CO"/>
+              </w:rPr>
+            </w:pPr>
+            <w:r>
+              <w:rPr>
+                <w:lang w:val="es-CO"/>
+              </w:rPr>
+              <w:t xml:space="preserve">    </w:t>
+            </w:r>
+            <w:proofErr w:type="spellStart"/>
+            <w:r>
+              <w:rPr>
+                <w:lang w:val="es-CO"/>
+              </w:rPr>
+              <w:t>Logistica.</w:t>
+            </w:r>
+            <w:r>
+              <w:rPr>
+                <w:b/>
+                <w:bCs/>
+                <w:lang w:val="es-CO"/>
+              </w:rPr>
+              <w:t>despachar</w:t>
+            </w:r>
+            <w:proofErr w:type="spellEnd"/>
+            <w:r>
+              <w:rPr>
+                <w:lang w:val="es-CO"/>
+              </w:rPr>
+              <w:t>(</w:t>
+            </w:r>
+            <w:proofErr w:type="spellStart"/>
+            <w:r>
+              <w:rPr>
+                <w:lang w:val="es-CO"/>
+              </w:rPr>
+              <w:t>orden_sebas</w:t>
+            </w:r>
+            <w:proofErr w:type="spellEnd"/>
+            <w:r>
+              <w:rPr>
+                <w:lang w:val="es-CO"/>
+              </w:rPr>
+              <w:t xml:space="preserve">, </w:t>
+            </w:r>
+            <w:proofErr w:type="spellStart"/>
+            <w:r>
+              <w:rPr>
+                <w:lang w:val="es-CO"/>
+              </w:rPr>
+              <w:t>empresa_envio</w:t>
+            </w:r>
+            <w:proofErr w:type="spellEnd"/>
+            <w:r>
+              <w:rPr>
+                <w:lang w:val="es-CO"/>
+              </w:rPr>
+              <w:t>)</w:t>
+            </w:r>
+          </w:p>
+          <w:p>
+            <w:pPr>
+              <w:rPr>
+                <w:lang w:val="es-CO"/>
+              </w:rPr>
+            </w:pPr>
+          </w:p>
+          <w:p>
+            <w:pPr>
+              <w:rPr>
+                <w:lang w:val="es-CO"/>
+              </w:rPr>
+            </w:pPr>
+            <w:r>
+              <w:rPr>
+                <w:lang w:val="es-CO"/>
+              </w:rPr>
+              <w:t xml:space="preserve">    </w:t>
+            </w:r>
+            <w:r>
+              <w:rPr>
+                <w:i/>
+                <w:iCs/>
+                <w:lang w:val="es-CO"/>
+              </w:rPr>
+              <w:t># 7. GESTIÓN DE QUEJAS (Requisito: Remitir inmediatamente al gerente)</w:t>
+            </w:r>
+          </w:p>
+          <w:p>
+            <w:pPr>
+              <w:rPr>
+                <w:lang w:val="es-CO"/>
+              </w:rPr>
+            </w:pPr>
+            <w:r>
+              <w:rPr>
+                <w:lang w:val="es-CO"/>
+              </w:rPr>
+              <w:t xml:space="preserve">    </w:t>
+            </w:r>
+            <w:proofErr w:type="spellStart"/>
+            <w:proofErr w:type="gramStart"/>
+            <w:r>
+              <w:rPr>
+                <w:b/>
+                <w:bCs/>
+                <w:lang w:val="es-CO"/>
+              </w:rPr>
+              <w:t>print</w:t>
+            </w:r>
+            <w:proofErr w:type="spellEnd"/>
+            <w:r>
+              <w:rPr>
+                <w:lang w:val="es-CO"/>
+              </w:rPr>
+              <w:t>(</w:t>
+            </w:r>
+            <w:proofErr w:type="gramEnd"/>
+            <w:r>
+              <w:rPr>
+                <w:lang w:val="es-CO"/>
+              </w:rPr>
+              <w:t>"\n" + "-"*30)</w:t>
+            </w:r>
+          </w:p>
+          <w:p>
+            <w:pPr>
+              <w:rPr>
+                <w:lang w:val="es-CO"/>
+              </w:rPr>
+            </w:pPr>
+            <w:r>
+              <w:rPr>
+                <w:lang w:val="es-CO"/>
+              </w:rPr>
+              <w:t xml:space="preserve">    reclamo = </w:t>
+            </w:r>
+            <w:proofErr w:type="gramStart"/>
+            <w:r>
+              <w:rPr>
+                <w:lang w:val="es-CO"/>
+              </w:rPr>
+              <w:t>Queja(</w:t>
+            </w:r>
+            <w:proofErr w:type="gramEnd"/>
+            <w:r>
+              <w:rPr>
+                <w:lang w:val="es-CO"/>
+              </w:rPr>
+              <w:t>"</w:t>
+            </w:r>
+            <w:proofErr w:type="spellStart"/>
+            <w:r>
+              <w:rPr>
+                <w:lang w:val="es-CO"/>
+              </w:rPr>
+              <w:t>Sebastian</w:t>
+            </w:r>
+            <w:proofErr w:type="spellEnd"/>
+            <w:r>
+              <w:rPr>
+                <w:lang w:val="es-CO"/>
+              </w:rPr>
+              <w:t xml:space="preserve"> </w:t>
+            </w:r>
+            <w:proofErr w:type="spellStart"/>
+            <w:r>
+              <w:rPr>
+                <w:lang w:val="es-CO"/>
+              </w:rPr>
+              <w:t>Gutierrez</w:t>
+            </w:r>
+            <w:proofErr w:type="spellEnd"/>
+            <w:r>
+              <w:rPr>
+                <w:lang w:val="es-CO"/>
+              </w:rPr>
+              <w:t>", "El paquete llegó con la caja golpeada.")</w:t>
+            </w:r>
+          </w:p>
+          <w:p>
+            <w:pPr>
+              <w:rPr>
+                <w:lang w:val="es-CO"/>
+              </w:rPr>
+            </w:pPr>
+            <w:r>
+              <w:rPr>
+                <w:lang w:val="es-CO"/>
+              </w:rPr>
+              <w:t xml:space="preserve">    </w:t>
+            </w:r>
+            <w:proofErr w:type="spellStart"/>
+            <w:proofErr w:type="gramStart"/>
+            <w:r>
+              <w:rPr>
+                <w:lang w:val="es-CO"/>
+              </w:rPr>
+              <w:t>reclamo.</w:t>
+            </w:r>
+            <w:r>
+              <w:rPr>
+                <w:b/>
+                <w:bCs/>
+                <w:lang w:val="es-CO"/>
+              </w:rPr>
+              <w:t>remitir</w:t>
+            </w:r>
+            <w:proofErr w:type="gramEnd"/>
+            <w:r>
+              <w:rPr>
+                <w:b/>
+                <w:bCs/>
+                <w:lang w:val="es-CO"/>
+              </w:rPr>
+              <w:t>_a_</w:t>
+            </w:r>
+            <w:proofErr w:type="gramStart"/>
+            <w:r>
+              <w:rPr>
+                <w:b/>
+                <w:bCs/>
+                <w:lang w:val="es-CO"/>
+              </w:rPr>
+              <w:t>gerencia</w:t>
+            </w:r>
+            <w:proofErr w:type="spellEnd"/>
+            <w:r>
+              <w:rPr>
+                <w:lang w:val="es-CO"/>
+              </w:rPr>
+              <w:t>(</w:t>
+            </w:r>
+            <w:proofErr w:type="gramEnd"/>
+            <w:r>
+              <w:rPr>
+                <w:lang w:val="es-CO"/>
+              </w:rPr>
+              <w:t>)</w:t>
+            </w:r>
+          </w:p>
+          <w:p>
+            <w:pPr>
+              <w:rPr>
+                <w:lang w:val="es-CO"/>
+              </w:rPr>
+            </w:pPr>
+          </w:p>
+          <w:p>
+            <w:pPr>
+              <w:rPr>
+                <w:lang w:val="es-CO"/>
+              </w:rPr>
+            </w:pPr>
+            <w:r>
+              <w:rPr>
+                <w:lang w:val="es-CO"/>
+              </w:rPr>
+              <w:t xml:space="preserve">    </w:t>
+            </w:r>
+            <w:r>
+              <w:rPr>
+                <w:i/>
+                <w:iCs/>
+                <w:lang w:val="es-CO"/>
+              </w:rPr>
+              <w:t># --- RESUMEN FINAL ---</w:t>
+            </w:r>
+          </w:p>
+          <w:p>
+            <w:pPr>
+              <w:rPr>
+                <w:lang w:val="es-CO"/>
+              </w:rPr>
+            </w:pPr>
+            <w:r>
+              <w:rPr>
+                <w:lang w:val="es-CO"/>
+              </w:rPr>
+              <w:t xml:space="preserve">    </w:t>
+            </w:r>
+            <w:proofErr w:type="spellStart"/>
+            <w:r>
+              <w:rPr>
+                <w:b/>
+                <w:bCs/>
+                <w:lang w:val="es-CO"/>
+              </w:rPr>
+              <w:t>mostrar_</w:t>
+            </w:r>
+            <w:proofErr w:type="gramStart"/>
+            <w:r>
+              <w:rPr>
+                <w:b/>
+                <w:bCs/>
+                <w:lang w:val="es-CO"/>
+              </w:rPr>
+              <w:t>encabezado</w:t>
+            </w:r>
+            <w:proofErr w:type="spellEnd"/>
+            <w:r>
+              <w:rPr>
+                <w:lang w:val="es-CO"/>
+              </w:rPr>
+              <w:t>(</w:t>
+            </w:r>
+            <w:proofErr w:type="gramEnd"/>
+            <w:r>
+              <w:rPr>
+                <w:lang w:val="es-CO"/>
+              </w:rPr>
+              <w:t>"RESUMEN DE OPERACIÓN")</w:t>
+            </w:r>
+          </w:p>
+          <w:p>
+            <w:pPr>
+              <w:rPr>
+                <w:lang w:val="es-CO"/>
+              </w:rPr>
+            </w:pPr>
+            <w:r>
+              <w:rPr>
+                <w:lang w:val="es-CO"/>
+              </w:rPr>
+              <w:t xml:space="preserve">    </w:t>
+            </w:r>
+            <w:proofErr w:type="spellStart"/>
+            <w:proofErr w:type="gramStart"/>
+            <w:r>
+              <w:rPr>
+                <w:b/>
+                <w:bCs/>
+                <w:lang w:val="es-CO"/>
+              </w:rPr>
+              <w:t>print</w:t>
+            </w:r>
+            <w:proofErr w:type="spellEnd"/>
+            <w:r>
+              <w:rPr>
+                <w:lang w:val="es-CO"/>
+              </w:rPr>
+              <w:t>(</w:t>
+            </w:r>
+            <w:proofErr w:type="spellStart"/>
+            <w:proofErr w:type="gramEnd"/>
+            <w:r>
+              <w:rPr>
+                <w:lang w:val="es-CO"/>
+              </w:rPr>
+              <w:t>f"Cliente</w:t>
+            </w:r>
+            <w:proofErr w:type="spellEnd"/>
+            <w:r>
+              <w:rPr>
+                <w:lang w:val="es-CO"/>
+              </w:rPr>
+              <w:t>: {</w:t>
+            </w:r>
+            <w:proofErr w:type="spellStart"/>
+            <w:r>
+              <w:rPr>
+                <w:lang w:val="es-CO"/>
+              </w:rPr>
+              <w:t>orden_</w:t>
+            </w:r>
+            <w:proofErr w:type="gramStart"/>
+            <w:r>
+              <w:rPr>
+                <w:lang w:val="es-CO"/>
+              </w:rPr>
+              <w:t>sebas.cliente</w:t>
+            </w:r>
+            <w:proofErr w:type="spellEnd"/>
+            <w:proofErr w:type="gramEnd"/>
+            <w:r>
+              <w:rPr>
+                <w:lang w:val="es-CO"/>
+              </w:rPr>
+              <w:t>}")</w:t>
+            </w:r>
+          </w:p>
+          <w:p>
+            <w:pPr>
+              <w:rPr>
+                <w:lang w:val="es-CO"/>
+              </w:rPr>
+            </w:pPr>
+            <w:r>
+              <w:rPr>
+                <w:lang w:val="es-CO"/>
+              </w:rPr>
+              <w:t xml:space="preserve">    </w:t>
+            </w:r>
+            <w:proofErr w:type="spellStart"/>
+            <w:proofErr w:type="gramStart"/>
+            <w:r>
+              <w:rPr>
+                <w:b/>
+                <w:bCs/>
+                <w:lang w:val="es-CO"/>
+              </w:rPr>
+              <w:t>print</w:t>
+            </w:r>
+            <w:proofErr w:type="spellEnd"/>
+            <w:r>
+              <w:rPr>
+                <w:lang w:val="es-CO"/>
+              </w:rPr>
+              <w:t>(</w:t>
+            </w:r>
+            <w:proofErr w:type="spellStart"/>
+            <w:proofErr w:type="gramEnd"/>
+            <w:r>
+              <w:rPr>
+                <w:lang w:val="es-CO"/>
+              </w:rPr>
+              <w:t>f"Estado</w:t>
+            </w:r>
+            <w:proofErr w:type="spellEnd"/>
+            <w:r>
+              <w:rPr>
+                <w:lang w:val="es-CO"/>
+              </w:rPr>
+              <w:t xml:space="preserve"> Final de la Orden: {</w:t>
+            </w:r>
+            <w:proofErr w:type="spellStart"/>
+            <w:r>
+              <w:rPr>
+                <w:lang w:val="es-CO"/>
+              </w:rPr>
+              <w:t>orden_</w:t>
+            </w:r>
+            <w:proofErr w:type="gramStart"/>
+            <w:r>
+              <w:rPr>
+                <w:lang w:val="es-CO"/>
+              </w:rPr>
+              <w:t>sebas.estado</w:t>
+            </w:r>
+            <w:proofErr w:type="spellEnd"/>
+            <w:proofErr w:type="gramEnd"/>
+            <w:r>
+              <w:rPr>
+                <w:lang w:val="es-CO"/>
+              </w:rPr>
+              <w:t>}")</w:t>
+            </w:r>
+          </w:p>
+          <w:p>
+            <w:pPr>
+              <w:rPr>
+                <w:lang w:val="es-CO"/>
+              </w:rPr>
+            </w:pPr>
+            <w:r>
+              <w:rPr>
+                <w:lang w:val="es-CO"/>
+              </w:rPr>
+              <w:t xml:space="preserve">    </w:t>
+            </w:r>
+            <w:proofErr w:type="spellStart"/>
+            <w:proofErr w:type="gramStart"/>
+            <w:r>
+              <w:rPr>
+                <w:b/>
+                <w:bCs/>
+                <w:lang w:val="es-CO"/>
+              </w:rPr>
+              <w:t>print</w:t>
+            </w:r>
+            <w:proofErr w:type="spellEnd"/>
+            <w:r>
+              <w:rPr>
+                <w:lang w:val="es-CO"/>
+              </w:rPr>
+              <w:t>(</w:t>
+            </w:r>
+            <w:proofErr w:type="spellStart"/>
+            <w:proofErr w:type="gramEnd"/>
+            <w:r>
+              <w:rPr>
+                <w:lang w:val="es-CO"/>
+              </w:rPr>
+              <w:t>f"Stock</w:t>
+            </w:r>
+            <w:proofErr w:type="spellEnd"/>
+            <w:r>
+              <w:rPr>
+                <w:lang w:val="es-CO"/>
+              </w:rPr>
+              <w:t xml:space="preserve"> Actualizado de {p</w:t>
+            </w:r>
+            <w:proofErr w:type="gramStart"/>
+            <w:r>
+              <w:rPr>
+                <w:lang w:val="es-CO"/>
+              </w:rPr>
+              <w:t>1.descripcion</w:t>
+            </w:r>
+            <w:proofErr w:type="gramEnd"/>
+            <w:r>
+              <w:rPr>
+                <w:lang w:val="es-CO"/>
+              </w:rPr>
+              <w:t>}: {p</w:t>
+            </w:r>
+            <w:proofErr w:type="gramStart"/>
+            <w:r>
+              <w:rPr>
+                <w:lang w:val="es-CO"/>
+              </w:rPr>
+              <w:t>1.cantidad</w:t>
+            </w:r>
+            <w:proofErr w:type="gramEnd"/>
+            <w:r>
+              <w:rPr>
+                <w:lang w:val="es-CO"/>
+              </w:rPr>
+              <w:t>} unidades")</w:t>
+            </w:r>
+          </w:p>
+          <w:p>
+            <w:pPr>
+              <w:rPr>
+                <w:lang w:val="es-CO"/>
+              </w:rPr>
+            </w:pPr>
+          </w:p>
+          <w:p>
+            <w:pPr>
+              <w:rPr>
+                <w:lang w:val="es-CO"/>
+              </w:rPr>
+            </w:pPr>
+            <w:proofErr w:type="spellStart"/>
+            <w:r>
+              <w:rPr>
+                <w:lang w:val="es-CO"/>
+              </w:rPr>
+              <w:t>if</w:t>
+            </w:r>
+            <w:proofErr w:type="spellEnd"/>
+            <w:r>
+              <w:rPr>
+                <w:lang w:val="es-CO"/>
+              </w:rPr>
+              <w:t xml:space="preserve"> __</w:t>
+            </w:r>
+            <w:proofErr w:type="spellStart"/>
+            <w:r>
+              <w:rPr>
+                <w:lang w:val="es-CO"/>
+              </w:rPr>
+              <w:t>name</w:t>
+            </w:r>
+            <w:proofErr w:type="spellEnd"/>
+            <w:r>
+              <w:rPr>
+                <w:lang w:val="es-CO"/>
+              </w:rPr>
+              <w:t>__ == "__</w:t>
+            </w:r>
+            <w:proofErr w:type="spellStart"/>
+            <w:r>
+              <w:rPr>
+                <w:lang w:val="es-CO"/>
+              </w:rPr>
+              <w:t>main</w:t>
+            </w:r>
+            <w:proofErr w:type="spellEnd"/>
+            <w:r>
+              <w:rPr>
+                <w:lang w:val="es-CO"/>
+              </w:rPr>
+              <w:t>__":</w:t>
+            </w:r>
+          </w:p>
+          <w:p>
+            <w:pPr>
+              <w:rPr>
+                <w:lang w:val="es-CO"/>
+              </w:rPr>
+            </w:pPr>
+            <w:r>
+              <w:rPr>
+                <w:lang w:val="es-CO"/>
+              </w:rPr>
+              <w:t xml:space="preserve">    </w:t>
+            </w:r>
+            <w:proofErr w:type="spellStart"/>
+            <w:r>
+              <w:rPr>
+                <w:b/>
+                <w:bCs/>
+                <w:lang w:val="es-CO"/>
+              </w:rPr>
+              <w:t>ejecutar_sistema_</w:t>
+            </w:r>
+            <w:proofErr w:type="gramStart"/>
+            <w:r>
+              <w:rPr>
+                <w:b/>
+                <w:bCs/>
+                <w:lang w:val="es-CO"/>
+              </w:rPr>
+              <w:t>ventas</w:t>
+            </w:r>
+            <w:proofErr w:type="spellEnd"/>
+            <w:r>
+              <w:rPr>
+                <w:lang w:val="es-CO"/>
+              </w:rPr>
+              <w:t>(</w:t>
+            </w:r>
+            <w:proofErr w:type="gramEnd"/>
+            <w:r>
+              <w:rPr>
+                <w:lang w:val="es-CO"/>
+              </w:rPr>
+              <w:t>)</w:t>
+            </w:r>
+          </w:p>
+          <w:p>
+            <w:pPr>
+              <w:rPr>
+                <w:lang w:val="es-CO"/>
+              </w:rPr>
+            </w:pPr>
           </w:p>
         </w:tc>
       </w:tr>
@@ -2689,21 +4679,7 @@
               <w:rPr>
                 <w:lang w:val="es-CO"/>
               </w:rPr>
-              <w:t xml:space="preserve">) -&gt; </w:t>
-            </w:r>
-            <w:proofErr w:type="spellStart"/>
-            <w:r>
-              <w:rPr>
-                <w:lang w:val="es-CO"/>
-              </w:rPr>
-              <w:t>str</w:t>
-            </w:r>
-            <w:proofErr w:type="spellEnd"/>
-            <w:r>
-              <w:rPr>
-                <w:lang w:val="es-CO"/>
-              </w:rPr>
-              <w:t>:</w:t>
+              <w:t>):</w:t>
             </w:r>
           </w:p>
           <w:p>
@@ -2805,60 +4781,46 @@
             </w:pPr>
           </w:p>
           <w:p>
-            <w:r>
-              <w:t xml:space="preserve">class </w:t>
+            <w:pPr>
+              <w:rPr>
+                <w:lang w:val="es-CO"/>
+              </w:rPr>
+            </w:pPr>
+            <w:proofErr w:type="spellStart"/>
+            <w:r>
+              <w:rPr>
+                <w:lang w:val="es-CO"/>
+              </w:rPr>
+              <w:t>class</w:t>
+            </w:r>
+            <w:proofErr w:type="spellEnd"/>
+            <w:r>
+              <w:rPr>
+                <w:lang w:val="es-CO"/>
+              </w:rPr>
+              <w:t xml:space="preserve"> </w:t>
             </w:r>
             <w:proofErr w:type="spellStart"/>
             <w:proofErr w:type="gramStart"/>
             <w:r>
+              <w:rPr>
+                <w:lang w:val="es-CO"/>
+              </w:rPr>
               <w:t>MetodoPago</w:t>
             </w:r>
             <w:proofErr w:type="spellEnd"/>
             <w:r>
+              <w:rPr>
+                <w:lang w:val="es-CO"/>
+              </w:rPr>
               <w:t>(</w:t>
             </w:r>
             <w:proofErr w:type="gramEnd"/>
             <w:r>
+              <w:rPr>
+                <w:lang w:val="es-CO"/>
+              </w:rPr>
               <w:t>ABC):</w:t>
-            </w:r>
-          </w:p>
-          <w:p>
-            <w:r>
-              <w:t xml:space="preserve">    </w:t>
-            </w:r>
-            <w:proofErr w:type="gramStart"/>
-            <w:r>
-              <w:t>@abstractmethod</w:t>
-            </w:r>
-            <w:proofErr w:type="gramEnd"/>
-          </w:p>
-          <w:p>
-            <w:r>
-              <w:t xml:space="preserve">    def </w:t>
-            </w:r>
-            <w:proofErr w:type="spellStart"/>
-            <w:r>
-              <w:t>procesar_</w:t>
-            </w:r>
-            <w:proofErr w:type="gramStart"/>
-            <w:r>
-              <w:t>pago</w:t>
-            </w:r>
-            <w:proofErr w:type="spellEnd"/>
-            <w:r>
-              <w:t>(</w:t>
-            </w:r>
-            <w:proofErr w:type="gramEnd"/>
-            <w:r>
-              <w:t xml:space="preserve">self, </w:t>
-            </w:r>
-            <w:proofErr w:type="spellStart"/>
-            <w:r>
-              <w:t>monto</w:t>
-            </w:r>
-            <w:proofErr w:type="spellEnd"/>
-            <w:r>
-              <w:t>: float) -&gt; bool:</w:t>
             </w:r>
           </w:p>
           <w:p>
@@ -2868,6 +4830,113 @@
               </w:rPr>
             </w:pPr>
             <w:r>
+              <w:rPr>
+                <w:lang w:val="es-CO"/>
+              </w:rPr>
+              <w:t xml:space="preserve">    @abstractmethod</w:t>
+            </w:r>
+          </w:p>
+          <w:p>
+            <w:pPr>
+              <w:rPr>
+                <w:lang w:val="es-CO"/>
+              </w:rPr>
+            </w:pPr>
+            <w:r>
+              <w:rPr>
+                <w:lang w:val="es-CO"/>
+              </w:rPr>
+              <w:t xml:space="preserve">    </w:t>
+            </w:r>
+            <w:proofErr w:type="spellStart"/>
+            <w:r>
+              <w:rPr>
+                <w:lang w:val="es-CO"/>
+              </w:rPr>
+              <w:t>def</w:t>
+            </w:r>
+            <w:proofErr w:type="spellEnd"/>
+            <w:r>
+              <w:rPr>
+                <w:lang w:val="es-CO"/>
+              </w:rPr>
+              <w:t xml:space="preserve"> </w:t>
+            </w:r>
+            <w:proofErr w:type="gramStart"/>
+            <w:r>
+              <w:rPr>
+                <w:lang w:val="es-CO"/>
+              </w:rPr>
+              <w:t>procesar(</w:t>
+            </w:r>
+            <w:proofErr w:type="spellStart"/>
+            <w:proofErr w:type="gramEnd"/>
+            <w:r>
+              <w:rPr>
+                <w:lang w:val="es-CO"/>
+              </w:rPr>
+              <w:t>self</w:t>
+            </w:r>
+            <w:proofErr w:type="spellEnd"/>
+            <w:r>
+              <w:rPr>
+                <w:lang w:val="es-CO"/>
+              </w:rPr>
+              <w:t xml:space="preserve">, monto: </w:t>
+            </w:r>
+            <w:proofErr w:type="spellStart"/>
+            <w:r>
+              <w:rPr>
+                <w:lang w:val="es-CO"/>
+              </w:rPr>
+              <w:t>float</w:t>
+            </w:r>
+            <w:proofErr w:type="spellEnd"/>
+            <w:r>
+              <w:rPr>
+                <w:lang w:val="es-CO"/>
+              </w:rPr>
+              <w:t xml:space="preserve">) -&gt; </w:t>
+            </w:r>
+            <w:proofErr w:type="spellStart"/>
+            <w:r>
+              <w:rPr>
+                <w:lang w:val="es-CO"/>
+              </w:rPr>
+              <w:t>bool</w:t>
+            </w:r>
+            <w:proofErr w:type="spellEnd"/>
+            <w:r>
+              <w:rPr>
+                <w:lang w:val="es-CO"/>
+              </w:rPr>
+              <w:t xml:space="preserve">: # Agregamos -&gt; </w:t>
+            </w:r>
+            <w:proofErr w:type="spellStart"/>
+            <w:r>
+              <w:rPr>
+                <w:lang w:val="es-CO"/>
+              </w:rPr>
+              <w:t>bool</w:t>
+            </w:r>
+            <w:proofErr w:type="spellEnd"/>
+            <w:r>
+              <w:rPr>
+                <w:lang w:val="es-CO"/>
+              </w:rPr>
+              <w:t xml:space="preserve"> para que coincida</w:t>
+            </w:r>
+          </w:p>
+          <w:p>
+            <w:pPr>
+              <w:rPr>
+                <w:lang w:val="es-CO"/>
+              </w:rPr>
+            </w:pPr>
+            <w:r>
+              <w:rPr>
+                <w:lang w:val="es-CO"/>
+              </w:rPr>
               <w:t xml:space="preserve">        </w:t>
             </w:r>
             <w:proofErr w:type="spellStart"/>
@@ -2963,26 +5032,12 @@
               </w:rPr>
               <w:t xml:space="preserve"> </w:t>
             </w:r>
-            <w:proofErr w:type="spellStart"/>
-            <w:r>
-              <w:rPr>
-                <w:lang w:val="es-CO"/>
-              </w:rPr>
-              <w:t>procesar_</w:t>
-            </w:r>
             <w:proofErr w:type="gramStart"/>
             <w:r>
               <w:rPr>
                 <w:lang w:val="es-CO"/>
               </w:rPr>
-              <w:t>pago</w:t>
-            </w:r>
-            <w:proofErr w:type="spellEnd"/>
-            <w:r>
-              <w:rPr>
-                <w:lang w:val="es-CO"/>
-              </w:rPr>
-              <w:t>(</w:t>
+              <w:t>procesar(</w:t>
             </w:r>
             <w:proofErr w:type="spellStart"/>
             <w:proofErr w:type="gramEnd"/>
@@ -3025,7 +5080,110 @@
               <w:rPr>
                 <w:lang w:val="es-CO"/>
               </w:rPr>
+              <w:t xml:space="preserve">: # Ahora </w:t>
+            </w:r>
+            <w:proofErr w:type="spellStart"/>
+            <w:r>
+              <w:rPr>
+                <w:lang w:val="es-CO"/>
+              </w:rPr>
+              <w:t>Pylance</w:t>
+            </w:r>
+            <w:proofErr w:type="spellEnd"/>
+            <w:r>
+              <w:rPr>
+                <w:lang w:val="es-CO"/>
+              </w:rPr>
+              <w:t xml:space="preserve"> está feliz</w:t>
+            </w:r>
+          </w:p>
+          <w:p>
+            <w:r>
+              <w:rPr>
+                <w:lang w:val="es-CO"/>
+              </w:rPr>
+              <w:t xml:space="preserve">        </w:t>
+            </w:r>
+            <w:proofErr w:type="spellStart"/>
+            <w:r>
+              <w:rPr>
+                <w:lang w:val="es-CO"/>
+              </w:rPr>
+              <w:t>print</w:t>
+            </w:r>
+            <w:proofErr w:type="spellEnd"/>
+            <w:r>
+              <w:rPr>
+                <w:lang w:val="es-CO"/>
+              </w:rPr>
+              <w:t xml:space="preserve">(f"[Pago] Procesando ${monto} con Tarjeta de Crédito... </w:t>
+            </w:r>
+            <w:r>
+              <w:t>¡</w:t>
+            </w:r>
+            <w:proofErr w:type="spellStart"/>
+            <w:r>
+              <w:t>Exitoso</w:t>
+            </w:r>
+            <w:proofErr w:type="spellEnd"/>
+            <w:r>
+              <w:t>!")</w:t>
+            </w:r>
+          </w:p>
+          <w:p>
+            <w:r>
+              <w:t xml:space="preserve">        </w:t>
+            </w:r>
+            <w:proofErr w:type="gramStart"/>
+            <w:r>
+              <w:t>return</w:t>
+            </w:r>
+            <w:proofErr w:type="gramEnd"/>
+            <w:r>
+              <w:t xml:space="preserve"> True</w:t>
+            </w:r>
+          </w:p>
+          <w:p/>
+          <w:p>
+            <w:r>
+              <w:t xml:space="preserve">class </w:t>
+            </w:r>
+            <w:proofErr w:type="spellStart"/>
+            <w:r>
+              <w:t>OrdenCompra</w:t>
+            </w:r>
+            <w:proofErr w:type="spellEnd"/>
+            <w:r>
               <w:t>:</w:t>
+            </w:r>
+          </w:p>
+          <w:p>
+            <w:r>
+              <w:t xml:space="preserve">    def __</w:t>
+            </w:r>
+            <w:proofErr w:type="spellStart"/>
+            <w:r>
+              <w:t>init</w:t>
+            </w:r>
+            <w:proofErr w:type="spellEnd"/>
+            <w:r>
+              <w:t>_</w:t>
+            </w:r>
+            <w:proofErr w:type="gramStart"/>
+            <w:r>
+              <w:t>_(</w:t>
+            </w:r>
+            <w:proofErr w:type="gramEnd"/>
+            <w:r>
+              <w:t xml:space="preserve">self, </w:t>
+            </w:r>
+            <w:proofErr w:type="spellStart"/>
+            <w:r>
+              <w:t>cliente</w:t>
+            </w:r>
+            <w:proofErr w:type="spellEnd"/>
+            <w:r>
+              <w:t>: str):</w:t>
             </w:r>
           </w:p>
           <w:p>
@@ -3035,134 +5193,24 @@
               </w:rPr>
             </w:pPr>
             <w:r>
-              <w:rPr>
-                <w:lang w:val="es-CO"/>
-              </w:rPr>
-              <w:t xml:space="preserve">        </w:t>
-            </w:r>
-            <w:proofErr w:type="spellStart"/>
-            <w:r>
-              <w:rPr>
-                <w:lang w:val="es-CO"/>
-              </w:rPr>
-              <w:t>print</w:t>
-            </w:r>
-            <w:proofErr w:type="spellEnd"/>
-            <w:r>
-              <w:rPr>
-                <w:lang w:val="es-CO"/>
-              </w:rPr>
-              <w:t>(f"[Pago] Transacción exitosa por ${monto} con Tarjeta de Crédito.")</w:t>
-            </w:r>
-          </w:p>
-          <w:p>
-            <w:r>
-              <w:rPr>
-                <w:lang w:val="es-CO"/>
-              </w:rPr>
-              <w:t xml:space="preserve">        </w:t>
-            </w:r>
-            <w:proofErr w:type="gramStart"/>
-            <w:r>
-              <w:t>return</w:t>
-            </w:r>
-            <w:proofErr w:type="gramEnd"/>
-            <w:r>
-              <w:t xml:space="preserve"> True</w:t>
-            </w:r>
-          </w:p>
-          <w:p/>
-          <w:p>
-            <w:r>
-              <w:t xml:space="preserve">class </w:t>
-            </w:r>
-            <w:proofErr w:type="spellStart"/>
-            <w:r>
-              <w:t>OrdenCompra</w:t>
-            </w:r>
-            <w:proofErr w:type="spellEnd"/>
-            <w:r>
-              <w:t>:</w:t>
-            </w:r>
-          </w:p>
-          <w:p>
-            <w:r>
-              <w:t xml:space="preserve">    def __</w:t>
-            </w:r>
-            <w:proofErr w:type="spellStart"/>
-            <w:r>
-              <w:t>init</w:t>
-            </w:r>
-            <w:proofErr w:type="spellEnd"/>
-            <w:r>
-              <w:t>_</w:t>
-            </w:r>
-            <w:proofErr w:type="gramStart"/>
-            <w:r>
-              <w:t>_(</w:t>
-            </w:r>
-            <w:proofErr w:type="gramEnd"/>
-            <w:r>
-              <w:t xml:space="preserve">self, </w:t>
-            </w:r>
-            <w:proofErr w:type="spellStart"/>
-            <w:r>
-              <w:t>cliente</w:t>
-            </w:r>
-            <w:proofErr w:type="spellEnd"/>
-            <w:r>
-              <w:t>: str):</w:t>
-            </w:r>
-          </w:p>
-          <w:p>
-            <w:r>
+              <w:lastRenderedPageBreak/>
               <w:t xml:space="preserve">        </w:t>
             </w:r>
             <w:proofErr w:type="spellStart"/>
             <w:proofErr w:type="gramStart"/>
             <w:r>
+              <w:rPr>
+                <w:lang w:val="es-CO"/>
+              </w:rPr>
               <w:t>self.cliente</w:t>
             </w:r>
             <w:proofErr w:type="spellEnd"/>
             <w:proofErr w:type="gramEnd"/>
             <w:r>
-              <w:t xml:space="preserve"> = </w:t>
-            </w:r>
-            <w:proofErr w:type="spellStart"/>
-            <w:r>
-              <w:t>cliente</w:t>
-            </w:r>
-            <w:proofErr w:type="spellEnd"/>
-          </w:p>
-          <w:p>
-            <w:r>
-              <w:t xml:space="preserve">        </w:t>
-            </w:r>
-            <w:proofErr w:type="spellStart"/>
-            <w:proofErr w:type="gramStart"/>
-            <w:r>
-              <w:t>self.items</w:t>
-            </w:r>
-            <w:proofErr w:type="spellEnd"/>
-            <w:proofErr w:type="gramEnd"/>
-            <w:r>
-              <w:t xml:space="preserve">: </w:t>
-            </w:r>
-            <w:proofErr w:type="gramStart"/>
-            <w:r>
-              <w:t>List[</w:t>
-            </w:r>
-            <w:proofErr w:type="spellStart"/>
-            <w:r>
-              <w:t>Dict</w:t>
-            </w:r>
-            <w:proofErr w:type="spellEnd"/>
-            <w:r>
-              <w:t>[</w:t>
-            </w:r>
-            <w:proofErr w:type="gramEnd"/>
-            <w:r>
-              <w:t>str, Any]] = []</w:t>
+              <w:rPr>
+                <w:lang w:val="es-CO"/>
+              </w:rPr>
+              <w:t xml:space="preserve"> = cliente</w:t>
             </w:r>
           </w:p>
           <w:p>
@@ -3172,23 +5220,84 @@
               </w:rPr>
             </w:pPr>
             <w:r>
+              <w:rPr>
+                <w:lang w:val="es-CO"/>
+              </w:rPr>
+              <w:t xml:space="preserve">        # Especificamos que el </w:t>
+            </w:r>
+            <w:proofErr w:type="spellStart"/>
+            <w:r>
+              <w:rPr>
+                <w:lang w:val="es-CO"/>
+              </w:rPr>
+              <w:t>Dict</w:t>
+            </w:r>
+            <w:proofErr w:type="spellEnd"/>
+            <w:r>
+              <w:rPr>
+                <w:lang w:val="es-CO"/>
+              </w:rPr>
+              <w:t xml:space="preserve"> tiene llaves String y valores de cualquier tipo (Any)</w:t>
+            </w:r>
+          </w:p>
+          <w:p>
+            <w:r>
+              <w:rPr>
+                <w:lang w:val="es-CO"/>
+              </w:rPr>
               <w:t xml:space="preserve">        </w:t>
             </w:r>
             <w:proofErr w:type="spellStart"/>
             <w:proofErr w:type="gramStart"/>
             <w:r>
-              <w:rPr>
-                <w:lang w:val="es-CO"/>
-              </w:rPr>
-              <w:t>self.estado</w:t>
+              <w:t>self.items</w:t>
             </w:r>
             <w:proofErr w:type="spellEnd"/>
             <w:proofErr w:type="gramEnd"/>
             <w:r>
-              <w:rPr>
-                <w:lang w:val="es-CO"/>
-              </w:rPr>
-              <w:t xml:space="preserve"> = "PENDIENTE" # PENDIENTE, PAGADA, ARMADA, CANCELADA</w:t>
+              <w:t xml:space="preserve">: </w:t>
+            </w:r>
+            <w:proofErr w:type="gramStart"/>
+            <w:r>
+              <w:t>List[</w:t>
+            </w:r>
+            <w:proofErr w:type="spellStart"/>
+            <w:r>
+              <w:t>Dict</w:t>
+            </w:r>
+            <w:proofErr w:type="spellEnd"/>
+            <w:r>
+              <w:t>[</w:t>
+            </w:r>
+            <w:proofErr w:type="gramEnd"/>
+            <w:r>
+              <w:t xml:space="preserve">str, Any]] = [] </w:t>
+            </w:r>
+          </w:p>
+          <w:p>
+            <w:pPr>
+              <w:rPr>
+                <w:lang w:val="es-CO"/>
+              </w:rPr>
+            </w:pPr>
+            <w:r>
+              <w:t xml:space="preserve">        </w:t>
+            </w:r>
+            <w:proofErr w:type="spellStart"/>
+            <w:proofErr w:type="gramStart"/>
+            <w:r>
+              <w:rPr>
+                <w:lang w:val="es-CO"/>
+              </w:rPr>
+              <w:t>self.estado</w:t>
+            </w:r>
+            <w:proofErr w:type="spellEnd"/>
+            <w:proofErr w:type="gramEnd"/>
+            <w:r>
+              <w:rPr>
+                <w:lang w:val="es-CO"/>
+              </w:rPr>
+              <w:t xml:space="preserve"> = "PENDIENTE" </w:t>
             </w:r>
           </w:p>
           <w:p>
@@ -3236,7 +5345,7 @@
               <w:rPr>
                 <w:lang w:val="es-CO"/>
               </w:rPr>
-              <w:t>item</w:t>
+              <w:t>producto</w:t>
             </w:r>
             <w:proofErr w:type="spellEnd"/>
             <w:r>
@@ -3307,22 +5416,6 @@
               <w:rPr>
                 <w:lang w:val="es-CO"/>
               </w:rPr>
-              <w:t>self.estado</w:t>
-            </w:r>
-            <w:proofErr w:type="spellEnd"/>
-            <w:proofErr w:type="gramEnd"/>
-            <w:r>
-              <w:rPr>
-                <w:lang w:val="es-CO"/>
-              </w:rPr>
-              <w:t xml:space="preserve"> == "PENDIENTE" and </w:t>
-            </w:r>
-            <w:proofErr w:type="spellStart"/>
-            <w:proofErr w:type="gramStart"/>
-            <w:r>
-              <w:rPr>
-                <w:lang w:val="es-CO"/>
-              </w:rPr>
               <w:t>producto.cantidad</w:t>
             </w:r>
             <w:proofErr w:type="spellEnd"/>
@@ -3380,7 +5473,35 @@
               <w:rPr>
                 <w:lang w:val="es-CO"/>
               </w:rPr>
-              <w:t>{"producto": producto, "cantidad": cantidad})</w:t>
+              <w:t>{"</w:t>
+            </w:r>
+            <w:proofErr w:type="spellStart"/>
+            <w:r>
+              <w:rPr>
+                <w:lang w:val="es-CO"/>
+              </w:rPr>
+              <w:t>prod</w:t>
+            </w:r>
+            <w:proofErr w:type="spellEnd"/>
+            <w:r>
+              <w:rPr>
+                <w:lang w:val="es-CO"/>
+              </w:rPr>
+              <w:t>": producto, "</w:t>
+            </w:r>
+            <w:proofErr w:type="spellStart"/>
+            <w:r>
+              <w:rPr>
+                <w:lang w:val="es-CO"/>
+              </w:rPr>
+              <w:t>cant</w:t>
+            </w:r>
+            <w:proofErr w:type="spellEnd"/>
+            <w:r>
+              <w:rPr>
+                <w:lang w:val="es-CO"/>
+              </w:rPr>
+              <w:t>": cantidad})</w:t>
             </w:r>
           </w:p>
           <w:p>
@@ -3409,7 +5530,7 @@
               <w:rPr>
                 <w:lang w:val="es-CO"/>
               </w:rPr>
-              <w:t xml:space="preserve"> -= cantidad </w:t>
+              <w:t xml:space="preserve"> -= cantidad</w:t>
             </w:r>
           </w:p>
           <w:p>
@@ -3506,21 +5627,7 @@
               <w:rPr>
                 <w:lang w:val="es-CO"/>
               </w:rPr>
-              <w:t xml:space="preserve">(f"[Error] No se puede agregar </w:t>
-            </w:r>
-            <w:proofErr w:type="spellStart"/>
-            <w:r>
-              <w:rPr>
-                <w:lang w:val="es-CO"/>
-              </w:rPr>
-              <w:t>item</w:t>
-            </w:r>
-            <w:proofErr w:type="spellEnd"/>
-            <w:r>
-              <w:rPr>
-                <w:lang w:val="es-CO"/>
-              </w:rPr>
-              <w:t>. Estado: {</w:t>
+              <w:t>(f"[Error] Stock insuficiente para {</w:t>
             </w:r>
             <w:proofErr w:type="spellStart"/>
             <w:proofErr w:type="gramStart"/>
@@ -3528,7 +5635,7 @@
               <w:rPr>
                 <w:lang w:val="es-CO"/>
               </w:rPr>
-              <w:t>self.estado</w:t>
+              <w:t>producto.descripcion</w:t>
             </w:r>
             <w:proofErr w:type="spellEnd"/>
             <w:proofErr w:type="gramEnd"/>
@@ -3536,7 +5643,207 @@
               <w:rPr>
                 <w:lang w:val="es-CO"/>
               </w:rPr>
-              <w:t>} o sin stock.")</w:t>
+              <w:t>}")</w:t>
+            </w:r>
+          </w:p>
+          <w:p>
+            <w:pPr>
+              <w:rPr>
+                <w:lang w:val="es-CO"/>
+              </w:rPr>
+            </w:pPr>
+          </w:p>
+          <w:p>
+            <w:r>
+              <w:rPr>
+                <w:lang w:val="es-CO"/>
+              </w:rPr>
+              <w:t xml:space="preserve">    </w:t>
+            </w:r>
+            <w:r>
+              <w:t xml:space="preserve">def </w:t>
+            </w:r>
+            <w:proofErr w:type="spellStart"/>
+            <w:r>
+              <w:t>cancelar</w:t>
+            </w:r>
+            <w:proofErr w:type="spellEnd"/>
+            <w:r>
+              <w:t>(self):</w:t>
+            </w:r>
+          </w:p>
+          <w:p>
+            <w:r>
+              <w:t xml:space="preserve">        for item in </w:t>
+            </w:r>
+            <w:proofErr w:type="spellStart"/>
+            <w:proofErr w:type="gramStart"/>
+            <w:r>
+              <w:t>self.items</w:t>
+            </w:r>
+            <w:proofErr w:type="spellEnd"/>
+            <w:proofErr w:type="gramEnd"/>
+            <w:r>
+              <w:t>:</w:t>
+            </w:r>
+          </w:p>
+          <w:p>
+            <w:pPr>
+              <w:rPr>
+                <w:lang w:val="es-CO"/>
+              </w:rPr>
+            </w:pPr>
+            <w:r>
+              <w:t xml:space="preserve">            </w:t>
+            </w:r>
+            <w:r>
+              <w:rPr>
+                <w:lang w:val="es-CO"/>
+              </w:rPr>
+              <w:t xml:space="preserve"># Ahora </w:t>
+            </w:r>
+            <w:proofErr w:type="spellStart"/>
+            <w:r>
+              <w:rPr>
+                <w:lang w:val="es-CO"/>
+              </w:rPr>
+              <w:t>Pylance</w:t>
+            </w:r>
+            <w:proofErr w:type="spellEnd"/>
+            <w:r>
+              <w:rPr>
+                <w:lang w:val="es-CO"/>
+              </w:rPr>
+              <w:t xml:space="preserve"> sabe que '</w:t>
+            </w:r>
+            <w:proofErr w:type="spellStart"/>
+            <w:r>
+              <w:rPr>
+                <w:lang w:val="es-CO"/>
+              </w:rPr>
+              <w:t>item</w:t>
+            </w:r>
+            <w:proofErr w:type="spellEnd"/>
+            <w:r>
+              <w:rPr>
+                <w:lang w:val="es-CO"/>
+              </w:rPr>
+              <w:t xml:space="preserve">' es un </w:t>
+            </w:r>
+            <w:proofErr w:type="spellStart"/>
+            <w:r>
+              <w:rPr>
+                <w:lang w:val="es-CO"/>
+              </w:rPr>
+              <w:t>Dict</w:t>
+            </w:r>
+            <w:proofErr w:type="spellEnd"/>
+            <w:r>
+              <w:rPr>
+                <w:lang w:val="es-CO"/>
+              </w:rPr>
+              <w:t xml:space="preserve"> y puede acceder a sus llaves</w:t>
+            </w:r>
+          </w:p>
+          <w:p>
+            <w:r>
+              <w:rPr>
+                <w:lang w:val="es-CO"/>
+              </w:rPr>
+              <w:t xml:space="preserve">            </w:t>
+            </w:r>
+            <w:r>
+              <w:t>item["prod"</w:t>
+            </w:r>
+            <w:proofErr w:type="gramStart"/>
+            <w:r>
+              <w:t>].</w:t>
+            </w:r>
+            <w:proofErr w:type="spellStart"/>
+            <w:r>
+              <w:t>cantidad</w:t>
+            </w:r>
+            <w:proofErr w:type="spellEnd"/>
+            <w:proofErr w:type="gramEnd"/>
+            <w:r>
+              <w:t xml:space="preserve"> += item["</w:t>
+            </w:r>
+            <w:proofErr w:type="gramStart"/>
+            <w:r>
+              <w:t>cant</w:t>
+            </w:r>
+            <w:proofErr w:type="gramEnd"/>
+            <w:r>
+              <w:t>"]</w:t>
+            </w:r>
+          </w:p>
+          <w:p>
+            <w:pPr>
+              <w:rPr>
+                <w:lang w:val="es-CO"/>
+              </w:rPr>
+            </w:pPr>
+            <w:r>
+              <w:t xml:space="preserve">        </w:t>
+            </w:r>
+            <w:proofErr w:type="spellStart"/>
+            <w:proofErr w:type="gramStart"/>
+            <w:r>
+              <w:rPr>
+                <w:lang w:val="es-CO"/>
+              </w:rPr>
+              <w:t>self.estado</w:t>
+            </w:r>
+            <w:proofErr w:type="spellEnd"/>
+            <w:proofErr w:type="gramEnd"/>
+            <w:r>
+              <w:rPr>
+                <w:lang w:val="es-CO"/>
+              </w:rPr>
+              <w:t xml:space="preserve"> = "CANCELADA"</w:t>
+            </w:r>
+          </w:p>
+          <w:p>
+            <w:pPr>
+              <w:rPr>
+                <w:lang w:val="es-CO"/>
+              </w:rPr>
+            </w:pPr>
+            <w:r>
+              <w:rPr>
+                <w:lang w:val="es-CO"/>
+              </w:rPr>
+              <w:t xml:space="preserve">        </w:t>
+            </w:r>
+            <w:proofErr w:type="spellStart"/>
+            <w:r>
+              <w:rPr>
+                <w:lang w:val="es-CO"/>
+              </w:rPr>
+              <w:t>print</w:t>
+            </w:r>
+            <w:proofErr w:type="spellEnd"/>
+            <w:r>
+              <w:rPr>
+                <w:lang w:val="es-CO"/>
+              </w:rPr>
+              <w:t>(f"[Orden] Orden de {</w:t>
+            </w:r>
+            <w:proofErr w:type="spellStart"/>
+            <w:proofErr w:type="gramStart"/>
+            <w:r>
+              <w:rPr>
+                <w:lang w:val="es-CO"/>
+              </w:rPr>
+              <w:t>self.cliente</w:t>
+            </w:r>
+            <w:proofErr w:type="spellEnd"/>
+            <w:proofErr w:type="gramEnd"/>
+            <w:r>
+              <w:rPr>
+                <w:lang w:val="es-CO"/>
+              </w:rPr>
+              <w:t>} cancelada. Stock devuelto.")</w:t>
             </w:r>
           </w:p>
           <w:p>
@@ -3552,18 +5859,12 @@
                 <w:lang w:val="es-CO"/>
               </w:rPr>
             </w:pPr>
-            <w:r>
-              <w:rPr>
-                <w:lang w:val="es-CO"/>
-              </w:rPr>
-              <w:t xml:space="preserve">    </w:t>
-            </w:r>
             <w:proofErr w:type="spellStart"/>
             <w:r>
               <w:rPr>
                 <w:lang w:val="es-CO"/>
               </w:rPr>
-              <w:t>def</w:t>
+              <w:t>class</w:t>
             </w:r>
             <w:proofErr w:type="spellEnd"/>
             <w:r>
@@ -3577,28 +5878,14 @@
               <w:rPr>
                 <w:lang w:val="es-CO"/>
               </w:rPr>
-              <w:t>cancelar_orden</w:t>
+              <w:t>AgenteDeposito</w:t>
             </w:r>
             <w:proofErr w:type="spellEnd"/>
             <w:r>
               <w:rPr>
                 <w:lang w:val="es-CO"/>
               </w:rPr>
-              <w:t>(</w:t>
-            </w:r>
-            <w:proofErr w:type="spellStart"/>
-            <w:r>
-              <w:rPr>
-                <w:lang w:val="es-CO"/>
-              </w:rPr>
-              <w:t>self</w:t>
-            </w:r>
-            <w:proofErr w:type="spellEnd"/>
-            <w:r>
-              <w:rPr>
-                <w:lang w:val="es-CO"/>
-              </w:rPr>
-              <w:t>):</w:t>
+              <w:t>:</w:t>
             </w:r>
           </w:p>
           <w:p>
@@ -3611,14 +5898,14 @@
               <w:rPr>
                 <w:lang w:val="es-CO"/>
               </w:rPr>
-              <w:t xml:space="preserve">        </w:t>
+              <w:t xml:space="preserve">    </w:t>
             </w:r>
             <w:proofErr w:type="spellStart"/>
             <w:r>
               <w:rPr>
                 <w:lang w:val="es-CO"/>
               </w:rPr>
-              <w:t>if</w:t>
+              <w:t>def</w:t>
             </w:r>
             <w:proofErr w:type="spellEnd"/>
             <w:r>
@@ -3628,50 +5915,54 @@
               <w:t xml:space="preserve"> </w:t>
             </w:r>
             <w:proofErr w:type="spellStart"/>
+            <w:r>
+              <w:rPr>
+                <w:lang w:val="es-CO"/>
+              </w:rPr>
+              <w:t>armar_</w:t>
+            </w:r>
             <w:proofErr w:type="gramStart"/>
             <w:r>
               <w:rPr>
                 <w:lang w:val="es-CO"/>
               </w:rPr>
-              <w:t>self.estado</w:t>
+              <w:t>pedido</w:t>
             </w:r>
             <w:proofErr w:type="spellEnd"/>
+            <w:r>
+              <w:rPr>
+                <w:lang w:val="es-CO"/>
+              </w:rPr>
+              <w:t>(</w:t>
+            </w:r>
+            <w:proofErr w:type="spellStart"/>
             <w:proofErr w:type="gramEnd"/>
             <w:r>
               <w:rPr>
                 <w:lang w:val="es-CO"/>
               </w:rPr>
-              <w:t xml:space="preserve"> == "PENDIENTE" </w:t>
+              <w:t>self</w:t>
+            </w:r>
+            <w:proofErr w:type="spellEnd"/>
+            <w:r>
+              <w:rPr>
+                <w:lang w:val="es-CO"/>
+              </w:rPr>
+              <w:t xml:space="preserve">, orden: </w:t>
             </w:r>
             <w:proofErr w:type="spellStart"/>
             <w:r>
               <w:rPr>
                 <w:lang w:val="es-CO"/>
               </w:rPr>
-              <w:t>or</w:t>
+              <w:t>OrdenCompra</w:t>
             </w:r>
             <w:proofErr w:type="spellEnd"/>
             <w:r>
               <w:rPr>
                 <w:lang w:val="es-CO"/>
               </w:rPr>
-              <w:t xml:space="preserve"> </w:t>
-            </w:r>
-            <w:proofErr w:type="spellStart"/>
-            <w:proofErr w:type="gramStart"/>
-            <w:r>
-              <w:rPr>
-                <w:lang w:val="es-CO"/>
-              </w:rPr>
-              <w:t>self.estado</w:t>
-            </w:r>
-            <w:proofErr w:type="spellEnd"/>
-            <w:proofErr w:type="gramEnd"/>
-            <w:r>
-              <w:rPr>
-                <w:lang w:val="es-CO"/>
-              </w:rPr>
-              <w:t xml:space="preserve"> == "PAGADA":</w:t>
+              <w:t>):</w:t>
             </w:r>
           </w:p>
           <w:p>
@@ -3684,26 +5975,37 @@
               <w:rPr>
                 <w:lang w:val="es-CO"/>
               </w:rPr>
-              <w:t xml:space="preserve">            # Devolvemos el stock al sistema de inventario</w:t>
-            </w:r>
-          </w:p>
-          <w:p>
-            <w:r>
-              <w:rPr>
-                <w:lang w:val="es-CO"/>
-              </w:rPr>
-              <w:t xml:space="preserve">            </w:t>
-            </w:r>
-            <w:r>
-              <w:t xml:space="preserve">for item in </w:t>
-            </w:r>
+              <w:t xml:space="preserve">        </w:t>
+            </w:r>
+            <w:proofErr w:type="spellStart"/>
+            <w:r>
+              <w:rPr>
+                <w:lang w:val="es-CO"/>
+              </w:rPr>
+              <w:t>if</w:t>
+            </w:r>
+            <w:proofErr w:type="spellEnd"/>
+            <w:r>
+              <w:rPr>
+                <w:lang w:val="es-CO"/>
+              </w:rPr>
+              <w:t xml:space="preserve"> </w:t>
+            </w:r>
+            <w:proofErr w:type="spellStart"/>
             <w:proofErr w:type="gramStart"/>
             <w:r>
-              <w:t>self.items</w:t>
-            </w:r>
+              <w:rPr>
+                <w:lang w:val="es-CO"/>
+              </w:rPr>
+              <w:t>orden.estado</w:t>
+            </w:r>
+            <w:proofErr w:type="spellEnd"/>
             <w:proofErr w:type="gramEnd"/>
             <w:r>
-              <w:t>:</w:t>
+              <w:rPr>
+                <w:lang w:val="es-CO"/>
+              </w:rPr>
+              <w:t xml:space="preserve"> == "PENDIENTE":</w:t>
             </w:r>
           </w:p>
           <w:p>
@@ -3713,49 +6015,40 @@
               </w:rPr>
             </w:pPr>
             <w:r>
-              <w:t xml:space="preserve">                </w:t>
+              <w:rPr>
+                <w:lang w:val="es-CO"/>
+              </w:rPr>
+              <w:t xml:space="preserve">            </w:t>
             </w:r>
             <w:proofErr w:type="spellStart"/>
             <w:r>
               <w:rPr>
                 <w:lang w:val="es-CO"/>
               </w:rPr>
-              <w:t>item</w:t>
+              <w:t>print</w:t>
             </w:r>
             <w:proofErr w:type="spellEnd"/>
             <w:r>
               <w:rPr>
                 <w:lang w:val="es-CO"/>
               </w:rPr>
-              <w:t>["producto"</w:t>
-            </w:r>
+              <w:t>(f"[Depósito] Armando y empaquetando pedido para {</w:t>
+            </w:r>
+            <w:proofErr w:type="spellStart"/>
             <w:proofErr w:type="gramStart"/>
             <w:r>
               <w:rPr>
                 <w:lang w:val="es-CO"/>
               </w:rPr>
-              <w:t>].cantidad</w:t>
-            </w:r>
+              <w:t>orden.cliente</w:t>
+            </w:r>
+            <w:proofErr w:type="spellEnd"/>
             <w:proofErr w:type="gramEnd"/>
             <w:r>
               <w:rPr>
                 <w:lang w:val="es-CO"/>
               </w:rPr>
-              <w:t xml:space="preserve"> += </w:t>
-            </w:r>
-            <w:proofErr w:type="spellStart"/>
-            <w:r>
-              <w:rPr>
-                <w:lang w:val="es-CO"/>
-              </w:rPr>
-              <w:t>item</w:t>
-            </w:r>
-            <w:proofErr w:type="spellEnd"/>
-            <w:r>
-              <w:rPr>
-                <w:lang w:val="es-CO"/>
-              </w:rPr>
-              <w:t>["cantidad"]</w:t>
+              <w:t>}...")</w:t>
             </w:r>
           </w:p>
           <w:p>
@@ -3776,7 +6069,7 @@
               <w:rPr>
                 <w:lang w:val="es-CO"/>
               </w:rPr>
-              <w:t>self.estado</w:t>
+              <w:t>orden.estado</w:t>
             </w:r>
             <w:proofErr w:type="spellEnd"/>
             <w:proofErr w:type="gramEnd"/>
@@ -3784,50 +6077,7 @@
               <w:rPr>
                 <w:lang w:val="es-CO"/>
               </w:rPr>
-              <w:t xml:space="preserve"> = "CANCELADA"</w:t>
-            </w:r>
-          </w:p>
-          <w:p>
-            <w:pPr>
-              <w:rPr>
-                <w:lang w:val="es-CO"/>
-              </w:rPr>
-            </w:pPr>
-            <w:r>
-              <w:rPr>
-                <w:lang w:val="es-CO"/>
-              </w:rPr>
-              <w:t xml:space="preserve">            </w:t>
-            </w:r>
-            <w:proofErr w:type="spellStart"/>
-            <w:r>
-              <w:rPr>
-                <w:lang w:val="es-CO"/>
-              </w:rPr>
-              <w:t>print</w:t>
-            </w:r>
-            <w:proofErr w:type="spellEnd"/>
-            <w:r>
-              <w:rPr>
-                <w:lang w:val="es-CO"/>
-              </w:rPr>
-              <w:t>(f"[Orden] La orden de {</w:t>
-            </w:r>
-            <w:proofErr w:type="spellStart"/>
-            <w:proofErr w:type="gramStart"/>
-            <w:r>
-              <w:rPr>
-                <w:lang w:val="es-CO"/>
-              </w:rPr>
-              <w:t>self.cliente</w:t>
-            </w:r>
-            <w:proofErr w:type="spellEnd"/>
-            <w:proofErr w:type="gramEnd"/>
-            <w:r>
-              <w:rPr>
-                <w:lang w:val="es-CO"/>
-              </w:rPr>
-              <w:t>} ha sido cancelada.")</w:t>
+              <w:t xml:space="preserve"> = "ARMADA"</w:t>
             </w:r>
           </w:p>
           <w:p>
@@ -3862,7 +6112,7 @@
               <w:rPr>
                 <w:lang w:val="es-CO"/>
               </w:rPr>
-              <w:t>AgenteDeposito</w:t>
+              <w:t>Logistica</w:t>
             </w:r>
             <w:proofErr w:type="spellEnd"/>
             <w:r>
@@ -3882,71 +6132,7 @@
               <w:rPr>
                 <w:lang w:val="es-CO"/>
               </w:rPr>
-              <w:t xml:space="preserve">    </w:t>
-            </w:r>
-            <w:proofErr w:type="spellStart"/>
-            <w:r>
-              <w:rPr>
-                <w:lang w:val="es-CO"/>
-              </w:rPr>
-              <w:t>def</w:t>
-            </w:r>
-            <w:proofErr w:type="spellEnd"/>
-            <w:r>
-              <w:rPr>
-                <w:lang w:val="es-CO"/>
-              </w:rPr>
-              <w:t xml:space="preserve"> </w:t>
-            </w:r>
-            <w:proofErr w:type="spellStart"/>
-            <w:r>
-              <w:rPr>
-                <w:lang w:val="es-CO"/>
-              </w:rPr>
-              <w:t>armar_</w:t>
-            </w:r>
-            <w:proofErr w:type="gramStart"/>
-            <w:r>
-              <w:rPr>
-                <w:lang w:val="es-CO"/>
-              </w:rPr>
-              <w:t>pedido</w:t>
-            </w:r>
-            <w:proofErr w:type="spellEnd"/>
-            <w:r>
-              <w:rPr>
-                <w:lang w:val="es-CO"/>
-              </w:rPr>
-              <w:t>(</w:t>
-            </w:r>
-            <w:proofErr w:type="spellStart"/>
-            <w:proofErr w:type="gramEnd"/>
-            <w:r>
-              <w:rPr>
-                <w:lang w:val="es-CO"/>
-              </w:rPr>
-              <w:t>self</w:t>
-            </w:r>
-            <w:proofErr w:type="spellEnd"/>
-            <w:r>
-              <w:rPr>
-                <w:lang w:val="es-CO"/>
-              </w:rPr>
-              <w:t xml:space="preserve">, orden: </w:t>
-            </w:r>
-            <w:proofErr w:type="spellStart"/>
-            <w:r>
-              <w:rPr>
-                <w:lang w:val="es-CO"/>
-              </w:rPr>
-              <w:t>OrdenCompra</w:t>
-            </w:r>
-            <w:proofErr w:type="spellEnd"/>
-            <w:r>
-              <w:rPr>
-                <w:lang w:val="es-CO"/>
-              </w:rPr>
-              <w:t>):</w:t>
+              <w:t xml:space="preserve">    @staticmethod</w:t>
             </w:r>
           </w:p>
           <w:p>
@@ -3959,14 +6145,14 @@
               <w:rPr>
                 <w:lang w:val="es-CO"/>
               </w:rPr>
-              <w:t xml:space="preserve">        </w:t>
+              <w:t xml:space="preserve">    </w:t>
             </w:r>
             <w:proofErr w:type="spellStart"/>
             <w:r>
               <w:rPr>
                 <w:lang w:val="es-CO"/>
               </w:rPr>
-              <w:t>if</w:t>
+              <w:t>def</w:t>
             </w:r>
             <w:proofErr w:type="spellEnd"/>
             <w:r>
@@ -3975,21 +6161,61 @@
               </w:rPr>
               <w:t xml:space="preserve"> </w:t>
             </w:r>
+            <w:proofErr w:type="gramStart"/>
+            <w:r>
+              <w:rPr>
+                <w:lang w:val="es-CO"/>
+              </w:rPr>
+              <w:t>despachar(</w:t>
+            </w:r>
+            <w:proofErr w:type="gramEnd"/>
+            <w:r>
+              <w:rPr>
+                <w:lang w:val="es-CO"/>
+              </w:rPr>
+              <w:t xml:space="preserve">orden: </w:t>
+            </w:r>
             <w:proofErr w:type="spellStart"/>
-            <w:proofErr w:type="gramStart"/>
-            <w:r>
-              <w:rPr>
-                <w:lang w:val="es-CO"/>
-              </w:rPr>
-              <w:t>orden.estado</w:t>
+            <w:r>
+              <w:rPr>
+                <w:lang w:val="es-CO"/>
+              </w:rPr>
+              <w:t>OrdenCompra</w:t>
             </w:r>
             <w:proofErr w:type="spellEnd"/>
-            <w:proofErr w:type="gramEnd"/>
-            <w:r>
-              <w:rPr>
-                <w:lang w:val="es-CO"/>
-              </w:rPr>
-              <w:t xml:space="preserve"> == "PAGADA":</w:t>
+            <w:r>
+              <w:rPr>
+                <w:lang w:val="es-CO"/>
+              </w:rPr>
+              <w:t xml:space="preserve">, </w:t>
+            </w:r>
+            <w:proofErr w:type="spellStart"/>
+            <w:r>
+              <w:rPr>
+                <w:lang w:val="es-CO"/>
+              </w:rPr>
+              <w:t>empresa_transporte</w:t>
+            </w:r>
+            <w:proofErr w:type="spellEnd"/>
+            <w:r>
+              <w:rPr>
+                <w:lang w:val="es-CO"/>
+              </w:rPr>
+              <w:t xml:space="preserve">: </w:t>
+            </w:r>
+            <w:proofErr w:type="spellStart"/>
+            <w:r>
+              <w:rPr>
+                <w:lang w:val="es-CO"/>
+              </w:rPr>
+              <w:t>str</w:t>
+            </w:r>
+            <w:proofErr w:type="spellEnd"/>
+            <w:r>
+              <w:rPr>
+                <w:lang w:val="es-CO"/>
+              </w:rPr>
+              <w:t>):</w:t>
             </w:r>
           </w:p>
           <w:p>
@@ -4002,21 +6228,21 @@
               <w:rPr>
                 <w:lang w:val="es-CO"/>
               </w:rPr>
-              <w:t xml:space="preserve">            </w:t>
+              <w:t xml:space="preserve">        </w:t>
             </w:r>
             <w:proofErr w:type="spellStart"/>
             <w:r>
               <w:rPr>
                 <w:lang w:val="es-CO"/>
               </w:rPr>
-              <w:t>print</w:t>
+              <w:t>if</w:t>
             </w:r>
             <w:proofErr w:type="spellEnd"/>
             <w:r>
               <w:rPr>
                 <w:lang w:val="es-CO"/>
               </w:rPr>
-              <w:t>(f"[Depósito] Armando y empaquetando pedido de: {</w:t>
+              <w:t xml:space="preserve"> </w:t>
             </w:r>
             <w:proofErr w:type="spellStart"/>
             <w:proofErr w:type="gramStart"/>
@@ -4024,7 +6250,7 @@
               <w:rPr>
                 <w:lang w:val="es-CO"/>
               </w:rPr>
-              <w:t>orden.cliente</w:t>
+              <w:t>orden.estado</w:t>
             </w:r>
             <w:proofErr w:type="spellEnd"/>
             <w:proofErr w:type="gramEnd"/>
@@ -4032,7 +6258,7 @@
               <w:rPr>
                 <w:lang w:val="es-CO"/>
               </w:rPr>
-              <w:t>}")</w:t>
+              <w:t xml:space="preserve"> == "ARMADA":</w:t>
             </w:r>
           </w:p>
           <w:p>
@@ -4048,20 +6274,32 @@
               <w:t xml:space="preserve">            </w:t>
             </w:r>
             <w:proofErr w:type="spellStart"/>
-            <w:proofErr w:type="gramStart"/>
-            <w:r>
-              <w:rPr>
-                <w:lang w:val="es-CO"/>
-              </w:rPr>
-              <w:t>orden.estado</w:t>
+            <w:r>
+              <w:rPr>
+                <w:lang w:val="es-CO"/>
+              </w:rPr>
+              <w:t>print</w:t>
             </w:r>
             <w:proofErr w:type="spellEnd"/>
-            <w:proofErr w:type="gramEnd"/>
-            <w:r>
-              <w:rPr>
-                <w:lang w:val="es-CO"/>
-              </w:rPr>
-              <w:t xml:space="preserve"> = "ARMADA"</w:t>
+            <w:r>
+              <w:rPr>
+                <w:lang w:val="es-CO"/>
+              </w:rPr>
+              <w:t>(f"[Logística] Pedido enviado vía {</w:t>
+            </w:r>
+            <w:proofErr w:type="spellStart"/>
+            <w:r>
+              <w:rPr>
+                <w:lang w:val="es-CO"/>
+              </w:rPr>
+              <w:t>empresa_transporte</w:t>
+            </w:r>
+            <w:proofErr w:type="spellEnd"/>
+            <w:r>
+              <w:rPr>
+                <w:lang w:val="es-CO"/>
+              </w:rPr>
+              <w:t>}.")</w:t>
             </w:r>
           </w:p>
           <w:p>
@@ -4074,48 +6312,23 @@
               <w:rPr>
                 <w:lang w:val="es-CO"/>
               </w:rPr>
-              <w:t xml:space="preserve">        </w:t>
+              <w:t xml:space="preserve">            </w:t>
             </w:r>
             <w:proofErr w:type="spellStart"/>
-            <w:r>
-              <w:rPr>
-                <w:lang w:val="es-CO"/>
-              </w:rPr>
-              <w:t>else</w:t>
+            <w:proofErr w:type="gramStart"/>
+            <w:r>
+              <w:rPr>
+                <w:lang w:val="es-CO"/>
+              </w:rPr>
+              <w:t>orden.estado</w:t>
             </w:r>
             <w:proofErr w:type="spellEnd"/>
-            <w:r>
-              <w:rPr>
-                <w:lang w:val="es-CO"/>
-              </w:rPr>
-              <w:t>:</w:t>
-            </w:r>
-          </w:p>
-          <w:p>
-            <w:pPr>
-              <w:rPr>
-                <w:lang w:val="es-CO"/>
-              </w:rPr>
-            </w:pPr>
-            <w:r>
-              <w:rPr>
-                <w:lang w:val="es-CO"/>
-              </w:rPr>
-              <w:t xml:space="preserve">            </w:t>
-            </w:r>
-            <w:proofErr w:type="spellStart"/>
-            <w:r>
-              <w:rPr>
-                <w:lang w:val="es-CO"/>
-              </w:rPr>
-              <w:t>print</w:t>
-            </w:r>
-            <w:proofErr w:type="spellEnd"/>
-            <w:r>
-              <w:rPr>
-                <w:lang w:val="es-CO"/>
-              </w:rPr>
-              <w:t>("[Depósito] La orden aún no ha sido pagada.")</w:t>
+            <w:proofErr w:type="gramEnd"/>
+            <w:r>
+              <w:rPr>
+                <w:lang w:val="es-CO"/>
+              </w:rPr>
+              <w:t xml:space="preserve"> = "ENVIADA"</w:t>
             </w:r>
           </w:p>
           <w:p>
@@ -4143,287 +6356,18 @@
               <w:rPr>
                 <w:lang w:val="es-CO"/>
               </w:rPr>
-              <w:t xml:space="preserve"> </w:t>
-            </w:r>
-            <w:proofErr w:type="spellStart"/>
-            <w:r>
-              <w:rPr>
-                <w:lang w:val="es-CO"/>
-              </w:rPr>
-              <w:t>Logistica</w:t>
-            </w:r>
-            <w:proofErr w:type="spellEnd"/>
-            <w:r>
-              <w:rPr>
-                <w:lang w:val="es-CO"/>
-              </w:rPr>
-              <w:t>:</w:t>
+              <w:t xml:space="preserve"> Queja:</w:t>
             </w:r>
           </w:p>
           <w:p>
-            <w:pPr>
-              <w:rPr>
-                <w:lang w:val="es-CO"/>
-              </w:rPr>
-            </w:pPr>
-            <w:r>
-              <w:rPr>
-                <w:lang w:val="es-CO"/>
-              </w:rPr>
-              <w:t xml:space="preserve">    @staticmethod</w:t>
-            </w:r>
-          </w:p>
-          <w:p>
-            <w:pPr>
-              <w:rPr>
-                <w:lang w:val="es-CO"/>
-              </w:rPr>
-            </w:pPr>
             <w:r>
               <w:rPr>
                 <w:lang w:val="es-CO"/>
               </w:rPr>
               <w:t xml:space="preserve">    </w:t>
             </w:r>
-            <w:proofErr w:type="spellStart"/>
-            <w:r>
-              <w:rPr>
-                <w:lang w:val="es-CO"/>
-              </w:rPr>
-              <w:t>def</w:t>
-            </w:r>
-            <w:proofErr w:type="spellEnd"/>
-            <w:r>
-              <w:rPr>
-                <w:lang w:val="es-CO"/>
-              </w:rPr>
-              <w:t xml:space="preserve"> </w:t>
-            </w:r>
-            <w:proofErr w:type="spellStart"/>
-            <w:r>
-              <w:rPr>
-                <w:lang w:val="es-CO"/>
-              </w:rPr>
-              <w:t>asignar_</w:t>
-            </w:r>
-            <w:proofErr w:type="gramStart"/>
-            <w:r>
-              <w:rPr>
-                <w:lang w:val="es-CO"/>
-              </w:rPr>
-              <w:t>transporte</w:t>
-            </w:r>
-            <w:proofErr w:type="spellEnd"/>
-            <w:r>
-              <w:rPr>
-                <w:lang w:val="es-CO"/>
-              </w:rPr>
-              <w:t>(</w:t>
-            </w:r>
-            <w:proofErr w:type="gramEnd"/>
-            <w:r>
-              <w:rPr>
-                <w:lang w:val="es-CO"/>
-              </w:rPr>
-              <w:t xml:space="preserve">orden: </w:t>
-            </w:r>
-            <w:proofErr w:type="spellStart"/>
-            <w:r>
-              <w:rPr>
-                <w:lang w:val="es-CO"/>
-              </w:rPr>
-              <w:t>OrdenCompra</w:t>
-            </w:r>
-            <w:proofErr w:type="spellEnd"/>
-            <w:r>
-              <w:rPr>
-                <w:lang w:val="es-CO"/>
-              </w:rPr>
-              <w:t xml:space="preserve">, empresa: </w:t>
-            </w:r>
-            <w:proofErr w:type="spellStart"/>
-            <w:r>
-              <w:rPr>
-                <w:lang w:val="es-CO"/>
-              </w:rPr>
-              <w:t>str</w:t>
-            </w:r>
-            <w:proofErr w:type="spellEnd"/>
-            <w:r>
-              <w:rPr>
-                <w:lang w:val="es-CO"/>
-              </w:rPr>
-              <w:t>):</w:t>
-            </w:r>
-          </w:p>
-          <w:p>
-            <w:pPr>
-              <w:rPr>
-                <w:lang w:val="es-CO"/>
-              </w:rPr>
-            </w:pPr>
-            <w:r>
-              <w:rPr>
-                <w:lang w:val="es-CO"/>
-              </w:rPr>
-              <w:t xml:space="preserve">        </w:t>
-            </w:r>
-            <w:proofErr w:type="spellStart"/>
-            <w:r>
-              <w:rPr>
-                <w:lang w:val="es-CO"/>
-              </w:rPr>
-              <w:t>if</w:t>
-            </w:r>
-            <w:proofErr w:type="spellEnd"/>
-            <w:r>
-              <w:rPr>
-                <w:lang w:val="es-CO"/>
-              </w:rPr>
-              <w:t xml:space="preserve"> </w:t>
-            </w:r>
-            <w:proofErr w:type="spellStart"/>
-            <w:proofErr w:type="gramStart"/>
-            <w:r>
-              <w:rPr>
-                <w:lang w:val="es-CO"/>
-              </w:rPr>
-              <w:t>orden.estado</w:t>
-            </w:r>
-            <w:proofErr w:type="spellEnd"/>
-            <w:proofErr w:type="gramEnd"/>
-            <w:r>
-              <w:rPr>
-                <w:lang w:val="es-CO"/>
-              </w:rPr>
-              <w:t xml:space="preserve"> == "ARMADA":</w:t>
-            </w:r>
-          </w:p>
-          <w:p>
-            <w:pPr>
-              <w:rPr>
-                <w:lang w:val="es-CO"/>
-              </w:rPr>
-            </w:pPr>
-            <w:r>
-              <w:rPr>
-                <w:lang w:val="es-CO"/>
-              </w:rPr>
-              <w:t xml:space="preserve">            </w:t>
-            </w:r>
-            <w:proofErr w:type="spellStart"/>
-            <w:r>
-              <w:rPr>
-                <w:lang w:val="es-CO"/>
-              </w:rPr>
-              <w:t>print</w:t>
-            </w:r>
-            <w:proofErr w:type="spellEnd"/>
-            <w:r>
-              <w:rPr>
-                <w:lang w:val="es-CO"/>
-              </w:rPr>
-              <w:t>(f"[Logística] Pedido delegado a la empresa: {empresa}")</w:t>
-            </w:r>
-          </w:p>
-          <w:p>
-            <w:pPr>
-              <w:rPr>
-                <w:lang w:val="es-CO"/>
-              </w:rPr>
-            </w:pPr>
-            <w:r>
-              <w:rPr>
-                <w:lang w:val="es-CO"/>
-              </w:rPr>
-              <w:t xml:space="preserve">            </w:t>
-            </w:r>
-            <w:proofErr w:type="spellStart"/>
-            <w:proofErr w:type="gramStart"/>
-            <w:r>
-              <w:rPr>
-                <w:lang w:val="es-CO"/>
-              </w:rPr>
-              <w:t>orden.estado</w:t>
-            </w:r>
-            <w:proofErr w:type="spellEnd"/>
-            <w:proofErr w:type="gramEnd"/>
-            <w:r>
-              <w:rPr>
-                <w:lang w:val="es-CO"/>
-              </w:rPr>
-              <w:t xml:space="preserve"> = "ENVIADA"</w:t>
-            </w:r>
-          </w:p>
-          <w:p>
-            <w:pPr>
-              <w:rPr>
-                <w:lang w:val="es-CO"/>
-              </w:rPr>
-            </w:pPr>
-            <w:r>
-              <w:rPr>
-                <w:lang w:val="es-CO"/>
-              </w:rPr>
-              <w:t xml:space="preserve">        </w:t>
-            </w:r>
-            <w:proofErr w:type="spellStart"/>
-            <w:r>
-              <w:rPr>
-                <w:lang w:val="es-CO"/>
-              </w:rPr>
-              <w:t>else</w:t>
-            </w:r>
-            <w:proofErr w:type="spellEnd"/>
-            <w:r>
-              <w:rPr>
-                <w:lang w:val="es-CO"/>
-              </w:rPr>
-              <w:t>:</w:t>
-            </w:r>
-          </w:p>
-          <w:p>
-            <w:pPr>
-              <w:rPr>
-                <w:lang w:val="es-CO"/>
-              </w:rPr>
-            </w:pPr>
-            <w:r>
-              <w:rPr>
-                <w:lang w:val="es-CO"/>
-              </w:rPr>
-              <w:t xml:space="preserve">            </w:t>
-            </w:r>
-            <w:proofErr w:type="spellStart"/>
-            <w:r>
-              <w:rPr>
-                <w:lang w:val="es-CO"/>
-              </w:rPr>
-              <w:t>print</w:t>
-            </w:r>
-            <w:proofErr w:type="spellEnd"/>
-            <w:r>
-              <w:rPr>
-                <w:lang w:val="es-CO"/>
-              </w:rPr>
-              <w:t>("[Logística] El pedido debe estar armado antes de asignar transporte.")</w:t>
-            </w:r>
-          </w:p>
-          <w:p>
-            <w:pPr>
-              <w:rPr>
-                <w:lang w:val="es-CO"/>
-              </w:rPr>
-            </w:pPr>
-          </w:p>
-          <w:p>
-            <w:r>
-              <w:t>class Queja:</w:t>
-            </w:r>
-          </w:p>
-          <w:p>
-            <w:r>
-              <w:t xml:space="preserve">    def __</w:t>
+            <w:r>
+              <w:t>def __</w:t>
             </w:r>
             <w:proofErr w:type="spellStart"/>
             <w:r>
@@ -4544,7 +6488,21 @@
               <w:rPr>
                 <w:lang w:val="es-CO"/>
               </w:rPr>
-              <w:t xml:space="preserve"> remitir(</w:t>
+              <w:t xml:space="preserve"> </w:t>
+            </w:r>
+            <w:proofErr w:type="spellStart"/>
+            <w:r>
+              <w:rPr>
+                <w:lang w:val="es-CO"/>
+              </w:rPr>
+              <w:t>remitir_a_gerencia</w:t>
+            </w:r>
+            <w:proofErr w:type="spellEnd"/>
+            <w:r>
+              <w:rPr>
+                <w:lang w:val="es-CO"/>
+              </w:rPr>
+              <w:t>(</w:t>
             </w:r>
             <w:proofErr w:type="spellStart"/>
             <w:r>
@@ -4585,7 +6543,7 @@
               <w:rPr>
                 <w:lang w:val="es-CO"/>
               </w:rPr>
-              <w:t>(f"[Gerencia] RECLAMO RECIBIDO - Cliente: {</w:t>
+              <w:t>(f"[GERENCIA] Reclamo recibido de {</w:t>
             </w:r>
             <w:proofErr w:type="spellStart"/>
             <w:proofErr w:type="gramStart"/>
@@ -4601,7 +6559,7 @@
               <w:rPr>
                 <w:lang w:val="es-CO"/>
               </w:rPr>
-              <w:t>} | Motivo: {</w:t>
+              <w:t>}: {</w:t>
             </w:r>
             <w:proofErr w:type="spellStart"/>
             <w:proofErr w:type="gramStart"/>
@@ -4650,15 +6608,21 @@
           <w:lang w:val="es-CO"/>
         </w:rPr>
       </w:pPr>
-      <w:bookmarkStart w:id="2" w:name="_Toc225265555"/>
+      <w:bookmarkStart w:id="5" w:name="_Toc226315630"/>
       <w:r>
         <w:rPr>
           <w:lang w:val="es-CO"/>
         </w:rPr>
         <w:lastRenderedPageBreak/>
-        <w:t>3. Código en Visual Studio Code</w:t>
+        <w:t>6</w:t>
       </w:r>
-      <w:bookmarkEnd w:id="2"/>
+      <w:r>
+        <w:rPr>
+          <w:lang w:val="es-CO"/>
+        </w:rPr>
+        <w:t>. Código en Visual Studio Code</w:t>
+      </w:r>
+      <w:bookmarkEnd w:id="5"/>
     </w:p>
     <w:p>
       <w:pPr>
@@ -4805,10 +6769,10 @@
           <w:noProof/>
         </w:rPr>
         <w:drawing>
-          <wp:inline distT="0" distB="0" distL="0" distR="0" wp14:anchorId="74ED17A8" wp14:editId="09D633C7">
-            <wp:extent cx="5911702" cy="2833322"/>
+          <wp:inline distT="0" distB="0" distL="0" distR="0" wp14:anchorId="66D7C532" wp14:editId="66C2706F">
+            <wp:extent cx="5943600" cy="3194685"/>
             <wp:effectExtent l="0" t="0" r="0" b="5715"/>
-            <wp:docPr id="1375196938" name="Picture 1"/>
+            <wp:docPr id="1391533951" name="Picture 1"/>
             <wp:cNvGraphicFramePr>
               <a:graphicFrameLocks xmlns:a="http://schemas.openxmlformats.org/drawingml/2006/main" noChangeAspect="1"/>
             </wp:cNvGraphicFramePr>
@@ -4816,11 +6780,11 @@
               <a:graphicData uri="http://schemas.openxmlformats.org/drawingml/2006/picture">
                 <pic:pic xmlns:pic="http://schemas.openxmlformats.org/drawingml/2006/picture">
                   <pic:nvPicPr>
-                    <pic:cNvPr id="1375196938" name=""/>
+                    <pic:cNvPr id="1391533951" name=""/>
                     <pic:cNvPicPr/>
                   </pic:nvPicPr>
                   <pic:blipFill>
-                    <a:blip r:embed="rId8"/>
+                    <a:blip r:embed="rId12"/>
                     <a:stretch>
                       <a:fillRect/>
                     </a:stretch>
@@ -4828,7 +6792,7 @@
                   <pic:spPr>
                     <a:xfrm>
                       <a:off x="0" y="0"/>
-                      <a:ext cx="5975762" cy="2864024"/>
+                      <a:ext cx="5943600" cy="3194685"/>
                     </a:xfrm>
                     <a:prstGeom prst="rect">
                       <a:avLst/>
@@ -5067,6 +7031,7 @@
           <w:bCs/>
           <w:lang w:val="es-CO"/>
         </w:rPr>
+        <w:lastRenderedPageBreak/>
         <w:t>Servicios Especializados (</w:t>
       </w:r>
       <w:proofErr w:type="spellStart"/>
@@ -5132,16 +7097,22 @@
           <w:lang w:val="es-CO"/>
         </w:rPr>
       </w:pPr>
+    </w:p>
+    <w:p>
+      <w:pPr>
+        <w:rPr>
+          <w:lang w:val="es-CO"/>
+        </w:rPr>
+      </w:pPr>
       <w:r>
         <w:rPr>
           <w:noProof/>
         </w:rPr>
-        <w:lastRenderedPageBreak/>
         <w:drawing>
-          <wp:inline distT="0" distB="0" distL="0" distR="0" wp14:anchorId="111EAA20" wp14:editId="233AD429">
-            <wp:extent cx="5943600" cy="2909570"/>
-            <wp:effectExtent l="0" t="0" r="0" b="5080"/>
-            <wp:docPr id="1619573814" name="Picture 1"/>
+          <wp:inline distT="0" distB="0" distL="0" distR="0" wp14:anchorId="5DA887D6" wp14:editId="180FE523">
+            <wp:extent cx="5943600" cy="3194685"/>
+            <wp:effectExtent l="0" t="0" r="0" b="5715"/>
+            <wp:docPr id="854384062" name="Picture 1"/>
             <wp:cNvGraphicFramePr>
               <a:graphicFrameLocks xmlns:a="http://schemas.openxmlformats.org/drawingml/2006/main" noChangeAspect="1"/>
             </wp:cNvGraphicFramePr>
@@ -5149,11 +7120,11 @@
               <a:graphicData uri="http://schemas.openxmlformats.org/drawingml/2006/picture">
                 <pic:pic xmlns:pic="http://schemas.openxmlformats.org/drawingml/2006/picture">
                   <pic:nvPicPr>
-                    <pic:cNvPr id="1619573814" name=""/>
+                    <pic:cNvPr id="854384062" name=""/>
                     <pic:cNvPicPr/>
                   </pic:nvPicPr>
                   <pic:blipFill>
-                    <a:blip r:embed="rId9"/>
+                    <a:blip r:embed="rId13"/>
                     <a:stretch>
                       <a:fillRect/>
                     </a:stretch>
@@ -5161,7 +7132,7 @@
                   <pic:spPr>
                     <a:xfrm>
                       <a:off x="0" y="0"/>
-                      <a:ext cx="5943600" cy="2909570"/>
+                      <a:ext cx="5943600" cy="3194685"/>
                     </a:xfrm>
                     <a:prstGeom prst="rect">
                       <a:avLst/>
@@ -5185,10 +7156,10 @@
           <w:noProof/>
         </w:rPr>
         <w:drawing>
-          <wp:inline distT="0" distB="0" distL="0" distR="0" wp14:anchorId="215970D5" wp14:editId="4DB6957E">
-            <wp:extent cx="5943600" cy="2951480"/>
-            <wp:effectExtent l="0" t="0" r="0" b="1270"/>
-            <wp:docPr id="2082487993" name="Picture 1"/>
+          <wp:inline distT="0" distB="0" distL="0" distR="0" wp14:anchorId="65FAE95F" wp14:editId="38D95943">
+            <wp:extent cx="5943600" cy="3194685"/>
+            <wp:effectExtent l="0" t="0" r="0" b="5715"/>
+            <wp:docPr id="1533390111" name="Picture 1"/>
             <wp:cNvGraphicFramePr>
               <a:graphicFrameLocks xmlns:a="http://schemas.openxmlformats.org/drawingml/2006/main" noChangeAspect="1"/>
             </wp:cNvGraphicFramePr>
@@ -5196,11 +7167,11 @@
               <a:graphicData uri="http://schemas.openxmlformats.org/drawingml/2006/picture">
                 <pic:pic xmlns:pic="http://schemas.openxmlformats.org/drawingml/2006/picture">
                   <pic:nvPicPr>
-                    <pic:cNvPr id="2082487993" name=""/>
+                    <pic:cNvPr id="1533390111" name=""/>
                     <pic:cNvPicPr/>
                   </pic:nvPicPr>
                   <pic:blipFill>
-                    <a:blip r:embed="rId10"/>
+                    <a:blip r:embed="rId14"/>
                     <a:stretch>
                       <a:fillRect/>
                     </a:stretch>
@@ -5208,7 +7179,7 @@
                   <pic:spPr>
                     <a:xfrm>
                       <a:off x="0" y="0"/>
-                      <a:ext cx="5943600" cy="2951480"/>
+                      <a:ext cx="5943600" cy="3194685"/>
                     </a:xfrm>
                     <a:prstGeom prst="rect">
                       <a:avLst/>
@@ -5241,177 +7212,150 @@
           <w:lang w:val="es-CO"/>
         </w:rPr>
       </w:pPr>
-      <w:bookmarkStart w:id="3" w:name="_Toc225265556"/>
+      <w:bookmarkStart w:id="6" w:name="_Toc226315631"/>
       <w:r>
         <w:rPr>
           <w:lang w:val="es-CO"/>
         </w:rPr>
         <w:lastRenderedPageBreak/>
-        <w:t xml:space="preserve">4. </w:t>
+        <w:t>7</w:t>
       </w:r>
       <w:r>
         <w:rPr>
           <w:lang w:val="es-CO"/>
         </w:rPr>
-        <w:t>Prueba de Escritorio (Caso: Compra de Smart TV)</w:t>
+        <w:t xml:space="preserve">. </w:t>
       </w:r>
-      <w:bookmarkEnd w:id="3"/>
+      <w:r>
+        <w:rPr>
+          <w:lang w:val="es-CO"/>
+        </w:rPr>
+        <w:t>Prueba de Escritorio</w:t>
+      </w:r>
+      <w:bookmarkEnd w:id="6"/>
+    </w:p>
+    <w:p>
+      <w:pPr>
+        <w:pStyle w:val="Heading2"/>
+        <w:rPr>
+          <w:lang w:val="es-CO"/>
+        </w:rPr>
+      </w:pPr>
+      <w:bookmarkStart w:id="7" w:name="_Toc226315632"/>
+      <w:r>
+        <w:rPr>
+          <w:lang w:val="es-CO"/>
+        </w:rPr>
+        <w:t>Inicialización de Objetos (Memoria/Inventario)</w:t>
+      </w:r>
+      <w:bookmarkEnd w:id="7"/>
+    </w:p>
+    <w:p>
+      <w:pPr>
+        <w:rPr>
+          <w:lang w:val="es-CO"/>
+        </w:rPr>
+      </w:pPr>
+      <w:r>
+        <w:rPr>
+          <w:lang w:val="es-CO"/>
+        </w:rPr>
+        <w:t>En esta etapa se crean las instancias de Producto en la memoria.</w:t>
+      </w:r>
     </w:p>
     <w:tbl>
       <w:tblPr>
-        <w:tblW w:w="9456" w:type="dxa"/>
-        <w:tblCellSpacing w:w="15" w:type="dxa"/>
-        <w:tblBorders>
-          <w:top w:val="single" w:sz="4" w:space="0" w:color="auto"/>
-          <w:left w:val="single" w:sz="4" w:space="0" w:color="auto"/>
-          <w:bottom w:val="single" w:sz="4" w:space="0" w:color="auto"/>
-          <w:right w:val="single" w:sz="4" w:space="0" w:color="auto"/>
-          <w:insideH w:val="single" w:sz="4" w:space="0" w:color="auto"/>
-          <w:insideV w:val="single" w:sz="4" w:space="0" w:color="auto"/>
-        </w:tblBorders>
-        <w:tblCellMar>
-          <w:top w:w="15" w:type="dxa"/>
-          <w:left w:w="15" w:type="dxa"/>
-          <w:bottom w:w="15" w:type="dxa"/>
-          <w:right w:w="15" w:type="dxa"/>
-        </w:tblCellMar>
+        <w:tblStyle w:val="TableGrid"/>
+        <w:tblW w:w="0" w:type="auto"/>
         <w:tblLook w:val="04A0" w:firstRow="1" w:lastRow="0" w:firstColumn="1" w:lastColumn="0" w:noHBand="0" w:noVBand="1"/>
       </w:tblPr>
       <w:tblGrid>
-        <w:gridCol w:w="3365"/>
-        <w:gridCol w:w="2159"/>
-        <w:gridCol w:w="2270"/>
-        <w:gridCol w:w="1662"/>
+        <w:gridCol w:w="2337"/>
+        <w:gridCol w:w="2337"/>
+        <w:gridCol w:w="2338"/>
+        <w:gridCol w:w="2338"/>
       </w:tblGrid>
       <w:tr>
-        <w:trPr>
-          <w:trHeight w:val="536"/>
-          <w:tblHeader/>
-          <w:tblCellSpacing w:w="15" w:type="dxa"/>
-        </w:trPr>
         <w:tc>
           <w:tcPr>
-            <w:tcW w:w="0" w:type="auto"/>
-            <w:vAlign w:val="center"/>
-            <w:hideMark/>
+            <w:tcW w:w="2337" w:type="dxa"/>
           </w:tcPr>
           <w:p>
             <w:pPr>
-              <w:jc w:val="center"/>
-              <w:rPr>
-                <w:b/>
-                <w:bCs/>
+              <w:rPr>
                 <w:lang w:val="es-CO"/>
               </w:rPr>
             </w:pPr>
             <w:r>
               <w:rPr>
-                <w:b/>
-                <w:bCs/>
-                <w:lang w:val="es-CO"/>
-              </w:rPr>
-              <w:t>Línea de Código</w:t>
+                <w:lang w:val="es-CO"/>
+              </w:rPr>
+              <w:t>Objeto</w:t>
             </w:r>
           </w:p>
         </w:tc>
         <w:tc>
           <w:tcPr>
-            <w:tcW w:w="0" w:type="auto"/>
-            <w:vAlign w:val="center"/>
-            <w:hideMark/>
+            <w:tcW w:w="2337" w:type="dxa"/>
           </w:tcPr>
           <w:p>
             <w:pPr>
-              <w:jc w:val="center"/>
-              <w:rPr>
-                <w:b/>
-                <w:bCs/>
+              <w:rPr>
                 <w:lang w:val="es-CO"/>
               </w:rPr>
             </w:pPr>
             <w:r>
               <w:rPr>
-                <w:b/>
-                <w:bCs/>
-                <w:lang w:val="es-CO"/>
-              </w:rPr>
-              <w:t>Acción Realizada</w:t>
+                <w:lang w:val="es-CO"/>
+              </w:rPr>
+              <w:t>ID</w:t>
             </w:r>
           </w:p>
         </w:tc>
         <w:tc>
           <w:tcPr>
-            <w:tcW w:w="0" w:type="auto"/>
-            <w:vAlign w:val="center"/>
-            <w:hideMark/>
+            <w:tcW w:w="2338" w:type="dxa"/>
           </w:tcPr>
           <w:p>
             <w:pPr>
-              <w:jc w:val="center"/>
-              <w:rPr>
-                <w:b/>
-                <w:bCs/>
+              <w:rPr>
                 <w:lang w:val="es-CO"/>
               </w:rPr>
             </w:pPr>
-            <w:proofErr w:type="spellStart"/>
-            <w:proofErr w:type="gramStart"/>
-            <w:r>
-              <w:rPr>
-                <w:b/>
-                <w:bCs/>
-                <w:lang w:val="es-CO"/>
-              </w:rPr>
-              <w:t>producto.cantidad</w:t>
-            </w:r>
-            <w:proofErr w:type="spellEnd"/>
-            <w:proofErr w:type="gramEnd"/>
+            <w:r>
+              <w:rPr>
+                <w:lang w:val="es-CO"/>
+              </w:rPr>
+              <w:t>Descripción</w:t>
+            </w:r>
           </w:p>
         </w:tc>
         <w:tc>
           <w:tcPr>
-            <w:tcW w:w="0" w:type="auto"/>
-            <w:vAlign w:val="center"/>
-            <w:hideMark/>
+            <w:tcW w:w="2338" w:type="dxa"/>
           </w:tcPr>
           <w:p>
             <w:pPr>
-              <w:jc w:val="center"/>
-              <w:rPr>
-                <w:b/>
-                <w:bCs/>
+              <w:rPr>
                 <w:lang w:val="es-CO"/>
               </w:rPr>
             </w:pPr>
-            <w:proofErr w:type="spellStart"/>
-            <w:proofErr w:type="gramStart"/>
-            <w:r>
-              <w:rPr>
-                <w:b/>
-                <w:bCs/>
-                <w:lang w:val="es-CO"/>
-              </w:rPr>
-              <w:t>orden.estado</w:t>
-            </w:r>
-            <w:proofErr w:type="spellEnd"/>
-            <w:proofErr w:type="gramEnd"/>
+            <w:r>
+              <w:rPr>
+                <w:lang w:val="es-CO"/>
+              </w:rPr>
+              <w:t>Precio</w:t>
+            </w:r>
           </w:p>
         </w:tc>
       </w:tr>
       <w:tr>
-        <w:trPr>
-          <w:trHeight w:val="557"/>
-          <w:tblCellSpacing w:w="15" w:type="dxa"/>
-        </w:trPr>
         <w:tc>
           <w:tcPr>
-            <w:tcW w:w="0" w:type="auto"/>
-            <w:vAlign w:val="center"/>
-            <w:hideMark/>
+            <w:tcW w:w="2337" w:type="dxa"/>
           </w:tcPr>
           <w:p>
             <w:pPr>
-              <w:jc w:val="center"/>
               <w:rPr>
                 <w:lang w:val="es-CO"/>
               </w:rPr>
@@ -5420,19 +7364,16 @@
               <w:rPr>
                 <w:lang w:val="es-CO"/>
               </w:rPr>
-              <w:t>p1 = Producto(...)</w:t>
+              <w:t>p1</w:t>
             </w:r>
           </w:p>
         </w:tc>
         <w:tc>
           <w:tcPr>
-            <w:tcW w:w="0" w:type="auto"/>
-            <w:vAlign w:val="center"/>
-            <w:hideMark/>
+            <w:tcW w:w="2337" w:type="dxa"/>
           </w:tcPr>
           <w:p>
             <w:pPr>
-              <w:jc w:val="center"/>
               <w:rPr>
                 <w:lang w:val="es-CO"/>
               </w:rPr>
@@ -5441,19 +7382,16 @@
               <w:rPr>
                 <w:lang w:val="es-CO"/>
               </w:rPr>
-              <w:t>Inicialización</w:t>
+              <w:t>A101</w:t>
             </w:r>
           </w:p>
         </w:tc>
         <w:tc>
           <w:tcPr>
-            <w:tcW w:w="0" w:type="auto"/>
-            <w:vAlign w:val="center"/>
-            <w:hideMark/>
+            <w:tcW w:w="2338" w:type="dxa"/>
           </w:tcPr>
           <w:p>
             <w:pPr>
-              <w:jc w:val="center"/>
               <w:rPr>
                 <w:lang w:val="es-CO"/>
               </w:rPr>
@@ -5462,19 +7400,30 @@
               <w:rPr>
                 <w:lang w:val="es-CO"/>
               </w:rPr>
-              <w:t>10</w:t>
+              <w:t xml:space="preserve">Laptop </w:t>
+            </w:r>
+            <w:proofErr w:type="spellStart"/>
+            <w:r>
+              <w:rPr>
+                <w:lang w:val="es-CO"/>
+              </w:rPr>
+              <w:t>Gaming</w:t>
+            </w:r>
+            <w:proofErr w:type="spellEnd"/>
+            <w:r>
+              <w:rPr>
+                <w:lang w:val="es-CO"/>
+              </w:rPr>
+              <w:t xml:space="preserve"> Pro</w:t>
             </w:r>
           </w:p>
         </w:tc>
         <w:tc>
           <w:tcPr>
-            <w:tcW w:w="0" w:type="auto"/>
-            <w:vAlign w:val="center"/>
-            <w:hideMark/>
+            <w:tcW w:w="2338" w:type="dxa"/>
           </w:tcPr>
           <w:p>
             <w:pPr>
-              <w:jc w:val="center"/>
               <w:rPr>
                 <w:lang w:val="es-CO"/>
               </w:rPr>
@@ -5483,82 +7432,36 @@
               <w:rPr>
                 <w:lang w:val="es-CO"/>
               </w:rPr>
-              <w:t>N/A</w:t>
+              <w:t>1200.50</w:t>
             </w:r>
           </w:p>
         </w:tc>
       </w:tr>
       <w:tr>
-        <w:trPr>
-          <w:trHeight w:val="557"/>
-          <w:tblCellSpacing w:w="15" w:type="dxa"/>
-        </w:trPr>
         <w:tc>
           <w:tcPr>
-            <w:tcW w:w="0" w:type="auto"/>
-            <w:vAlign w:val="center"/>
-            <w:hideMark/>
+            <w:tcW w:w="2337" w:type="dxa"/>
           </w:tcPr>
           <w:p>
             <w:pPr>
-              <w:jc w:val="center"/>
               <w:rPr>
                 <w:lang w:val="es-CO"/>
               </w:rPr>
             </w:pPr>
-            <w:proofErr w:type="spellStart"/>
-            <w:r>
-              <w:rPr>
-                <w:lang w:val="es-CO"/>
-              </w:rPr>
-              <w:t>mi_</w:t>
-            </w:r>
-            <w:proofErr w:type="gramStart"/>
-            <w:r>
-              <w:rPr>
-                <w:lang w:val="es-CO"/>
-              </w:rPr>
-              <w:t>orden.agregar</w:t>
-            </w:r>
-            <w:proofErr w:type="gramEnd"/>
-            <w:r>
-              <w:rPr>
-                <w:lang w:val="es-CO"/>
-              </w:rPr>
-              <w:t>_</w:t>
-            </w:r>
-            <w:proofErr w:type="gramStart"/>
-            <w:r>
-              <w:rPr>
-                <w:lang w:val="es-CO"/>
-              </w:rPr>
-              <w:t>item</w:t>
-            </w:r>
-            <w:proofErr w:type="spellEnd"/>
-            <w:r>
-              <w:rPr>
-                <w:lang w:val="es-CO"/>
-              </w:rPr>
-              <w:t>(</w:t>
-            </w:r>
-            <w:proofErr w:type="gramEnd"/>
-            <w:r>
-              <w:rPr>
-                <w:lang w:val="es-CO"/>
-              </w:rPr>
-              <w:t>p1, 1)</w:t>
+            <w:r>
+              <w:rPr>
+                <w:lang w:val="es-CO"/>
+              </w:rPr>
+              <w:t>p2</w:t>
             </w:r>
           </w:p>
         </w:tc>
         <w:tc>
           <w:tcPr>
-            <w:tcW w:w="0" w:type="auto"/>
-            <w:vAlign w:val="center"/>
-            <w:hideMark/>
+            <w:tcW w:w="2337" w:type="dxa"/>
           </w:tcPr>
           <w:p>
             <w:pPr>
-              <w:jc w:val="center"/>
               <w:rPr>
                 <w:lang w:val="es-CO"/>
               </w:rPr>
@@ -5567,19 +7470,16 @@
               <w:rPr>
                 <w:lang w:val="es-CO"/>
               </w:rPr>
-              <w:t>Se resta el stock</w:t>
+              <w:t>B202</w:t>
             </w:r>
           </w:p>
         </w:tc>
         <w:tc>
           <w:tcPr>
-            <w:tcW w:w="0" w:type="auto"/>
-            <w:vAlign w:val="center"/>
-            <w:hideMark/>
+            <w:tcW w:w="2338" w:type="dxa"/>
           </w:tcPr>
           <w:p>
             <w:pPr>
-              <w:jc w:val="center"/>
               <w:rPr>
                 <w:lang w:val="es-CO"/>
               </w:rPr>
@@ -5588,19 +7488,16 @@
               <w:rPr>
                 <w:lang w:val="es-CO"/>
               </w:rPr>
-              <w:t>9</w:t>
+              <w:t>Mouse Ergonómico</w:t>
             </w:r>
           </w:p>
         </w:tc>
         <w:tc>
           <w:tcPr>
-            <w:tcW w:w="0" w:type="auto"/>
-            <w:vAlign w:val="center"/>
-            <w:hideMark/>
+            <w:tcW w:w="2338" w:type="dxa"/>
           </w:tcPr>
           <w:p>
             <w:pPr>
-              <w:jc w:val="center"/>
               <w:rPr>
                 <w:lang w:val="es-CO"/>
               </w:rPr>
@@ -5609,76 +7506,36 @@
               <w:rPr>
                 <w:lang w:val="es-CO"/>
               </w:rPr>
-              <w:t>PENDIENTE</w:t>
+              <w:t>45.00</w:t>
             </w:r>
           </w:p>
         </w:tc>
       </w:tr>
       <w:tr>
-        <w:trPr>
-          <w:trHeight w:val="557"/>
-          <w:tblCellSpacing w:w="15" w:type="dxa"/>
-        </w:trPr>
         <w:tc>
           <w:tcPr>
-            <w:tcW w:w="0" w:type="auto"/>
-            <w:vAlign w:val="center"/>
-            <w:hideMark/>
+            <w:tcW w:w="2337" w:type="dxa"/>
           </w:tcPr>
           <w:p>
             <w:pPr>
-              <w:jc w:val="center"/>
               <w:rPr>
                 <w:lang w:val="es-CO"/>
               </w:rPr>
             </w:pPr>
-            <w:proofErr w:type="spellStart"/>
-            <w:r>
-              <w:rPr>
-                <w:lang w:val="es-CO"/>
-              </w:rPr>
-              <w:t>if</w:t>
-            </w:r>
-            <w:proofErr w:type="spellEnd"/>
-            <w:r>
-              <w:rPr>
-                <w:lang w:val="es-CO"/>
-              </w:rPr>
-              <w:t xml:space="preserve"> </w:t>
-            </w:r>
-            <w:proofErr w:type="spellStart"/>
-            <w:proofErr w:type="gramStart"/>
-            <w:r>
-              <w:rPr>
-                <w:lang w:val="es-CO"/>
-              </w:rPr>
-              <w:t>pago.procesar</w:t>
-            </w:r>
-            <w:proofErr w:type="gramEnd"/>
-            <w:r>
-              <w:rPr>
-                <w:lang w:val="es-CO"/>
-              </w:rPr>
-              <w:t>_pago</w:t>
-            </w:r>
-            <w:proofErr w:type="spellEnd"/>
-            <w:r>
-              <w:rPr>
-                <w:lang w:val="es-CO"/>
-              </w:rPr>
-              <w:t>(...)</w:t>
+            <w:r>
+              <w:rPr>
+                <w:lang w:val="es-CO"/>
+              </w:rPr>
+              <w:t>p3</w:t>
             </w:r>
           </w:p>
         </w:tc>
         <w:tc>
           <w:tcPr>
-            <w:tcW w:w="0" w:type="auto"/>
-            <w:vAlign w:val="center"/>
-            <w:hideMark/>
+            <w:tcW w:w="2337" w:type="dxa"/>
           </w:tcPr>
           <w:p>
             <w:pPr>
-              <w:jc w:val="center"/>
               <w:rPr>
                 <w:lang w:val="es-CO"/>
               </w:rPr>
@@ -5687,19 +7544,16 @@
               <w:rPr>
                 <w:lang w:val="es-CO"/>
               </w:rPr>
-              <w:t>Validación de pago</w:t>
+              <w:t>C303</w:t>
             </w:r>
           </w:p>
         </w:tc>
         <w:tc>
           <w:tcPr>
-            <w:tcW w:w="0" w:type="auto"/>
-            <w:vAlign w:val="center"/>
-            <w:hideMark/>
+            <w:tcW w:w="2338" w:type="dxa"/>
           </w:tcPr>
           <w:p>
             <w:pPr>
-              <w:jc w:val="center"/>
               <w:rPr>
                 <w:lang w:val="es-CO"/>
               </w:rPr>
@@ -5708,19 +7562,16 @@
               <w:rPr>
                 <w:lang w:val="es-CO"/>
               </w:rPr>
-              <w:t>9</w:t>
+              <w:t>Teclado Mecánico</w:t>
             </w:r>
           </w:p>
         </w:tc>
         <w:tc>
           <w:tcPr>
-            <w:tcW w:w="0" w:type="auto"/>
-            <w:vAlign w:val="center"/>
-            <w:hideMark/>
+            <w:tcW w:w="2338" w:type="dxa"/>
           </w:tcPr>
           <w:p>
             <w:pPr>
-              <w:jc w:val="center"/>
               <w:rPr>
                 <w:lang w:val="es-CO"/>
               </w:rPr>
@@ -5729,211 +7580,7 @@
               <w:rPr>
                 <w:lang w:val="es-CO"/>
               </w:rPr>
-              <w:t>PAGADA</w:t>
-            </w:r>
-          </w:p>
-        </w:tc>
-      </w:tr>
-      <w:tr>
-        <w:trPr>
-          <w:trHeight w:val="557"/>
-          <w:tblCellSpacing w:w="15" w:type="dxa"/>
-        </w:trPr>
-        <w:tc>
-          <w:tcPr>
-            <w:tcW w:w="0" w:type="auto"/>
-            <w:vAlign w:val="center"/>
-            <w:hideMark/>
-          </w:tcPr>
-          <w:p>
-            <w:pPr>
-              <w:jc w:val="center"/>
-              <w:rPr>
-                <w:lang w:val="es-CO"/>
-              </w:rPr>
-            </w:pPr>
-            <w:proofErr w:type="spellStart"/>
-            <w:proofErr w:type="gramStart"/>
-            <w:r>
-              <w:rPr>
-                <w:lang w:val="es-CO"/>
-              </w:rPr>
-              <w:t>agente.armar</w:t>
-            </w:r>
-            <w:proofErr w:type="gramEnd"/>
-            <w:r>
-              <w:rPr>
-                <w:lang w:val="es-CO"/>
-              </w:rPr>
-              <w:t>_pedido</w:t>
-            </w:r>
-            <w:proofErr w:type="spellEnd"/>
-            <w:r>
-              <w:rPr>
-                <w:lang w:val="es-CO"/>
-              </w:rPr>
-              <w:t>(...)</w:t>
-            </w:r>
-          </w:p>
-        </w:tc>
-        <w:tc>
-          <w:tcPr>
-            <w:tcW w:w="0" w:type="auto"/>
-            <w:vAlign w:val="center"/>
-            <w:hideMark/>
-          </w:tcPr>
-          <w:p>
-            <w:pPr>
-              <w:jc w:val="center"/>
-              <w:rPr>
-                <w:lang w:val="es-CO"/>
-              </w:rPr>
-            </w:pPr>
-            <w:r>
-              <w:rPr>
-                <w:lang w:val="es-CO"/>
-              </w:rPr>
-              <w:t>Preparación física</w:t>
-            </w:r>
-          </w:p>
-        </w:tc>
-        <w:tc>
-          <w:tcPr>
-            <w:tcW w:w="0" w:type="auto"/>
-            <w:vAlign w:val="center"/>
-            <w:hideMark/>
-          </w:tcPr>
-          <w:p>
-            <w:pPr>
-              <w:jc w:val="center"/>
-              <w:rPr>
-                <w:lang w:val="es-CO"/>
-              </w:rPr>
-            </w:pPr>
-            <w:r>
-              <w:rPr>
-                <w:lang w:val="es-CO"/>
-              </w:rPr>
-              <w:t>9</w:t>
-            </w:r>
-          </w:p>
-        </w:tc>
-        <w:tc>
-          <w:tcPr>
-            <w:tcW w:w="0" w:type="auto"/>
-            <w:vAlign w:val="center"/>
-            <w:hideMark/>
-          </w:tcPr>
-          <w:p>
-            <w:pPr>
-              <w:jc w:val="center"/>
-              <w:rPr>
-                <w:lang w:val="es-CO"/>
-              </w:rPr>
-            </w:pPr>
-            <w:r>
-              <w:rPr>
-                <w:lang w:val="es-CO"/>
-              </w:rPr>
-              <w:t>ARMADA</w:t>
-            </w:r>
-          </w:p>
-        </w:tc>
-      </w:tr>
-      <w:tr>
-        <w:trPr>
-          <w:trHeight w:val="557"/>
-          <w:tblCellSpacing w:w="15" w:type="dxa"/>
-        </w:trPr>
-        <w:tc>
-          <w:tcPr>
-            <w:tcW w:w="0" w:type="auto"/>
-            <w:vAlign w:val="center"/>
-            <w:hideMark/>
-          </w:tcPr>
-          <w:p>
-            <w:pPr>
-              <w:jc w:val="center"/>
-              <w:rPr>
-                <w:lang w:val="es-CO"/>
-              </w:rPr>
-            </w:pPr>
-            <w:proofErr w:type="spellStart"/>
-            <w:r>
-              <w:rPr>
-                <w:lang w:val="es-CO"/>
-              </w:rPr>
-              <w:t>Logistica.asignar</w:t>
-            </w:r>
-            <w:proofErr w:type="spellEnd"/>
-            <w:r>
-              <w:rPr>
-                <w:lang w:val="es-CO"/>
-              </w:rPr>
-              <w:t>(...)</w:t>
-            </w:r>
-          </w:p>
-        </w:tc>
-        <w:tc>
-          <w:tcPr>
-            <w:tcW w:w="0" w:type="auto"/>
-            <w:vAlign w:val="center"/>
-            <w:hideMark/>
-          </w:tcPr>
-          <w:p>
-            <w:pPr>
-              <w:jc w:val="center"/>
-              <w:rPr>
-                <w:lang w:val="es-CO"/>
-              </w:rPr>
-            </w:pPr>
-            <w:r>
-              <w:rPr>
-                <w:lang w:val="es-CO"/>
-              </w:rPr>
-              <w:t>Despacho final</w:t>
-            </w:r>
-          </w:p>
-        </w:tc>
-        <w:tc>
-          <w:tcPr>
-            <w:tcW w:w="0" w:type="auto"/>
-            <w:vAlign w:val="center"/>
-            <w:hideMark/>
-          </w:tcPr>
-          <w:p>
-            <w:pPr>
-              <w:jc w:val="center"/>
-              <w:rPr>
-                <w:lang w:val="es-CO"/>
-              </w:rPr>
-            </w:pPr>
-            <w:r>
-              <w:rPr>
-                <w:lang w:val="es-CO"/>
-              </w:rPr>
-              <w:t>9</w:t>
-            </w:r>
-          </w:p>
-        </w:tc>
-        <w:tc>
-          <w:tcPr>
-            <w:tcW w:w="0" w:type="auto"/>
-            <w:vAlign w:val="center"/>
-            <w:hideMark/>
-          </w:tcPr>
-          <w:p>
-            <w:pPr>
-              <w:jc w:val="center"/>
-              <w:rPr>
-                <w:lang w:val="es-CO"/>
-              </w:rPr>
-            </w:pPr>
-            <w:r>
-              <w:rPr>
-                <w:lang w:val="es-CO"/>
-              </w:rPr>
-              <w:t>ENVIADA</w:t>
+              <w:t>80.00</w:t>
             </w:r>
           </w:p>
         </w:tc>
@@ -5941,26 +7588,1138 @@
     </w:tbl>
     <w:p>
       <w:pPr>
-        <w:rPr>
-          <w:lang w:val="es-CO"/>
-        </w:rPr>
-      </w:pPr>
+        <w:pStyle w:val="Heading2"/>
+        <w:rPr>
+          <w:lang w:val="es-CO"/>
+        </w:rPr>
+      </w:pPr>
+      <w:bookmarkStart w:id="8" w:name="_Toc226315633"/>
+      <w:r>
+        <w:rPr>
+          <w:lang w:val="es-CO"/>
+        </w:rPr>
+        <w:t>Flujo del Cliente (Orden de Compra)</w:t>
+      </w:r>
+      <w:bookmarkEnd w:id="8"/>
     </w:p>
     <w:p>
       <w:pPr>
+        <w:rPr>
+          <w:b/>
+          <w:bCs/>
+          <w:lang w:val="es-CO"/>
+        </w:rPr>
+      </w:pPr>
+      <w:r>
+        <w:rPr>
+          <w:b/>
+          <w:bCs/>
+          <w:lang w:val="es-CO"/>
+        </w:rPr>
+        <w:t>Paso A: Creación de la Orden</w:t>
+      </w:r>
+    </w:p>
+    <w:p>
+      <w:pPr>
+        <w:numPr>
+          <w:ilvl w:val="0"/>
+          <w:numId w:val="39"/>
+        </w:numPr>
+        <w:rPr>
+          <w:lang w:val="es-CO"/>
+        </w:rPr>
+      </w:pPr>
+      <w:r>
+        <w:rPr>
+          <w:b/>
+          <w:bCs/>
+          <w:lang w:val="es-CO"/>
+        </w:rPr>
+        <w:t>Acción:</w:t>
+      </w:r>
+      <w:r>
+        <w:rPr>
+          <w:lang w:val="es-CO"/>
+        </w:rPr>
+        <w:t xml:space="preserve"> Se instancia </w:t>
+      </w:r>
+      <w:proofErr w:type="spellStart"/>
+      <w:r>
+        <w:rPr>
+          <w:lang w:val="es-CO"/>
+        </w:rPr>
+        <w:t>orden_sebas</w:t>
+      </w:r>
+      <w:proofErr w:type="spellEnd"/>
+      <w:r>
+        <w:rPr>
+          <w:lang w:val="es-CO"/>
+        </w:rPr>
+        <w:t xml:space="preserve"> = </w:t>
+      </w:r>
+      <w:proofErr w:type="spellStart"/>
+      <w:proofErr w:type="gramStart"/>
+      <w:r>
+        <w:rPr>
+          <w:lang w:val="es-CO"/>
+        </w:rPr>
+        <w:t>OrdenCompra</w:t>
+      </w:r>
+      <w:proofErr w:type="spellEnd"/>
+      <w:r>
+        <w:rPr>
+          <w:lang w:val="es-CO"/>
+        </w:rPr>
+        <w:t>(</w:t>
+      </w:r>
+      <w:proofErr w:type="gramEnd"/>
+      <w:r>
+        <w:rPr>
+          <w:lang w:val="es-CO"/>
+        </w:rPr>
+        <w:t>"</w:t>
+      </w:r>
+      <w:proofErr w:type="spellStart"/>
+      <w:r>
+        <w:rPr>
+          <w:lang w:val="es-CO"/>
+        </w:rPr>
+        <w:t>Sebastian</w:t>
+      </w:r>
+      <w:proofErr w:type="spellEnd"/>
+      <w:r>
+        <w:rPr>
+          <w:lang w:val="es-CO"/>
+        </w:rPr>
+        <w:t xml:space="preserve"> </w:t>
+      </w:r>
+      <w:proofErr w:type="spellStart"/>
+      <w:r>
+        <w:rPr>
+          <w:lang w:val="es-CO"/>
+        </w:rPr>
+        <w:t>Gutierrez</w:t>
+      </w:r>
+      <w:proofErr w:type="spellEnd"/>
+      <w:r>
+        <w:rPr>
+          <w:lang w:val="es-CO"/>
+        </w:rPr>
+        <w:t>").</w:t>
+      </w:r>
+    </w:p>
+    <w:p>
+      <w:pPr>
+        <w:numPr>
+          <w:ilvl w:val="0"/>
+          <w:numId w:val="39"/>
+        </w:numPr>
+        <w:rPr>
+          <w:lang w:val="es-CO"/>
+        </w:rPr>
+      </w:pPr>
+      <w:r>
+        <w:rPr>
+          <w:b/>
+          <w:bCs/>
+          <w:lang w:val="es-CO"/>
+        </w:rPr>
+        <w:t>Estado inicial:</w:t>
+      </w:r>
+      <w:r>
+        <w:rPr>
+          <w:lang w:val="es-CO"/>
+        </w:rPr>
+        <w:t xml:space="preserve"> </w:t>
+      </w:r>
+      <w:proofErr w:type="spellStart"/>
+      <w:r>
+        <w:rPr>
+          <w:lang w:val="es-CO"/>
+        </w:rPr>
+        <w:t>orden_</w:t>
+      </w:r>
+      <w:proofErr w:type="gramStart"/>
+      <w:r>
+        <w:rPr>
+          <w:lang w:val="es-CO"/>
+        </w:rPr>
+        <w:t>sebas.estado</w:t>
+      </w:r>
+      <w:proofErr w:type="spellEnd"/>
+      <w:proofErr w:type="gramEnd"/>
+      <w:r>
+        <w:rPr>
+          <w:lang w:val="es-CO"/>
+        </w:rPr>
+        <w:t xml:space="preserve"> = "PENDIENTE" (asumido).</w:t>
+      </w:r>
+    </w:p>
+    <w:p>
+      <w:pPr>
+        <w:rPr>
+          <w:b/>
+          <w:bCs/>
+          <w:lang w:val="es-CO"/>
+        </w:rPr>
+      </w:pPr>
+      <w:r>
+        <w:rPr>
+          <w:b/>
+          <w:bCs/>
+          <w:lang w:val="es-CO"/>
+        </w:rPr>
+        <w:t>Paso B: Agregar Productos</w:t>
+      </w:r>
+    </w:p>
+    <w:p>
+      <w:pPr>
+        <w:numPr>
+          <w:ilvl w:val="0"/>
+          <w:numId w:val="40"/>
+        </w:numPr>
+        <w:rPr>
+          <w:lang w:val="es-CO"/>
+        </w:rPr>
+      </w:pPr>
+      <w:proofErr w:type="spellStart"/>
+      <w:r>
+        <w:rPr>
+          <w:lang w:val="es-CO"/>
+        </w:rPr>
+        <w:t>orden_</w:t>
+      </w:r>
+      <w:proofErr w:type="gramStart"/>
+      <w:r>
+        <w:rPr>
+          <w:lang w:val="es-CO"/>
+        </w:rPr>
+        <w:t>sebas.agregar</w:t>
+      </w:r>
+      <w:proofErr w:type="gramEnd"/>
+      <w:r>
+        <w:rPr>
+          <w:lang w:val="es-CO"/>
+        </w:rPr>
+        <w:t>_</w:t>
+      </w:r>
+      <w:proofErr w:type="gramStart"/>
+      <w:r>
+        <w:rPr>
+          <w:lang w:val="es-CO"/>
+        </w:rPr>
+        <w:t>producto</w:t>
+      </w:r>
+      <w:proofErr w:type="spellEnd"/>
+      <w:r>
+        <w:rPr>
+          <w:lang w:val="es-CO"/>
+        </w:rPr>
+        <w:t>(</w:t>
+      </w:r>
+      <w:proofErr w:type="gramEnd"/>
+      <w:r>
+        <w:rPr>
+          <w:lang w:val="es-CO"/>
+        </w:rPr>
+        <w:t>p1, 1):</w:t>
+      </w:r>
+    </w:p>
+    <w:p>
+      <w:pPr>
+        <w:numPr>
+          <w:ilvl w:val="1"/>
+          <w:numId w:val="40"/>
+        </w:numPr>
+        <w:rPr>
+          <w:lang w:val="es-CO"/>
+        </w:rPr>
+      </w:pPr>
+      <w:r>
+        <w:rPr>
+          <w:lang w:val="es-CO"/>
+        </w:rPr>
+        <w:t>La orden registra 1 Laptop.</w:t>
+      </w:r>
+    </w:p>
+    <w:p>
+      <w:pPr>
+        <w:numPr>
+          <w:ilvl w:val="1"/>
+          <w:numId w:val="40"/>
+        </w:numPr>
+        <w:rPr>
+          <w:lang w:val="es-CO"/>
+        </w:rPr>
+      </w:pPr>
+      <w:r>
+        <w:rPr>
+          <w:i/>
+          <w:iCs/>
+          <w:lang w:val="es-CO"/>
+        </w:rPr>
+        <w:t>Nota:</w:t>
+      </w:r>
+      <w:r>
+        <w:rPr>
+          <w:lang w:val="es-CO"/>
+        </w:rPr>
+        <w:t xml:space="preserve"> Dependiendo de la implementación, el stock de p1 podría bajar a </w:t>
+      </w:r>
+      <w:r>
+        <w:rPr>
+          <w:b/>
+          <w:bCs/>
+          <w:lang w:val="es-CO"/>
+        </w:rPr>
+        <w:t>9</w:t>
+      </w:r>
+      <w:r>
+        <w:rPr>
+          <w:lang w:val="es-CO"/>
+        </w:rPr>
+        <w:t xml:space="preserve"> aquí o al procesar el pago.</w:t>
+      </w:r>
+    </w:p>
+    <w:p>
+      <w:pPr>
+        <w:numPr>
+          <w:ilvl w:val="0"/>
+          <w:numId w:val="40"/>
+        </w:numPr>
+        <w:rPr>
+          <w:lang w:val="es-CO"/>
+        </w:rPr>
+      </w:pPr>
+      <w:proofErr w:type="spellStart"/>
+      <w:r>
+        <w:rPr>
+          <w:lang w:val="es-CO"/>
+        </w:rPr>
+        <w:t>orden_</w:t>
+      </w:r>
+      <w:proofErr w:type="gramStart"/>
+      <w:r>
+        <w:rPr>
+          <w:lang w:val="es-CO"/>
+        </w:rPr>
+        <w:t>sebas.agregar</w:t>
+      </w:r>
+      <w:proofErr w:type="gramEnd"/>
+      <w:r>
+        <w:rPr>
+          <w:lang w:val="es-CO"/>
+        </w:rPr>
+        <w:t>_</w:t>
+      </w:r>
+      <w:proofErr w:type="gramStart"/>
+      <w:r>
+        <w:rPr>
+          <w:lang w:val="es-CO"/>
+        </w:rPr>
+        <w:t>producto</w:t>
+      </w:r>
+      <w:proofErr w:type="spellEnd"/>
+      <w:r>
+        <w:rPr>
+          <w:lang w:val="es-CO"/>
+        </w:rPr>
+        <w:t>(</w:t>
+      </w:r>
+      <w:proofErr w:type="gramEnd"/>
+      <w:r>
+        <w:rPr>
+          <w:lang w:val="es-CO"/>
+        </w:rPr>
+        <w:t>p3, 2):</w:t>
+      </w:r>
+    </w:p>
+    <w:p>
+      <w:pPr>
+        <w:numPr>
+          <w:ilvl w:val="1"/>
+          <w:numId w:val="40"/>
+        </w:numPr>
+        <w:rPr>
+          <w:lang w:val="es-CO"/>
+        </w:rPr>
+      </w:pPr>
+      <w:r>
+        <w:rPr>
+          <w:lang w:val="es-CO"/>
+        </w:rPr>
+        <w:t>La orden registra 2 Teclados.</w:t>
+      </w:r>
+    </w:p>
+    <w:p>
+      <w:pPr>
+        <w:numPr>
+          <w:ilvl w:val="1"/>
+          <w:numId w:val="40"/>
+        </w:numPr>
+        <w:rPr>
+          <w:lang w:val="es-CO"/>
+        </w:rPr>
+      </w:pPr>
+      <w:r>
+        <w:rPr>
+          <w:i/>
+          <w:iCs/>
+          <w:lang w:val="es-CO"/>
+        </w:rPr>
+        <w:t>Nota:</w:t>
+      </w:r>
+      <w:r>
+        <w:rPr>
+          <w:lang w:val="es-CO"/>
+        </w:rPr>
+        <w:t xml:space="preserve"> El stock de p3 podría bajar a </w:t>
+      </w:r>
+      <w:r>
+        <w:rPr>
+          <w:b/>
+          <w:bCs/>
+          <w:lang w:val="es-CO"/>
+        </w:rPr>
+        <w:t>3</w:t>
+      </w:r>
+      <w:r>
+        <w:rPr>
+          <w:lang w:val="es-CO"/>
+        </w:rPr>
+        <w:t>.</w:t>
+      </w:r>
+    </w:p>
+    <w:p>
+      <w:pPr>
+        <w:rPr>
+          <w:b/>
+          <w:bCs/>
+          <w:lang w:val="es-CO"/>
+        </w:rPr>
+      </w:pPr>
+      <w:r>
+        <w:rPr>
+          <w:b/>
+          <w:bCs/>
+          <w:lang w:val="es-CO"/>
+        </w:rPr>
+        <w:t>Paso C: Procesar Pago</w:t>
+      </w:r>
+    </w:p>
+    <w:p>
+      <w:pPr>
+        <w:numPr>
+          <w:ilvl w:val="0"/>
+          <w:numId w:val="41"/>
+        </w:numPr>
+        <w:rPr>
+          <w:lang w:val="es-CO"/>
+        </w:rPr>
+      </w:pPr>
+      <w:r>
+        <w:rPr>
+          <w:b/>
+          <w:bCs/>
+          <w:lang w:val="es-CO"/>
+        </w:rPr>
+        <w:t>Cálculo:</w:t>
+      </w:r>
+      <w:r>
+        <w:rPr>
+          <w:lang w:val="es-CO"/>
+        </w:rPr>
+        <w:t xml:space="preserve"> $monto\_total = (1200.50 \times 1) + (80.00 \times 2) = 1360.50$.</w:t>
+      </w:r>
+    </w:p>
+    <w:p>
+      <w:pPr>
+        <w:numPr>
+          <w:ilvl w:val="0"/>
+          <w:numId w:val="41"/>
+        </w:numPr>
+        <w:rPr>
+          <w:lang w:val="es-CO"/>
+        </w:rPr>
+      </w:pPr>
+      <w:r>
+        <w:rPr>
+          <w:b/>
+          <w:bCs/>
+          <w:lang w:val="es-CO"/>
+        </w:rPr>
+        <w:t>Acción:</w:t>
+      </w:r>
+      <w:r>
+        <w:rPr>
+          <w:lang w:val="es-CO"/>
+        </w:rPr>
+        <w:t xml:space="preserve"> </w:t>
+      </w:r>
+      <w:proofErr w:type="spellStart"/>
+      <w:proofErr w:type="gramStart"/>
+      <w:r>
+        <w:rPr>
+          <w:lang w:val="es-CO"/>
+        </w:rPr>
+        <w:t>pago.procesar</w:t>
+      </w:r>
+      <w:proofErr w:type="spellEnd"/>
+      <w:proofErr w:type="gramEnd"/>
+      <w:r>
+        <w:rPr>
+          <w:lang w:val="es-CO"/>
+        </w:rPr>
+        <w:t>(1360.50) devuelve True.</w:t>
+      </w:r>
+    </w:p>
+    <w:p>
+      <w:pPr>
+        <w:numPr>
+          <w:ilvl w:val="0"/>
+          <w:numId w:val="41"/>
+        </w:numPr>
+        <w:rPr>
+          <w:lang w:val="es-CO"/>
+        </w:rPr>
+      </w:pPr>
+      <w:r>
+        <w:rPr>
+          <w:b/>
+          <w:bCs/>
+          <w:lang w:val="es-CO"/>
+        </w:rPr>
+        <w:t>Cambio de Estado:</w:t>
+      </w:r>
+      <w:r>
+        <w:rPr>
+          <w:lang w:val="es-CO"/>
+        </w:rPr>
+        <w:t xml:space="preserve"> </w:t>
+      </w:r>
+      <w:proofErr w:type="spellStart"/>
+      <w:r>
+        <w:rPr>
+          <w:lang w:val="es-CO"/>
+        </w:rPr>
+        <w:t>orden_</w:t>
+      </w:r>
+      <w:proofErr w:type="gramStart"/>
+      <w:r>
+        <w:rPr>
+          <w:lang w:val="es-CO"/>
+        </w:rPr>
+        <w:t>sebas.estado</w:t>
+      </w:r>
+      <w:proofErr w:type="spellEnd"/>
+      <w:proofErr w:type="gramEnd"/>
+      <w:r>
+        <w:rPr>
+          <w:lang w:val="es-CO"/>
+        </w:rPr>
+        <w:t xml:space="preserve"> cambia de "PENDIENTE" a </w:t>
+      </w:r>
+      <w:r>
+        <w:rPr>
+          <w:b/>
+          <w:bCs/>
+          <w:lang w:val="es-CO"/>
+        </w:rPr>
+        <w:t>"PAGADA"</w:t>
+      </w:r>
+      <w:r>
+        <w:rPr>
+          <w:lang w:val="es-CO"/>
+        </w:rPr>
+        <w:t>.</w:t>
+      </w:r>
+    </w:p>
+    <w:p>
+      <w:pPr>
         <w:pStyle w:val="Heading2"/>
         <w:rPr>
           <w:lang w:val="es-CO"/>
         </w:rPr>
       </w:pPr>
-      <w:bookmarkStart w:id="4" w:name="_Toc225265557"/>
+      <w:bookmarkStart w:id="9" w:name="_Toc226315634"/>
+      <w:r>
+        <w:rPr>
+          <w:lang w:val="es-CO"/>
+        </w:rPr>
+        <w:t>Flujo Interno (Logística y Operaciones)</w:t>
+      </w:r>
+      <w:bookmarkEnd w:id="9"/>
+    </w:p>
+    <w:tbl>
+      <w:tblPr>
+        <w:tblStyle w:val="TableGrid"/>
+        <w:tblW w:w="0" w:type="auto"/>
+        <w:tblLook w:val="04A0" w:firstRow="1" w:lastRow="0" w:firstColumn="1" w:lastColumn="0" w:noHBand="0" w:noVBand="1"/>
+      </w:tblPr>
+      <w:tblGrid>
+        <w:gridCol w:w="2015"/>
+        <w:gridCol w:w="2215"/>
+        <w:gridCol w:w="2863"/>
+        <w:gridCol w:w="2257"/>
+      </w:tblGrid>
+      <w:tr>
+        <w:tc>
+          <w:tcPr>
+            <w:tcW w:w="2337" w:type="dxa"/>
+          </w:tcPr>
+          <w:p>
+            <w:pPr>
+              <w:jc w:val="center"/>
+              <w:rPr>
+                <w:b/>
+                <w:bCs/>
+                <w:lang w:val="es-CO"/>
+              </w:rPr>
+            </w:pPr>
+            <w:r>
+              <w:rPr>
+                <w:b/>
+                <w:bCs/>
+                <w:lang w:val="es-CO"/>
+              </w:rPr>
+              <w:t>Paso</w:t>
+            </w:r>
+          </w:p>
+        </w:tc>
+        <w:tc>
+          <w:tcPr>
+            <w:tcW w:w="2337" w:type="dxa"/>
+          </w:tcPr>
+          <w:p>
+            <w:pPr>
+              <w:jc w:val="center"/>
+              <w:rPr>
+                <w:b/>
+                <w:bCs/>
+                <w:lang w:val="es-CO"/>
+              </w:rPr>
+            </w:pPr>
+            <w:r>
+              <w:rPr>
+                <w:b/>
+                <w:bCs/>
+                <w:lang w:val="es-CO"/>
+              </w:rPr>
+              <w:t>Actor</w:t>
+            </w:r>
+          </w:p>
+        </w:tc>
+        <w:tc>
+          <w:tcPr>
+            <w:tcW w:w="2338" w:type="dxa"/>
+          </w:tcPr>
+          <w:p>
+            <w:pPr>
+              <w:jc w:val="center"/>
+              <w:rPr>
+                <w:b/>
+                <w:bCs/>
+                <w:lang w:val="es-CO"/>
+              </w:rPr>
+            </w:pPr>
+            <w:r>
+              <w:rPr>
+                <w:b/>
+                <w:bCs/>
+                <w:lang w:val="es-CO"/>
+              </w:rPr>
+              <w:t>Acción</w:t>
+            </w:r>
+          </w:p>
+        </w:tc>
+        <w:tc>
+          <w:tcPr>
+            <w:tcW w:w="2338" w:type="dxa"/>
+          </w:tcPr>
+          <w:p>
+            <w:pPr>
+              <w:jc w:val="center"/>
+              <w:rPr>
+                <w:b/>
+                <w:bCs/>
+                <w:lang w:val="es-CO"/>
+              </w:rPr>
+            </w:pPr>
+            <w:r>
+              <w:rPr>
+                <w:b/>
+                <w:bCs/>
+                <w:lang w:val="es-CO"/>
+              </w:rPr>
+              <w:t>Resultado esperado</w:t>
+            </w:r>
+          </w:p>
+        </w:tc>
+      </w:tr>
+      <w:tr>
+        <w:tc>
+          <w:tcPr>
+            <w:tcW w:w="2337" w:type="dxa"/>
+          </w:tcPr>
+          <w:p>
+            <w:pPr>
+              <w:rPr>
+                <w:lang w:val="es-CO"/>
+              </w:rPr>
+            </w:pPr>
+            <w:r>
+              <w:rPr>
+                <w:lang w:val="es-CO"/>
+              </w:rPr>
+              <w:t>5</w:t>
+            </w:r>
+          </w:p>
+        </w:tc>
+        <w:tc>
+          <w:tcPr>
+            <w:tcW w:w="2337" w:type="dxa"/>
+          </w:tcPr>
+          <w:p>
+            <w:pPr>
+              <w:rPr>
+                <w:lang w:val="es-CO"/>
+              </w:rPr>
+            </w:pPr>
+            <w:proofErr w:type="spellStart"/>
+            <w:r>
+              <w:rPr>
+                <w:lang w:val="es-CO"/>
+              </w:rPr>
+              <w:t>AgenteDeposito</w:t>
+            </w:r>
+            <w:proofErr w:type="spellEnd"/>
+          </w:p>
+        </w:tc>
+        <w:tc>
+          <w:tcPr>
+            <w:tcW w:w="2338" w:type="dxa"/>
+          </w:tcPr>
+          <w:p>
+            <w:pPr>
+              <w:rPr>
+                <w:lang w:val="es-CO"/>
+              </w:rPr>
+            </w:pPr>
+            <w:proofErr w:type="spellStart"/>
+            <w:r>
+              <w:rPr>
+                <w:lang w:val="es-CO"/>
+              </w:rPr>
+              <w:t>armar_pedido</w:t>
+            </w:r>
+            <w:proofErr w:type="spellEnd"/>
+            <w:r>
+              <w:rPr>
+                <w:lang w:val="es-CO"/>
+              </w:rPr>
+              <w:t>(</w:t>
+            </w:r>
+            <w:proofErr w:type="spellStart"/>
+            <w:r>
+              <w:rPr>
+                <w:lang w:val="es-CO"/>
+              </w:rPr>
+              <w:t>orden_sebas</w:t>
+            </w:r>
+            <w:proofErr w:type="spellEnd"/>
+            <w:r>
+              <w:rPr>
+                <w:lang w:val="es-CO"/>
+              </w:rPr>
+              <w:t>)</w:t>
+            </w:r>
+          </w:p>
+        </w:tc>
+        <w:tc>
+          <w:tcPr>
+            <w:tcW w:w="2338" w:type="dxa"/>
+          </w:tcPr>
+          <w:p>
+            <w:pPr>
+              <w:rPr>
+                <w:lang w:val="es-CO"/>
+              </w:rPr>
+            </w:pPr>
+            <w:r>
+              <w:rPr>
+                <w:lang w:val="es-CO"/>
+              </w:rPr>
+              <w:t>Cambia estado de la orden a "EMPAQUETADO" o "LISTO".</w:t>
+            </w:r>
+          </w:p>
+        </w:tc>
+      </w:tr>
+      <w:tr>
+        <w:tc>
+          <w:tcPr>
+            <w:tcW w:w="2337" w:type="dxa"/>
+          </w:tcPr>
+          <w:p>
+            <w:pPr>
+              <w:rPr>
+                <w:lang w:val="es-CO"/>
+              </w:rPr>
+            </w:pPr>
+            <w:r>
+              <w:rPr>
+                <w:lang w:val="es-CO"/>
+              </w:rPr>
+              <w:t>6</w:t>
+            </w:r>
+          </w:p>
+        </w:tc>
+        <w:tc>
+          <w:tcPr>
+            <w:tcW w:w="2337" w:type="dxa"/>
+          </w:tcPr>
+          <w:p>
+            <w:pPr>
+              <w:rPr>
+                <w:lang w:val="es-CO"/>
+              </w:rPr>
+            </w:pPr>
+            <w:proofErr w:type="spellStart"/>
+            <w:r>
+              <w:rPr>
+                <w:lang w:val="es-CO"/>
+              </w:rPr>
+              <w:t>Logistica</w:t>
+            </w:r>
+            <w:proofErr w:type="spellEnd"/>
+          </w:p>
+        </w:tc>
+        <w:tc>
+          <w:tcPr>
+            <w:tcW w:w="2338" w:type="dxa"/>
+          </w:tcPr>
+          <w:p>
+            <w:pPr>
+              <w:rPr>
+                <w:lang w:val="es-CO"/>
+              </w:rPr>
+            </w:pPr>
+            <w:proofErr w:type="gramStart"/>
+            <w:r>
+              <w:rPr>
+                <w:lang w:val="es-CO"/>
+              </w:rPr>
+              <w:t>despachar(</w:t>
+            </w:r>
+            <w:proofErr w:type="spellStart"/>
+            <w:proofErr w:type="gramEnd"/>
+            <w:r>
+              <w:rPr>
+                <w:lang w:val="es-CO"/>
+              </w:rPr>
+              <w:t>orden_sebas</w:t>
+            </w:r>
+            <w:proofErr w:type="spellEnd"/>
+            <w:r>
+              <w:rPr>
+                <w:lang w:val="es-CO"/>
+              </w:rPr>
+              <w:t>, "Servientrega")</w:t>
+            </w:r>
+          </w:p>
+        </w:tc>
+        <w:tc>
+          <w:tcPr>
+            <w:tcW w:w="2338" w:type="dxa"/>
+          </w:tcPr>
+          <w:p>
+            <w:pPr>
+              <w:rPr>
+                <w:lang w:val="es-CO"/>
+              </w:rPr>
+            </w:pPr>
+            <w:r>
+              <w:rPr>
+                <w:lang w:val="es-CO"/>
+              </w:rPr>
+              <w:t>Cambia estado a "ENVIADO" o "DESPACHADO".</w:t>
+            </w:r>
+          </w:p>
+        </w:tc>
+      </w:tr>
+      <w:tr>
+        <w:tc>
+          <w:tcPr>
+            <w:tcW w:w="2337" w:type="dxa"/>
+          </w:tcPr>
+          <w:p>
+            <w:pPr>
+              <w:rPr>
+                <w:lang w:val="es-CO"/>
+              </w:rPr>
+            </w:pPr>
+            <w:r>
+              <w:rPr>
+                <w:lang w:val="es-CO"/>
+              </w:rPr>
+              <w:t>7</w:t>
+            </w:r>
+          </w:p>
+        </w:tc>
+        <w:tc>
+          <w:tcPr>
+            <w:tcW w:w="2337" w:type="dxa"/>
+          </w:tcPr>
+          <w:p>
+            <w:pPr>
+              <w:rPr>
+                <w:lang w:val="es-CO"/>
+              </w:rPr>
+            </w:pPr>
+            <w:r>
+              <w:rPr>
+                <w:lang w:val="es-CO"/>
+              </w:rPr>
+              <w:t>Queja</w:t>
+            </w:r>
+          </w:p>
+        </w:tc>
+        <w:tc>
+          <w:tcPr>
+            <w:tcW w:w="2338" w:type="dxa"/>
+          </w:tcPr>
+          <w:p>
+            <w:pPr>
+              <w:rPr>
+                <w:lang w:val="es-CO"/>
+              </w:rPr>
+            </w:pPr>
+            <w:proofErr w:type="spellStart"/>
+            <w:r>
+              <w:rPr>
+                <w:lang w:val="es-CO"/>
+              </w:rPr>
+              <w:t>remitir_a_</w:t>
+            </w:r>
+            <w:proofErr w:type="gramStart"/>
+            <w:r>
+              <w:rPr>
+                <w:lang w:val="es-CO"/>
+              </w:rPr>
+              <w:t>gerencia</w:t>
+            </w:r>
+            <w:proofErr w:type="spellEnd"/>
+            <w:r>
+              <w:rPr>
+                <w:lang w:val="es-CO"/>
+              </w:rPr>
+              <w:t>(</w:t>
+            </w:r>
+            <w:proofErr w:type="gramEnd"/>
+            <w:r>
+              <w:rPr>
+                <w:lang w:val="es-CO"/>
+              </w:rPr>
+              <w:t>)</w:t>
+            </w:r>
+          </w:p>
+        </w:tc>
+        <w:tc>
+          <w:tcPr>
+            <w:tcW w:w="2338" w:type="dxa"/>
+          </w:tcPr>
+          <w:p>
+            <w:pPr>
+              <w:rPr>
+                <w:lang w:val="es-CO"/>
+              </w:rPr>
+            </w:pPr>
+            <w:r>
+              <w:rPr>
+                <w:lang w:val="es-CO"/>
+              </w:rPr>
+              <w:t>Imprime notificación de alerta para el gerente.</w:t>
+            </w:r>
+          </w:p>
+        </w:tc>
+      </w:tr>
+    </w:tbl>
+    <w:p>
+      <w:pPr>
+        <w:rPr>
+          <w:lang w:val="es-CO"/>
+        </w:rPr>
+      </w:pPr>
+    </w:p>
+    <w:p>
+      <w:pPr>
+        <w:pStyle w:val="Heading2"/>
+        <w:rPr>
+          <w:lang w:val="es-CO"/>
+        </w:rPr>
+      </w:pPr>
+      <w:bookmarkStart w:id="10" w:name="_Toc226315635"/>
+      <w:r>
+        <w:rPr>
+          <w:lang w:val="es-CO"/>
+        </w:rPr>
+        <w:lastRenderedPageBreak/>
+        <w:t>Salida en Consola</w:t>
+      </w:r>
+      <w:bookmarkEnd w:id="10"/>
+    </w:p>
+    <w:p>
+      <w:pPr>
+        <w:rPr>
+          <w:lang w:val="es-CO"/>
+        </w:rPr>
+      </w:pPr>
+      <w:r>
+        <w:rPr>
+          <w:lang w:val="es-CO"/>
+        </w:rPr>
+        <w:t>Al finalizar la ejecución, los valores finales que verías impresos serían:</w:t>
+      </w:r>
+    </w:p>
+    <w:p>
+      <w:pPr>
+        <w:pStyle w:val="ListParagraph"/>
+        <w:numPr>
+          <w:ilvl w:val="0"/>
+          <w:numId w:val="38"/>
+        </w:numPr>
+        <w:rPr>
+          <w:lang w:val="es-CO"/>
+        </w:rPr>
+      </w:pPr>
+      <w:r>
+        <w:rPr>
+          <w:lang w:val="es-CO"/>
+        </w:rPr>
+        <w:t xml:space="preserve">Cliente: </w:t>
+      </w:r>
+      <w:proofErr w:type="spellStart"/>
+      <w:r>
+        <w:rPr>
+          <w:lang w:val="es-CO"/>
+        </w:rPr>
+        <w:t>Sebastian</w:t>
+      </w:r>
+      <w:proofErr w:type="spellEnd"/>
+      <w:r>
+        <w:rPr>
+          <w:lang w:val="es-CO"/>
+        </w:rPr>
+        <w:t xml:space="preserve"> </w:t>
+      </w:r>
+      <w:proofErr w:type="spellStart"/>
+      <w:r>
+        <w:rPr>
+          <w:lang w:val="es-CO"/>
+        </w:rPr>
+        <w:t>Gutierrez</w:t>
+      </w:r>
+      <w:proofErr w:type="spellEnd"/>
+    </w:p>
+    <w:p>
+      <w:pPr>
+        <w:pStyle w:val="ListParagraph"/>
+        <w:numPr>
+          <w:ilvl w:val="0"/>
+          <w:numId w:val="38"/>
+        </w:numPr>
+        <w:rPr>
+          <w:lang w:val="es-CO"/>
+        </w:rPr>
+      </w:pPr>
+      <w:r>
+        <w:rPr>
+          <w:lang w:val="es-CO"/>
+        </w:rPr>
+        <w:t>Estado Final de la Orden: "PAGADA" (o "DESPACHADA", si los métodos de logística modifican este atributo).</w:t>
+      </w:r>
+    </w:p>
+    <w:p>
+      <w:pPr>
+        <w:pStyle w:val="ListParagraph"/>
+        <w:numPr>
+          <w:ilvl w:val="0"/>
+          <w:numId w:val="38"/>
+        </w:numPr>
+        <w:rPr>
+          <w:lang w:val="es-CO"/>
+        </w:rPr>
+      </w:pPr>
+      <w:r>
+        <w:rPr>
+          <w:lang w:val="es-CO"/>
+        </w:rPr>
+        <w:t xml:space="preserve">Stock Actualizado de Laptop </w:t>
+      </w:r>
+      <w:proofErr w:type="spellStart"/>
+      <w:r>
+        <w:rPr>
+          <w:lang w:val="es-CO"/>
+        </w:rPr>
+        <w:t>Gaming</w:t>
+      </w:r>
+      <w:proofErr w:type="spellEnd"/>
+      <w:r>
+        <w:rPr>
+          <w:lang w:val="es-CO"/>
+        </w:rPr>
+        <w:t xml:space="preserve"> Pro: 9 unidades (suponiendo que </w:t>
+      </w:r>
+      <w:proofErr w:type="spellStart"/>
+      <w:r>
+        <w:rPr>
+          <w:lang w:val="es-CO"/>
+        </w:rPr>
+        <w:t>agregar_producto</w:t>
+      </w:r>
+      <w:proofErr w:type="spellEnd"/>
+      <w:r>
+        <w:rPr>
+          <w:lang w:val="es-CO"/>
+        </w:rPr>
+        <w:t xml:space="preserve"> o </w:t>
+      </w:r>
+      <w:proofErr w:type="spellStart"/>
+      <w:r>
+        <w:rPr>
+          <w:lang w:val="es-CO"/>
+        </w:rPr>
+        <w:t>armar_pedido</w:t>
+      </w:r>
+      <w:proofErr w:type="spellEnd"/>
+      <w:r>
+        <w:rPr>
+          <w:lang w:val="es-CO"/>
+        </w:rPr>
+        <w:t xml:space="preserve"> resta el stock).</w:t>
+      </w:r>
+    </w:p>
+    <w:p>
+      <w:pPr>
+        <w:rPr>
+          <w:lang w:val="es-CO"/>
+        </w:rPr>
+      </w:pPr>
+    </w:p>
+    <w:p>
+      <w:pPr>
+        <w:pStyle w:val="Heading2"/>
+        <w:rPr>
+          <w:lang w:val="es-CO"/>
+        </w:rPr>
+      </w:pPr>
+      <w:bookmarkStart w:id="11" w:name="_Toc226315636"/>
       <w:r>
         <w:rPr>
           <w:lang w:val="es-CO"/>
         </w:rPr>
         <w:t>Resultado:</w:t>
       </w:r>
-      <w:bookmarkEnd w:id="4"/>
+      <w:bookmarkEnd w:id="11"/>
     </w:p>
     <w:p>
       <w:pPr>
@@ -5973,10 +8732,10 @@
           <w:noProof/>
         </w:rPr>
         <w:drawing>
-          <wp:inline distT="0" distB="0" distL="0" distR="0" wp14:anchorId="16F94E7A" wp14:editId="678DC47D">
-            <wp:extent cx="5943600" cy="1195070"/>
-            <wp:effectExtent l="0" t="0" r="0" b="5080"/>
-            <wp:docPr id="609913887" name="Picture 1"/>
+          <wp:inline distT="0" distB="0" distL="0" distR="0" wp14:anchorId="1CBB683F" wp14:editId="17419A6B">
+            <wp:extent cx="5943600" cy="3704590"/>
+            <wp:effectExtent l="0" t="0" r="0" b="0"/>
+            <wp:docPr id="985403510" name="Picture 1"/>
             <wp:cNvGraphicFramePr>
               <a:graphicFrameLocks xmlns:a="http://schemas.openxmlformats.org/drawingml/2006/main" noChangeAspect="1"/>
             </wp:cNvGraphicFramePr>
@@ -5984,11 +8743,11 @@
               <a:graphicData uri="http://schemas.openxmlformats.org/drawingml/2006/picture">
                 <pic:pic xmlns:pic="http://schemas.openxmlformats.org/drawingml/2006/picture">
                   <pic:nvPicPr>
-                    <pic:cNvPr id="609913887" name=""/>
+                    <pic:cNvPr id="985403510" name=""/>
                     <pic:cNvPicPr/>
                   </pic:nvPicPr>
                   <pic:blipFill>
-                    <a:blip r:embed="rId11"/>
+                    <a:blip r:embed="rId15"/>
                     <a:stretch>
                       <a:fillRect/>
                     </a:stretch>
@@ -5996,7 +8755,7 @@
                   <pic:spPr>
                     <a:xfrm>
                       <a:off x="0" y="0"/>
-                      <a:ext cx="5943600" cy="1195070"/>
+                      <a:ext cx="5943600" cy="3704590"/>
                     </a:xfrm>
                     <a:prstGeom prst="rect">
                       <a:avLst/>
@@ -6149,6 +8908,7 @@
           <w:bCs/>
           <w:lang w:val="es-CO"/>
         </w:rPr>
+        <w:lastRenderedPageBreak/>
         <w:t>Desacoplamiento de Soporte (Escalabilidad):</w:t>
       </w:r>
       <w:r>
@@ -6606,6 +9366,385 @@
     </w:lvl>
   </w:abstractNum>
   <w:abstractNum w:abstractNumId="11" w15:restartNumberingAfterBreak="0">
+    <w:nsid w:val="0A480C3C"/>
+    <w:multiLevelType w:val="hybridMultilevel"/>
+    <w:tmpl w:val="AFE44FBE"/>
+    <w:lvl w:ilvl="0" w:tplc="DC321258">
+      <w:start w:val="4"/>
+      <w:numFmt w:val="bullet"/>
+      <w:lvlText w:val="-"/>
+      <w:lvlJc w:val="left"/>
+      <w:pPr>
+        <w:ind w:left="720" w:hanging="360"/>
+      </w:pPr>
+      <w:rPr>
+        <w:rFonts w:ascii="Cambria" w:eastAsiaTheme="minorEastAsia" w:hAnsi="Cambria" w:cstheme="minorBidi" w:hint="default"/>
+      </w:rPr>
+    </w:lvl>
+    <w:lvl w:ilvl="1" w:tplc="240A0003" w:tentative="1">
+      <w:start w:val="1"/>
+      <w:numFmt w:val="bullet"/>
+      <w:lvlText w:val="o"/>
+      <w:lvlJc w:val="left"/>
+      <w:pPr>
+        <w:ind w:left="1440" w:hanging="360"/>
+      </w:pPr>
+      <w:rPr>
+        <w:rFonts w:ascii="Courier New" w:hAnsi="Courier New" w:cs="Courier New" w:hint="default"/>
+      </w:rPr>
+    </w:lvl>
+    <w:lvl w:ilvl="2" w:tplc="240A0005" w:tentative="1">
+      <w:start w:val="1"/>
+      <w:numFmt w:val="bullet"/>
+      <w:lvlText w:val=""/>
+      <w:lvlJc w:val="left"/>
+      <w:pPr>
+        <w:ind w:left="2160" w:hanging="360"/>
+      </w:pPr>
+      <w:rPr>
+        <w:rFonts w:ascii="Wingdings" w:hAnsi="Wingdings" w:hint="default"/>
+      </w:rPr>
+    </w:lvl>
+    <w:lvl w:ilvl="3" w:tplc="240A0001" w:tentative="1">
+      <w:start w:val="1"/>
+      <w:numFmt w:val="bullet"/>
+      <w:lvlText w:val=""/>
+      <w:lvlJc w:val="left"/>
+      <w:pPr>
+        <w:ind w:left="2880" w:hanging="360"/>
+      </w:pPr>
+      <w:rPr>
+        <w:rFonts w:ascii="Symbol" w:hAnsi="Symbol" w:hint="default"/>
+      </w:rPr>
+    </w:lvl>
+    <w:lvl w:ilvl="4" w:tplc="240A0003" w:tentative="1">
+      <w:start w:val="1"/>
+      <w:numFmt w:val="bullet"/>
+      <w:lvlText w:val="o"/>
+      <w:lvlJc w:val="left"/>
+      <w:pPr>
+        <w:ind w:left="3600" w:hanging="360"/>
+      </w:pPr>
+      <w:rPr>
+        <w:rFonts w:ascii="Courier New" w:hAnsi="Courier New" w:cs="Courier New" w:hint="default"/>
+      </w:rPr>
+    </w:lvl>
+    <w:lvl w:ilvl="5" w:tplc="240A0005" w:tentative="1">
+      <w:start w:val="1"/>
+      <w:numFmt w:val="bullet"/>
+      <w:lvlText w:val=""/>
+      <w:lvlJc w:val="left"/>
+      <w:pPr>
+        <w:ind w:left="4320" w:hanging="360"/>
+      </w:pPr>
+      <w:rPr>
+        <w:rFonts w:ascii="Wingdings" w:hAnsi="Wingdings" w:hint="default"/>
+      </w:rPr>
+    </w:lvl>
+    <w:lvl w:ilvl="6" w:tplc="240A0001" w:tentative="1">
+      <w:start w:val="1"/>
+      <w:numFmt w:val="bullet"/>
+      <w:lvlText w:val=""/>
+      <w:lvlJc w:val="left"/>
+      <w:pPr>
+        <w:ind w:left="5040" w:hanging="360"/>
+      </w:pPr>
+      <w:rPr>
+        <w:rFonts w:ascii="Symbol" w:hAnsi="Symbol" w:hint="default"/>
+      </w:rPr>
+    </w:lvl>
+    <w:lvl w:ilvl="7" w:tplc="240A0003" w:tentative="1">
+      <w:start w:val="1"/>
+      <w:numFmt w:val="bullet"/>
+      <w:lvlText w:val="o"/>
+      <w:lvlJc w:val="left"/>
+      <w:pPr>
+        <w:ind w:left="5760" w:hanging="360"/>
+      </w:pPr>
+      <w:rPr>
+        <w:rFonts w:ascii="Courier New" w:hAnsi="Courier New" w:cs="Courier New" w:hint="default"/>
+      </w:rPr>
+    </w:lvl>
+    <w:lvl w:ilvl="8" w:tplc="240A0005" w:tentative="1">
+      <w:start w:val="1"/>
+      <w:numFmt w:val="bullet"/>
+      <w:lvlText w:val=""/>
+      <w:lvlJc w:val="left"/>
+      <w:pPr>
+        <w:ind w:left="6480" w:hanging="360"/>
+      </w:pPr>
+      <w:rPr>
+        <w:rFonts w:ascii="Wingdings" w:hAnsi="Wingdings" w:hint="default"/>
+      </w:rPr>
+    </w:lvl>
+  </w:abstractNum>
+  <w:abstractNum w:abstractNumId="12" w15:restartNumberingAfterBreak="0">
+    <w:nsid w:val="12B56C6A"/>
+    <w:multiLevelType w:val="multilevel"/>
+    <w:tmpl w:val="D28E1448"/>
+    <w:lvl w:ilvl="0">
+      <w:start w:val="1"/>
+      <w:numFmt w:val="bullet"/>
+      <w:lvlText w:val=""/>
+      <w:lvlJc w:val="left"/>
+      <w:pPr>
+        <w:tabs>
+          <w:tab w:val="num" w:pos="720"/>
+        </w:tabs>
+        <w:ind w:left="720" w:hanging="360"/>
+      </w:pPr>
+      <w:rPr>
+        <w:rFonts w:ascii="Symbol" w:hAnsi="Symbol" w:hint="default"/>
+        <w:sz w:val="20"/>
+      </w:rPr>
+    </w:lvl>
+    <w:lvl w:ilvl="1" w:tentative="1">
+      <w:start w:val="1"/>
+      <w:numFmt w:val="bullet"/>
+      <w:lvlText w:val="o"/>
+      <w:lvlJc w:val="left"/>
+      <w:pPr>
+        <w:tabs>
+          <w:tab w:val="num" w:pos="1440"/>
+        </w:tabs>
+        <w:ind w:left="1440" w:hanging="360"/>
+      </w:pPr>
+      <w:rPr>
+        <w:rFonts w:ascii="Courier New" w:hAnsi="Courier New" w:hint="default"/>
+        <w:sz w:val="20"/>
+      </w:rPr>
+    </w:lvl>
+    <w:lvl w:ilvl="2" w:tentative="1">
+      <w:start w:val="1"/>
+      <w:numFmt w:val="bullet"/>
+      <w:lvlText w:val=""/>
+      <w:lvlJc w:val="left"/>
+      <w:pPr>
+        <w:tabs>
+          <w:tab w:val="num" w:pos="2160"/>
+        </w:tabs>
+        <w:ind w:left="2160" w:hanging="360"/>
+      </w:pPr>
+      <w:rPr>
+        <w:rFonts w:ascii="Wingdings" w:hAnsi="Wingdings" w:hint="default"/>
+        <w:sz w:val="20"/>
+      </w:rPr>
+    </w:lvl>
+    <w:lvl w:ilvl="3" w:tentative="1">
+      <w:start w:val="1"/>
+      <w:numFmt w:val="bullet"/>
+      <w:lvlText w:val=""/>
+      <w:lvlJc w:val="left"/>
+      <w:pPr>
+        <w:tabs>
+          <w:tab w:val="num" w:pos="2880"/>
+        </w:tabs>
+        <w:ind w:left="2880" w:hanging="360"/>
+      </w:pPr>
+      <w:rPr>
+        <w:rFonts w:ascii="Wingdings" w:hAnsi="Wingdings" w:hint="default"/>
+        <w:sz w:val="20"/>
+      </w:rPr>
+    </w:lvl>
+    <w:lvl w:ilvl="4" w:tentative="1">
+      <w:start w:val="1"/>
+      <w:numFmt w:val="bullet"/>
+      <w:lvlText w:val=""/>
+      <w:lvlJc w:val="left"/>
+      <w:pPr>
+        <w:tabs>
+          <w:tab w:val="num" w:pos="3600"/>
+        </w:tabs>
+        <w:ind w:left="3600" w:hanging="360"/>
+      </w:pPr>
+      <w:rPr>
+        <w:rFonts w:ascii="Wingdings" w:hAnsi="Wingdings" w:hint="default"/>
+        <w:sz w:val="20"/>
+      </w:rPr>
+    </w:lvl>
+    <w:lvl w:ilvl="5" w:tentative="1">
+      <w:start w:val="1"/>
+      <w:numFmt w:val="bullet"/>
+      <w:lvlText w:val=""/>
+      <w:lvlJc w:val="left"/>
+      <w:pPr>
+        <w:tabs>
+          <w:tab w:val="num" w:pos="4320"/>
+        </w:tabs>
+        <w:ind w:left="4320" w:hanging="360"/>
+      </w:pPr>
+      <w:rPr>
+        <w:rFonts w:ascii="Wingdings" w:hAnsi="Wingdings" w:hint="default"/>
+        <w:sz w:val="20"/>
+      </w:rPr>
+    </w:lvl>
+    <w:lvl w:ilvl="6" w:tentative="1">
+      <w:start w:val="1"/>
+      <w:numFmt w:val="bullet"/>
+      <w:lvlText w:val=""/>
+      <w:lvlJc w:val="left"/>
+      <w:pPr>
+        <w:tabs>
+          <w:tab w:val="num" w:pos="5040"/>
+        </w:tabs>
+        <w:ind w:left="5040" w:hanging="360"/>
+      </w:pPr>
+      <w:rPr>
+        <w:rFonts w:ascii="Wingdings" w:hAnsi="Wingdings" w:hint="default"/>
+        <w:sz w:val="20"/>
+      </w:rPr>
+    </w:lvl>
+    <w:lvl w:ilvl="7" w:tentative="1">
+      <w:start w:val="1"/>
+      <w:numFmt w:val="bullet"/>
+      <w:lvlText w:val=""/>
+      <w:lvlJc w:val="left"/>
+      <w:pPr>
+        <w:tabs>
+          <w:tab w:val="num" w:pos="5760"/>
+        </w:tabs>
+        <w:ind w:left="5760" w:hanging="360"/>
+      </w:pPr>
+      <w:rPr>
+        <w:rFonts w:ascii="Wingdings" w:hAnsi="Wingdings" w:hint="default"/>
+        <w:sz w:val="20"/>
+      </w:rPr>
+    </w:lvl>
+    <w:lvl w:ilvl="8" w:tentative="1">
+      <w:start w:val="1"/>
+      <w:numFmt w:val="bullet"/>
+      <w:lvlText w:val=""/>
+      <w:lvlJc w:val="left"/>
+      <w:pPr>
+        <w:tabs>
+          <w:tab w:val="num" w:pos="6480"/>
+        </w:tabs>
+        <w:ind w:left="6480" w:hanging="360"/>
+      </w:pPr>
+      <w:rPr>
+        <w:rFonts w:ascii="Wingdings" w:hAnsi="Wingdings" w:hint="default"/>
+        <w:sz w:val="20"/>
+      </w:rPr>
+    </w:lvl>
+  </w:abstractNum>
+  <w:abstractNum w:abstractNumId="13" w15:restartNumberingAfterBreak="0">
+    <w:nsid w:val="17926676"/>
+    <w:multiLevelType w:val="multilevel"/>
+    <w:tmpl w:val="FB326000"/>
+    <w:lvl w:ilvl="0">
+      <w:start w:val="1"/>
+      <w:numFmt w:val="decimal"/>
+      <w:lvlText w:val="%1."/>
+      <w:lvlJc w:val="left"/>
+      <w:pPr>
+        <w:tabs>
+          <w:tab w:val="num" w:pos="720"/>
+        </w:tabs>
+        <w:ind w:left="720" w:hanging="360"/>
+      </w:pPr>
+    </w:lvl>
+    <w:lvl w:ilvl="1">
+      <w:start w:val="1"/>
+      <w:numFmt w:val="bullet"/>
+      <w:lvlText w:val="o"/>
+      <w:lvlJc w:val="left"/>
+      <w:pPr>
+        <w:tabs>
+          <w:tab w:val="num" w:pos="1440"/>
+        </w:tabs>
+        <w:ind w:left="1440" w:hanging="360"/>
+      </w:pPr>
+      <w:rPr>
+        <w:rFonts w:ascii="Courier New" w:hAnsi="Courier New" w:hint="default"/>
+        <w:sz w:val="20"/>
+      </w:rPr>
+    </w:lvl>
+    <w:lvl w:ilvl="2" w:tentative="1">
+      <w:start w:val="1"/>
+      <w:numFmt w:val="decimal"/>
+      <w:lvlText w:val="%3."/>
+      <w:lvlJc w:val="left"/>
+      <w:pPr>
+        <w:tabs>
+          <w:tab w:val="num" w:pos="2160"/>
+        </w:tabs>
+        <w:ind w:left="2160" w:hanging="360"/>
+      </w:pPr>
+    </w:lvl>
+    <w:lvl w:ilvl="3" w:tentative="1">
+      <w:start w:val="1"/>
+      <w:numFmt w:val="decimal"/>
+      <w:lvlText w:val="%4."/>
+      <w:lvlJc w:val="left"/>
+      <w:pPr>
+        <w:tabs>
+          <w:tab w:val="num" w:pos="2880"/>
+        </w:tabs>
+        <w:ind w:left="2880" w:hanging="360"/>
+      </w:pPr>
+    </w:lvl>
+    <w:lvl w:ilvl="4" w:tentative="1">
+      <w:start w:val="1"/>
+      <w:numFmt w:val="decimal"/>
+      <w:lvlText w:val="%5."/>
+      <w:lvlJc w:val="left"/>
+      <w:pPr>
+        <w:tabs>
+          <w:tab w:val="num" w:pos="3600"/>
+        </w:tabs>
+        <w:ind w:left="3600" w:hanging="360"/>
+      </w:pPr>
+    </w:lvl>
+    <w:lvl w:ilvl="5" w:tentative="1">
+      <w:start w:val="1"/>
+      <w:numFmt w:val="decimal"/>
+      <w:lvlText w:val="%6."/>
+      <w:lvlJc w:val="left"/>
+      <w:pPr>
+        <w:tabs>
+          <w:tab w:val="num" w:pos="4320"/>
+        </w:tabs>
+        <w:ind w:left="4320" w:hanging="360"/>
+      </w:pPr>
+    </w:lvl>
+    <w:lvl w:ilvl="6" w:tentative="1">
+      <w:start w:val="1"/>
+      <w:numFmt w:val="decimal"/>
+      <w:lvlText w:val="%7."/>
+      <w:lvlJc w:val="left"/>
+      <w:pPr>
+        <w:tabs>
+          <w:tab w:val="num" w:pos="5040"/>
+        </w:tabs>
+        <w:ind w:left="5040" w:hanging="360"/>
+      </w:pPr>
+    </w:lvl>
+    <w:lvl w:ilvl="7" w:tentative="1">
+      <w:start w:val="1"/>
+      <w:numFmt w:val="decimal"/>
+      <w:lvlText w:val="%8."/>
+      <w:lvlJc w:val="left"/>
+      <w:pPr>
+        <w:tabs>
+          <w:tab w:val="num" w:pos="5760"/>
+        </w:tabs>
+        <w:ind w:left="5760" w:hanging="360"/>
+      </w:pPr>
+    </w:lvl>
+    <w:lvl w:ilvl="8" w:tentative="1">
+      <w:start w:val="1"/>
+      <w:numFmt w:val="decimal"/>
+      <w:lvlText w:val="%9."/>
+      <w:lvlJc w:val="left"/>
+      <w:pPr>
+        <w:tabs>
+          <w:tab w:val="num" w:pos="6480"/>
+        </w:tabs>
+        <w:ind w:left="6480" w:hanging="360"/>
+      </w:pPr>
+    </w:lvl>
+  </w:abstractNum>
+  <w:abstractNum w:abstractNumId="14" w15:restartNumberingAfterBreak="0">
     <w:nsid w:val="19601BC5"/>
     <w:multiLevelType w:val="multilevel"/>
     <w:tmpl w:val="0E5A1764"/>
@@ -6754,7 +9893,7 @@
       </w:rPr>
     </w:lvl>
   </w:abstractNum>
-  <w:abstractNum w:abstractNumId="12" w15:restartNumberingAfterBreak="0">
+  <w:abstractNum w:abstractNumId="15" w15:restartNumberingAfterBreak="0">
     <w:nsid w:val="1A80658C"/>
     <w:multiLevelType w:val="hybridMultilevel"/>
     <w:tmpl w:val="E8EC6310"/>
@@ -6840,7 +9979,7 @@
       </w:pPr>
     </w:lvl>
   </w:abstractNum>
-  <w:abstractNum w:abstractNumId="13" w15:restartNumberingAfterBreak="0">
+  <w:abstractNum w:abstractNumId="16" w15:restartNumberingAfterBreak="0">
     <w:nsid w:val="1D6851F9"/>
     <w:multiLevelType w:val="multilevel"/>
     <w:tmpl w:val="F3DA71CE"/>
@@ -6989,7 +10128,7 @@
       </w:rPr>
     </w:lvl>
   </w:abstractNum>
-  <w:abstractNum w:abstractNumId="14" w15:restartNumberingAfterBreak="0">
+  <w:abstractNum w:abstractNumId="17" w15:restartNumberingAfterBreak="0">
     <w:nsid w:val="1D784C23"/>
     <w:multiLevelType w:val="hybridMultilevel"/>
     <w:tmpl w:val="5AF2574A"/>
@@ -7101,7 +10240,7 @@
       </w:rPr>
     </w:lvl>
   </w:abstractNum>
-  <w:abstractNum w:abstractNumId="15" w15:restartNumberingAfterBreak="0">
+  <w:abstractNum w:abstractNumId="18" w15:restartNumberingAfterBreak="0">
     <w:nsid w:val="1F4C5636"/>
     <w:multiLevelType w:val="hybridMultilevel"/>
     <w:tmpl w:val="38AC7FAE"/>
@@ -7214,7 +10353,7 @@
       </w:rPr>
     </w:lvl>
   </w:abstractNum>
-  <w:abstractNum w:abstractNumId="16" w15:restartNumberingAfterBreak="0">
+  <w:abstractNum w:abstractNumId="19" w15:restartNumberingAfterBreak="0">
     <w:nsid w:val="2B26071E"/>
     <w:multiLevelType w:val="multilevel"/>
     <w:tmpl w:val="8766C44E"/>
@@ -7363,7 +10502,7 @@
       </w:rPr>
     </w:lvl>
   </w:abstractNum>
-  <w:abstractNum w:abstractNumId="17" w15:restartNumberingAfterBreak="0">
+  <w:abstractNum w:abstractNumId="20" w15:restartNumberingAfterBreak="0">
     <w:nsid w:val="2EC91E85"/>
     <w:multiLevelType w:val="hybridMultilevel"/>
     <w:tmpl w:val="042C6DDC"/>
@@ -7476,7 +10615,156 @@
       </w:rPr>
     </w:lvl>
   </w:abstractNum>
-  <w:abstractNum w:abstractNumId="18" w15:restartNumberingAfterBreak="0">
+  <w:abstractNum w:abstractNumId="21" w15:restartNumberingAfterBreak="0">
+    <w:nsid w:val="3B87599B"/>
+    <w:multiLevelType w:val="multilevel"/>
+    <w:tmpl w:val="BC04822C"/>
+    <w:lvl w:ilvl="0">
+      <w:start w:val="1"/>
+      <w:numFmt w:val="bullet"/>
+      <w:lvlText w:val=""/>
+      <w:lvlJc w:val="left"/>
+      <w:pPr>
+        <w:tabs>
+          <w:tab w:val="num" w:pos="720"/>
+        </w:tabs>
+        <w:ind w:left="720" w:hanging="360"/>
+      </w:pPr>
+      <w:rPr>
+        <w:rFonts w:ascii="Symbol" w:hAnsi="Symbol" w:hint="default"/>
+        <w:sz w:val="20"/>
+      </w:rPr>
+    </w:lvl>
+    <w:lvl w:ilvl="1" w:tentative="1">
+      <w:start w:val="1"/>
+      <w:numFmt w:val="bullet"/>
+      <w:lvlText w:val="o"/>
+      <w:lvlJc w:val="left"/>
+      <w:pPr>
+        <w:tabs>
+          <w:tab w:val="num" w:pos="1440"/>
+        </w:tabs>
+        <w:ind w:left="1440" w:hanging="360"/>
+      </w:pPr>
+      <w:rPr>
+        <w:rFonts w:ascii="Courier New" w:hAnsi="Courier New" w:hint="default"/>
+        <w:sz w:val="20"/>
+      </w:rPr>
+    </w:lvl>
+    <w:lvl w:ilvl="2" w:tentative="1">
+      <w:start w:val="1"/>
+      <w:numFmt w:val="bullet"/>
+      <w:lvlText w:val=""/>
+      <w:lvlJc w:val="left"/>
+      <w:pPr>
+        <w:tabs>
+          <w:tab w:val="num" w:pos="2160"/>
+        </w:tabs>
+        <w:ind w:left="2160" w:hanging="360"/>
+      </w:pPr>
+      <w:rPr>
+        <w:rFonts w:ascii="Wingdings" w:hAnsi="Wingdings" w:hint="default"/>
+        <w:sz w:val="20"/>
+      </w:rPr>
+    </w:lvl>
+    <w:lvl w:ilvl="3" w:tentative="1">
+      <w:start w:val="1"/>
+      <w:numFmt w:val="bullet"/>
+      <w:lvlText w:val=""/>
+      <w:lvlJc w:val="left"/>
+      <w:pPr>
+        <w:tabs>
+          <w:tab w:val="num" w:pos="2880"/>
+        </w:tabs>
+        <w:ind w:left="2880" w:hanging="360"/>
+      </w:pPr>
+      <w:rPr>
+        <w:rFonts w:ascii="Wingdings" w:hAnsi="Wingdings" w:hint="default"/>
+        <w:sz w:val="20"/>
+      </w:rPr>
+    </w:lvl>
+    <w:lvl w:ilvl="4" w:tentative="1">
+      <w:start w:val="1"/>
+      <w:numFmt w:val="bullet"/>
+      <w:lvlText w:val=""/>
+      <w:lvlJc w:val="left"/>
+      <w:pPr>
+        <w:tabs>
+          <w:tab w:val="num" w:pos="3600"/>
+        </w:tabs>
+        <w:ind w:left="3600" w:hanging="360"/>
+      </w:pPr>
+      <w:rPr>
+        <w:rFonts w:ascii="Wingdings" w:hAnsi="Wingdings" w:hint="default"/>
+        <w:sz w:val="20"/>
+      </w:rPr>
+    </w:lvl>
+    <w:lvl w:ilvl="5" w:tentative="1">
+      <w:start w:val="1"/>
+      <w:numFmt w:val="bullet"/>
+      <w:lvlText w:val=""/>
+      <w:lvlJc w:val="left"/>
+      <w:pPr>
+        <w:tabs>
+          <w:tab w:val="num" w:pos="4320"/>
+        </w:tabs>
+        <w:ind w:left="4320" w:hanging="360"/>
+      </w:pPr>
+      <w:rPr>
+        <w:rFonts w:ascii="Wingdings" w:hAnsi="Wingdings" w:hint="default"/>
+        <w:sz w:val="20"/>
+      </w:rPr>
+    </w:lvl>
+    <w:lvl w:ilvl="6" w:tentative="1">
+      <w:start w:val="1"/>
+      <w:numFmt w:val="bullet"/>
+      <w:lvlText w:val=""/>
+      <w:lvlJc w:val="left"/>
+      <w:pPr>
+        <w:tabs>
+          <w:tab w:val="num" w:pos="5040"/>
+        </w:tabs>
+        <w:ind w:left="5040" w:hanging="360"/>
+      </w:pPr>
+      <w:rPr>
+        <w:rFonts w:ascii="Wingdings" w:hAnsi="Wingdings" w:hint="default"/>
+        <w:sz w:val="20"/>
+      </w:rPr>
+    </w:lvl>
+    <w:lvl w:ilvl="7" w:tentative="1">
+      <w:start w:val="1"/>
+      <w:numFmt w:val="bullet"/>
+      <w:lvlText w:val=""/>
+      <w:lvlJc w:val="left"/>
+      <w:pPr>
+        <w:tabs>
+          <w:tab w:val="num" w:pos="5760"/>
+        </w:tabs>
+        <w:ind w:left="5760" w:hanging="360"/>
+      </w:pPr>
+      <w:rPr>
+        <w:rFonts w:ascii="Wingdings" w:hAnsi="Wingdings" w:hint="default"/>
+        <w:sz w:val="20"/>
+      </w:rPr>
+    </w:lvl>
+    <w:lvl w:ilvl="8" w:tentative="1">
+      <w:start w:val="1"/>
+      <w:numFmt w:val="bullet"/>
+      <w:lvlText w:val=""/>
+      <w:lvlJc w:val="left"/>
+      <w:pPr>
+        <w:tabs>
+          <w:tab w:val="num" w:pos="6480"/>
+        </w:tabs>
+        <w:ind w:left="6480" w:hanging="360"/>
+      </w:pPr>
+      <w:rPr>
+        <w:rFonts w:ascii="Wingdings" w:hAnsi="Wingdings" w:hint="default"/>
+        <w:sz w:val="20"/>
+      </w:rPr>
+    </w:lvl>
+  </w:abstractNum>
+  <w:abstractNum w:abstractNumId="22" w15:restartNumberingAfterBreak="0">
     <w:nsid w:val="4000788A"/>
     <w:multiLevelType w:val="hybridMultilevel"/>
     <w:tmpl w:val="7840AB44"/>
@@ -7562,7 +10850,7 @@
       </w:pPr>
     </w:lvl>
   </w:abstractNum>
-  <w:abstractNum w:abstractNumId="19" w15:restartNumberingAfterBreak="0">
+  <w:abstractNum w:abstractNumId="23" w15:restartNumberingAfterBreak="0">
     <w:nsid w:val="41867FC8"/>
     <w:multiLevelType w:val="hybridMultilevel"/>
     <w:tmpl w:val="30720DA4"/>
@@ -7651,7 +10939,7 @@
       </w:pPr>
     </w:lvl>
   </w:abstractNum>
-  <w:abstractNum w:abstractNumId="20" w15:restartNumberingAfterBreak="0">
+  <w:abstractNum w:abstractNumId="24" w15:restartNumberingAfterBreak="0">
     <w:nsid w:val="46DB79ED"/>
     <w:multiLevelType w:val="hybridMultilevel"/>
     <w:tmpl w:val="88A22870"/>
@@ -7737,7 +11025,7 @@
       </w:pPr>
     </w:lvl>
   </w:abstractNum>
-  <w:abstractNum w:abstractNumId="21" w15:restartNumberingAfterBreak="0">
+  <w:abstractNum w:abstractNumId="25" w15:restartNumberingAfterBreak="0">
     <w:nsid w:val="4E0857DE"/>
     <w:multiLevelType w:val="hybridMultilevel"/>
     <w:tmpl w:val="23C21B44"/>
@@ -7850,7 +11138,7 @@
       </w:rPr>
     </w:lvl>
   </w:abstractNum>
-  <w:abstractNum w:abstractNumId="22" w15:restartNumberingAfterBreak="0">
+  <w:abstractNum w:abstractNumId="26" w15:restartNumberingAfterBreak="0">
     <w:nsid w:val="4E6A7726"/>
     <w:multiLevelType w:val="hybridMultilevel"/>
     <w:tmpl w:val="7340FA66"/>
@@ -7963,7 +11251,7 @@
       </w:rPr>
     </w:lvl>
   </w:abstractNum>
-  <w:abstractNum w:abstractNumId="23" w15:restartNumberingAfterBreak="0">
+  <w:abstractNum w:abstractNumId="27" w15:restartNumberingAfterBreak="0">
     <w:nsid w:val="4F8E485A"/>
     <w:multiLevelType w:val="hybridMultilevel"/>
     <w:tmpl w:val="B0006D04"/>
@@ -8076,7 +11364,7 @@
       </w:rPr>
     </w:lvl>
   </w:abstractNum>
-  <w:abstractNum w:abstractNumId="24" w15:restartNumberingAfterBreak="0">
+  <w:abstractNum w:abstractNumId="28" w15:restartNumberingAfterBreak="0">
     <w:nsid w:val="500D4D93"/>
     <w:multiLevelType w:val="hybridMultilevel"/>
     <w:tmpl w:val="784EE620"/>
@@ -8162,7 +11450,7 @@
       </w:pPr>
     </w:lvl>
   </w:abstractNum>
-  <w:abstractNum w:abstractNumId="25" w15:restartNumberingAfterBreak="0">
+  <w:abstractNum w:abstractNumId="29" w15:restartNumberingAfterBreak="0">
     <w:nsid w:val="53785A7D"/>
     <w:multiLevelType w:val="hybridMultilevel"/>
     <w:tmpl w:val="9DB0F280"/>
@@ -8275,7 +11563,7 @@
       </w:rPr>
     </w:lvl>
   </w:abstractNum>
-  <w:abstractNum w:abstractNumId="26" w15:restartNumberingAfterBreak="0">
+  <w:abstractNum w:abstractNumId="30" w15:restartNumberingAfterBreak="0">
     <w:nsid w:val="55061B80"/>
     <w:multiLevelType w:val="multilevel"/>
     <w:tmpl w:val="6474308A"/>
@@ -8388,7 +11676,7 @@
       </w:pPr>
     </w:lvl>
   </w:abstractNum>
-  <w:abstractNum w:abstractNumId="27" w15:restartNumberingAfterBreak="0">
+  <w:abstractNum w:abstractNumId="31" w15:restartNumberingAfterBreak="0">
     <w:nsid w:val="57093884"/>
     <w:multiLevelType w:val="hybridMultilevel"/>
     <w:tmpl w:val="DF321914"/>
@@ -8474,7 +11762,7 @@
       </w:pPr>
     </w:lvl>
   </w:abstractNum>
-  <w:abstractNum w:abstractNumId="28" w15:restartNumberingAfterBreak="0">
+  <w:abstractNum w:abstractNumId="32" w15:restartNumberingAfterBreak="0">
     <w:nsid w:val="5A51139D"/>
     <w:multiLevelType w:val="hybridMultilevel"/>
     <w:tmpl w:val="633A0B2C"/>
@@ -8587,7 +11875,7 @@
       </w:rPr>
     </w:lvl>
   </w:abstractNum>
-  <w:abstractNum w:abstractNumId="29" w15:restartNumberingAfterBreak="0">
+  <w:abstractNum w:abstractNumId="33" w15:restartNumberingAfterBreak="0">
     <w:nsid w:val="5C5A40CB"/>
     <w:multiLevelType w:val="hybridMultilevel"/>
     <w:tmpl w:val="88A22870"/>
@@ -8673,7 +11961,7 @@
       </w:pPr>
     </w:lvl>
   </w:abstractNum>
-  <w:abstractNum w:abstractNumId="30" w15:restartNumberingAfterBreak="0">
+  <w:abstractNum w:abstractNumId="34" w15:restartNumberingAfterBreak="0">
     <w:nsid w:val="5E621390"/>
     <w:multiLevelType w:val="multilevel"/>
     <w:tmpl w:val="3EE07C3A"/>
@@ -8822,7 +12110,7 @@
       </w:rPr>
     </w:lvl>
   </w:abstractNum>
-  <w:abstractNum w:abstractNumId="31" w15:restartNumberingAfterBreak="0">
+  <w:abstractNum w:abstractNumId="35" w15:restartNumberingAfterBreak="0">
     <w:nsid w:val="684D1C00"/>
     <w:multiLevelType w:val="multilevel"/>
     <w:tmpl w:val="A7781DB6"/>
@@ -8971,7 +12259,7 @@
       </w:rPr>
     </w:lvl>
   </w:abstractNum>
-  <w:abstractNum w:abstractNumId="32" w15:restartNumberingAfterBreak="0">
+  <w:abstractNum w:abstractNumId="36" w15:restartNumberingAfterBreak="0">
     <w:nsid w:val="696B037D"/>
     <w:multiLevelType w:val="hybridMultilevel"/>
     <w:tmpl w:val="E4843A08"/>
@@ -9057,7 +12345,7 @@
       </w:pPr>
     </w:lvl>
   </w:abstractNum>
-  <w:abstractNum w:abstractNumId="33" w15:restartNumberingAfterBreak="0">
+  <w:abstractNum w:abstractNumId="37" w15:restartNumberingAfterBreak="0">
     <w:nsid w:val="6CD27D5C"/>
     <w:multiLevelType w:val="hybridMultilevel"/>
     <w:tmpl w:val="271E070E"/>
@@ -9170,7 +12458,7 @@
       </w:rPr>
     </w:lvl>
   </w:abstractNum>
-  <w:abstractNum w:abstractNumId="34" w15:restartNumberingAfterBreak="0">
+  <w:abstractNum w:abstractNumId="38" w15:restartNumberingAfterBreak="0">
     <w:nsid w:val="719665E5"/>
     <w:multiLevelType w:val="hybridMultilevel"/>
     <w:tmpl w:val="872E6162"/>
@@ -9283,7 +12571,7 @@
       </w:rPr>
     </w:lvl>
   </w:abstractNum>
-  <w:abstractNum w:abstractNumId="35" w15:restartNumberingAfterBreak="0">
+  <w:abstractNum w:abstractNumId="39" w15:restartNumberingAfterBreak="0">
     <w:nsid w:val="7952237B"/>
     <w:multiLevelType w:val="hybridMultilevel"/>
     <w:tmpl w:val="DA0CB38E"/>
@@ -9396,7 +12684,7 @@
       </w:rPr>
     </w:lvl>
   </w:abstractNum>
-  <w:abstractNum w:abstractNumId="36" w15:restartNumberingAfterBreak="0">
+  <w:abstractNum w:abstractNumId="40" w15:restartNumberingAfterBreak="0">
     <w:nsid w:val="7F2A3102"/>
     <w:multiLevelType w:val="multilevel"/>
     <w:tmpl w:val="909062EC"/>
@@ -9573,88 +12861,100 @@
     <w:abstractNumId w:val="0"/>
   </w:num>
   <w:num w:numId="10" w16cid:durableId="1107888001">
-    <w:abstractNumId w:val="31"/>
+    <w:abstractNumId w:val="35"/>
   </w:num>
   <w:num w:numId="11" w16cid:durableId="720980516">
-    <w:abstractNumId w:val="11"/>
+    <w:abstractNumId w:val="14"/>
   </w:num>
   <w:num w:numId="12" w16cid:durableId="990989557">
-    <w:abstractNumId w:val="30"/>
+    <w:abstractNumId w:val="34"/>
   </w:num>
   <w:num w:numId="13" w16cid:durableId="316685940">
-    <w:abstractNumId w:val="36"/>
+    <w:abstractNumId w:val="40"/>
   </w:num>
   <w:num w:numId="14" w16cid:durableId="1762990388">
-    <w:abstractNumId w:val="25"/>
+    <w:abstractNumId w:val="29"/>
   </w:num>
   <w:num w:numId="15" w16cid:durableId="65806569">
     <w:abstractNumId w:val="10"/>
   </w:num>
   <w:num w:numId="16" w16cid:durableId="985472273">
-    <w:abstractNumId w:val="21"/>
+    <w:abstractNumId w:val="25"/>
   </w:num>
   <w:num w:numId="17" w16cid:durableId="479930842">
-    <w:abstractNumId w:val="14"/>
+    <w:abstractNumId w:val="17"/>
   </w:num>
   <w:num w:numId="18" w16cid:durableId="1193764889">
-    <w:abstractNumId w:val="28"/>
+    <w:abstractNumId w:val="32"/>
   </w:num>
   <w:num w:numId="19" w16cid:durableId="698433325">
-    <w:abstractNumId w:val="34"/>
+    <w:abstractNumId w:val="38"/>
   </w:num>
   <w:num w:numId="20" w16cid:durableId="46229486">
+    <w:abstractNumId w:val="37"/>
+  </w:num>
+  <w:num w:numId="21" w16cid:durableId="1339966248">
+    <w:abstractNumId w:val="30"/>
+  </w:num>
+  <w:num w:numId="22" w16cid:durableId="346641431">
+    <w:abstractNumId w:val="22"/>
+  </w:num>
+  <w:num w:numId="23" w16cid:durableId="1928806541">
+    <w:abstractNumId w:val="23"/>
+  </w:num>
+  <w:num w:numId="24" w16cid:durableId="1214582309">
+    <w:abstractNumId w:val="31"/>
+  </w:num>
+  <w:num w:numId="25" w16cid:durableId="1253976158">
     <w:abstractNumId w:val="33"/>
   </w:num>
-  <w:num w:numId="21" w16cid:durableId="1339966248">
-    <w:abstractNumId w:val="26"/>
+  <w:num w:numId="26" w16cid:durableId="1008337319">
+    <w:abstractNumId w:val="24"/>
   </w:num>
-  <w:num w:numId="22" w16cid:durableId="346641431">
-    <w:abstractNumId w:val="18"/>
-  </w:num>
-  <w:num w:numId="23" w16cid:durableId="1928806541">
-    <w:abstractNumId w:val="19"/>
-  </w:num>
-  <w:num w:numId="24" w16cid:durableId="1214582309">
+  <w:num w:numId="27" w16cid:durableId="543718303">
     <w:abstractNumId w:val="27"/>
   </w:num>
-  <w:num w:numId="25" w16cid:durableId="1253976158">
-    <w:abstractNumId w:val="29"/>
-  </w:num>
-  <w:num w:numId="26" w16cid:durableId="1008337319">
-    <w:abstractNumId w:val="20"/>
-  </w:num>
-  <w:num w:numId="27" w16cid:durableId="543718303">
-    <w:abstractNumId w:val="23"/>
-  </w:num>
   <w:num w:numId="28" w16cid:durableId="774179722">
-    <w:abstractNumId w:val="24"/>
+    <w:abstractNumId w:val="28"/>
   </w:num>
   <w:num w:numId="29" w16cid:durableId="132717838">
     <w:abstractNumId w:val="9"/>
   </w:num>
   <w:num w:numId="30" w16cid:durableId="958340546">
+    <w:abstractNumId w:val="19"/>
+  </w:num>
+  <w:num w:numId="31" w16cid:durableId="1388146286">
+    <w:abstractNumId w:val="26"/>
+  </w:num>
+  <w:num w:numId="32" w16cid:durableId="1510414158">
+    <w:abstractNumId w:val="20"/>
+  </w:num>
+  <w:num w:numId="33" w16cid:durableId="1053234773">
     <w:abstractNumId w:val="16"/>
   </w:num>
-  <w:num w:numId="31" w16cid:durableId="1388146286">
-    <w:abstractNumId w:val="22"/>
+  <w:num w:numId="34" w16cid:durableId="1587687464">
+    <w:abstractNumId w:val="15"/>
   </w:num>
-  <w:num w:numId="32" w16cid:durableId="1510414158">
-    <w:abstractNumId w:val="17"/>
+  <w:num w:numId="35" w16cid:durableId="935526438">
+    <w:abstractNumId w:val="36"/>
   </w:num>
-  <w:num w:numId="33" w16cid:durableId="1053234773">
+  <w:num w:numId="36" w16cid:durableId="1725130434">
+    <w:abstractNumId w:val="39"/>
+  </w:num>
+  <w:num w:numId="37" w16cid:durableId="1984239984">
+    <w:abstractNumId w:val="18"/>
+  </w:num>
+  <w:num w:numId="38" w16cid:durableId="1688602920">
+    <w:abstractNumId w:val="11"/>
+  </w:num>
+  <w:num w:numId="39" w16cid:durableId="755978986">
+    <w:abstractNumId w:val="21"/>
+  </w:num>
+  <w:num w:numId="40" w16cid:durableId="816726500">
     <w:abstractNumId w:val="13"/>
   </w:num>
-  <w:num w:numId="34" w16cid:durableId="1587687464">
+  <w:num w:numId="41" w16cid:durableId="817962832">
     <w:abstractNumId w:val="12"/>
-  </w:num>
-  <w:num w:numId="35" w16cid:durableId="935526438">
-    <w:abstractNumId w:val="32"/>
-  </w:num>
-  <w:num w:numId="36" w16cid:durableId="1725130434">
-    <w:abstractNumId w:val="35"/>
-  </w:num>
-  <w:num w:numId="37" w16cid:durableId="1984239984">
-    <w:abstractNumId w:val="15"/>
   </w:num>
 </w:numbering>
 </file>
